--- a/会议问答-RNP问题理解版-总部技术团队-20260909.docx
+++ b/会议问答-RNP问题理解版-总部技术团队-20260909.docx
@@ -81,51 +81,51 @@
           <w:sz w:val="21"/>
           <w:szCs w:val="21"/>
         </w:rPr>
-        <w:t xml:space="preserve">这一版不照搬 RNP 的原话，而是把会上 62 个问题读懂之后重新讲一遍：同一件事的几次追问并成一问，先说清 </w:t>
-      </w:r>
-      <w:r>
-        <w:rPr>
-          <w:rFonts w:ascii="微软雅黑" w:cs="微软雅黑" w:eastAsia="微软雅黑" w:hAnsi="微软雅黑"/>
-          <w:b/>
-          <w:bCs/>
-          <w:color w:val="1D1D1A"/>
-          <w:sz w:val="21"/>
-          <w:szCs w:val="21"/>
-        </w:rPr>
-        <w:t xml:space="preserve">RNP 到底想知道什么、为什么问</w:t>
-      </w:r>
-      <w:r>
-        <w:rPr>
-          <w:rFonts w:ascii="微软雅黑" w:cs="微软雅黑" w:eastAsia="微软雅黑" w:hAnsi="微软雅黑"/>
-          <w:b w:val="false"/>
-          <w:bCs w:val="false"/>
-          <w:color w:val="1D1D1A"/>
-          <w:sz w:val="21"/>
-          <w:szCs w:val="21"/>
-        </w:rPr>
-        <w:t xml:space="preserve">，再简述 </w:t>
-      </w:r>
-      <w:r>
-        <w:rPr>
-          <w:rFonts w:ascii="微软雅黑" w:cs="微软雅黑" w:eastAsia="微软雅黑" w:hAnsi="微软雅黑"/>
-          <w:b/>
-          <w:bCs/>
-          <w:color w:val="1D1D1A"/>
-          <w:sz w:val="21"/>
-          <w:szCs w:val="21"/>
-        </w:rPr>
-        <w:t xml:space="preserve">讯飞或华为怎么答的</w:t>
-      </w:r>
-      <w:r>
-        <w:rPr>
-          <w:rFonts w:ascii="微软雅黑" w:cs="微软雅黑" w:eastAsia="微软雅黑" w:hAnsi="微软雅黑"/>
-          <w:b w:val="false"/>
-          <w:bCs w:val="false"/>
-          <w:color w:val="1D1D1A"/>
-          <w:sz w:val="21"/>
-          <w:szCs w:val="21"/>
-        </w:rPr>
-        <w:t xml:space="preserve">，必要时加一句 RNP 听完的反应。每问右侧标注对应的原问题编号（Q1 到 Q62），与《会议逐字稿》《逐问逐答记录》《提问梳理》三份文件一致，需要原话时按编号回查。全文不体现具体人名，只区分 RNP、讯飞、华为。</w:t>
+        <w:t xml:space="preserve">本文件把会上的 62 个原问题读懂之后合并为 30 问。每问只有两行：</w:t>
+      </w:r>
+      <w:r>
+        <w:rPr>
+          <w:rFonts w:ascii="微软雅黑" w:cs="微软雅黑" w:eastAsia="微软雅黑" w:hAnsi="微软雅黑"/>
+          <w:b/>
+          <w:bCs/>
+          <w:color w:val="1D1D1A"/>
+          <w:sz w:val="21"/>
+          <w:szCs w:val="21"/>
+        </w:rPr>
+        <w:t xml:space="preserve">RNP 的问题</w:t>
+      </w:r>
+      <w:r>
+        <w:rPr>
+          <w:rFonts w:ascii="微软雅黑" w:cs="微软雅黑" w:eastAsia="微软雅黑" w:hAnsi="微软雅黑"/>
+          <w:b w:val="false"/>
+          <w:bCs w:val="false"/>
+          <w:color w:val="1D1D1A"/>
+          <w:sz w:val="21"/>
+          <w:szCs w:val="21"/>
+        </w:rPr>
+        <w:t xml:space="preserve">，用一句书面语说清他们究竟在问什么，追问已并入；</w:t>
+      </w:r>
+      <w:r>
+        <w:rPr>
+          <w:rFonts w:ascii="微软雅黑" w:cs="微软雅黑" w:eastAsia="微软雅黑" w:hAnsi="微软雅黑"/>
+          <w:b/>
+          <w:bCs/>
+          <w:color w:val="1D1D1A"/>
+          <w:sz w:val="21"/>
+          <w:szCs w:val="21"/>
+        </w:rPr>
+        <w:t xml:space="preserve">讯飞或华为的结论</w:t>
+      </w:r>
+      <w:r>
+        <w:rPr>
+          <w:rFonts w:ascii="微软雅黑" w:cs="微软雅黑" w:eastAsia="微软雅黑" w:hAnsi="微软雅黑"/>
+          <w:b w:val="false"/>
+          <w:bCs w:val="false"/>
+          <w:color w:val="1D1D1A"/>
+          <w:sz w:val="21"/>
+          <w:szCs w:val="21"/>
+        </w:rPr>
+        <w:t xml:space="preserve">，只给答案，不叙述过程。个别问题附一条备注，指出会上没有答完的地方。每问右侧标注原问题编号，与《会议逐字稿》《逐问逐答记录》《提问梳理》一致，需要原话按编号回查。全文不体现人名，只区分 RNP、讯飞、华为。</w:t>
       </w:r>
     </w:p>
     <w:p>
@@ -163,7 +163,7 @@
           <w:sz w:val="21"/>
           <w:szCs w:val="21"/>
         </w:rPr>
-        <w:t xml:space="preserve">：RNP 全场没有对交付范围提异议，也没有谈价格。他们真正在问的是五件事：语料从哪来、在哪处理、能不能留在巴西；模型和权重归谁、能开放到什么程度；讯飞教的东西够不够深，RNP 要配多少人、什么人；领域模型和 API 能不能早点出成果；以及这套东西两年后没有讯飞还能不能自己运转。</w:t>
+        <w:t xml:space="preserve">：RNP 没有对交付范围提异议，没有谈价格。他们真正在问五件事：语料从哪来、在哪处理、能否留在巴西；模型和权重归谁、能开放到什么程度；讯飞教的东西够不够深、RNP 要配多少人；领域模型和 API 能否早出成果；两年后没有讯飞，这套东西 RNP 能不能自己运转。</w:t>
       </w:r>
     </w:p>
     <w:p>
@@ -181,7 +181,7 @@
           <w:sz w:val="28"/>
           <w:szCs w:val="28"/>
         </w:rPr>
-        <w:t xml:space="preserve">议题一　项目怎么开始：环境、接口与开工时点</w:t>
+        <w:t xml:space="preserve">议题一　项目怎么开始</w:t>
       </w:r>
     </w:p>
     <w:p>
@@ -209,7 +209,7 @@
           <w:sz w:val="22"/>
           <w:szCs w:val="22"/>
         </w:rPr>
-        <w:t xml:space="preserve">　"环境和接口"到底要 RNP 给什么</w:t>
+        <w:t xml:space="preserve">　"环境和接口"到底要 RNP 提供什么</w:t>
       </w:r>
       <w:r>
         <w:rPr>
@@ -237,74 +237,46 @@
           <w:sz w:val="21"/>
           <w:szCs w:val="21"/>
         </w:rPr>
-        <w:t xml:space="preserve">RNP 想知道的是：</w:t>
-      </w:r>
-      <w:r>
-        <w:rPr>
-          <w:rFonts w:ascii="微软雅黑" w:cs="微软雅黑" w:eastAsia="微软雅黑" w:hAnsi="微软雅黑"/>
-          <w:b w:val="false"/>
-          <w:bCs w:val="false"/>
-          <w:color w:val="1D1D1A"/>
-          <w:sz w:val="21"/>
-          <w:szCs w:val="21"/>
-        </w:rPr>
-        <w:t xml:space="preserve">讯飞的幻灯片写着 RNP 要"提供环境和接口"。RNP 担心的是两件事：一是数据中心还没建好，是不是就要他们先拿出服务器或设备；二是"接口"是不是要他们开放数据接口。所以他们连着问了三次：这两个词具体指什么、装机前要不要设备、接口是数据接口还是登录登出那种系统对接。</w:t>
-      </w:r>
-    </w:p>
-    <w:p>
-      <w:pPr>
-        <w:spacing w:after="90" w:line="320"/>
-        <w:ind w:left="360"/>
-      </w:pPr>
-      <w:r>
-        <w:rPr>
-          <w:rFonts w:ascii="微软雅黑" w:cs="微软雅黑" w:eastAsia="微软雅黑" w:hAnsi="微软雅黑"/>
-          <w:b/>
-          <w:bCs/>
-          <w:color w:val="C00000"/>
-          <w:sz w:val="21"/>
-          <w:szCs w:val="21"/>
-        </w:rPr>
-        <w:t xml:space="preserve">讯飞的回答：</w:t>
-      </w:r>
-      <w:r>
-        <w:rPr>
-          <w:rFonts w:ascii="微软雅黑" w:cs="微软雅黑" w:eastAsia="微软雅黑" w:hAnsi="微软雅黑"/>
-          <w:b w:val="false"/>
-          <w:bCs w:val="false"/>
-          <w:color w:val="1D1D1A"/>
-          <w:sz w:val="21"/>
-          <w:szCs w:val="21"/>
-        </w:rPr>
-        <w:t xml:space="preserve">接口指 RNP 现有登录、授权等系统的对接接口，用于单点登录和身份认证，讯飞也会为 RNP 定制一部分接口，交付的系统不能是数据孤岛，要按 TR 与 RNP 其他系统集成。环境只是物理场所、网络和登录授权，硬件交付后是 RNP 的资产，讯飞进去要经 RNP 批准。不需要 RNP 额外提供设备，在华为交付的环境里就能交付。</w:t>
-      </w:r>
-    </w:p>
-    <w:p>
-      <w:pPr>
-        <w:spacing w:after="90" w:line="320"/>
-        <w:ind w:left="360"/>
-      </w:pPr>
-      <w:r>
-        <w:rPr>
-          <w:rFonts w:ascii="微软雅黑" w:cs="微软雅黑" w:eastAsia="微软雅黑" w:hAnsi="微软雅黑"/>
-          <w:b/>
-          <w:bCs/>
-          <w:color w:val="0057A8"/>
-          <w:sz w:val="21"/>
-          <w:szCs w:val="21"/>
-        </w:rPr>
-        <w:t xml:space="preserve">RNP 的反应：</w:t>
-      </w:r>
-      <w:r>
-        <w:rPr>
-          <w:rFonts w:ascii="微软雅黑" w:cs="微软雅黑" w:eastAsia="微软雅黑" w:hAnsi="微软雅黑"/>
-          <w:b w:val="false"/>
-          <w:bCs w:val="false"/>
-          <w:color w:val="1D1D1A"/>
-          <w:sz w:val="21"/>
-          <w:szCs w:val="21"/>
-        </w:rPr>
-        <w:t xml:space="preserve">接口这事没问题，环境的疑问解开了。RNP 表示可以把自己的系统展示给讯飞便于对接，数据接入的细节以后细谈。</w:t>
+        <w:t xml:space="preserve">RNP 的问题：</w:t>
+      </w:r>
+      <w:r>
+        <w:rPr>
+          <w:rFonts w:ascii="微软雅黑" w:cs="微软雅黑" w:eastAsia="微软雅黑" w:hAnsi="微软雅黑"/>
+          <w:b w:val="false"/>
+          <w:bCs w:val="false"/>
+          <w:color w:val="1D1D1A"/>
+          <w:sz w:val="21"/>
+          <w:szCs w:val="21"/>
+        </w:rPr>
+        <w:t xml:space="preserve">讯飞要求 RNP"提供环境和接口"，RNP 想确认这是否意味着数据中心建成前就要拿出设备，以及是否要开放数据接口。</w:t>
+      </w:r>
+    </w:p>
+    <w:p>
+      <w:pPr>
+        <w:spacing w:after="90" w:line="320"/>
+        <w:ind w:left="360"/>
+      </w:pPr>
+      <w:r>
+        <w:rPr>
+          <w:rFonts w:ascii="微软雅黑" w:cs="微软雅黑" w:eastAsia="微软雅黑" w:hAnsi="微软雅黑"/>
+          <w:b/>
+          <w:bCs/>
+          <w:color w:val="C00000"/>
+          <w:sz w:val="21"/>
+          <w:szCs w:val="21"/>
+        </w:rPr>
+        <w:t xml:space="preserve">讯飞的结论：</w:t>
+      </w:r>
+      <w:r>
+        <w:rPr>
+          <w:rFonts w:ascii="微软雅黑" w:cs="微软雅黑" w:eastAsia="微软雅黑" w:hAnsi="微软雅黑"/>
+          <w:b w:val="false"/>
+          <w:bCs w:val="false"/>
+          <w:color w:val="1D1D1A"/>
+          <w:sz w:val="21"/>
+          <w:szCs w:val="21"/>
+        </w:rPr>
+        <w:t xml:space="preserve">不需要 RNP 额外提供设备。接口指登录、授权等系统的对接接口，讯飞也会定制一部分；环境指场地、网络和登录授权，硬件是 RNP 资产，讯飞进入须经其批准。</w:t>
       </w:r>
     </w:p>
     <w:p>
@@ -332,7 +304,7 @@
           <w:sz w:val="22"/>
           <w:szCs w:val="22"/>
         </w:rPr>
-        <w:t xml:space="preserve">　数据中心建好之前项目会不会开工，这段时间能先做什么</w:t>
+        <w:t xml:space="preserve">　数据中心建成前项目能否开工，能先做什么</w:t>
       </w:r>
       <w:r>
         <w:rPr>
@@ -360,74 +332,46 @@
           <w:sz w:val="21"/>
           <w:szCs w:val="21"/>
         </w:rPr>
-        <w:t xml:space="preserve">RNP 想知道的是：</w:t>
-      </w:r>
-      <w:r>
-        <w:rPr>
-          <w:rFonts w:ascii="微软雅黑" w:cs="微软雅黑" w:eastAsia="微软雅黑" w:hAnsi="微软雅黑"/>
-          <w:b w:val="false"/>
-          <w:bCs w:val="false"/>
-          <w:color w:val="1D1D1A"/>
-          <w:sz w:val="21"/>
-          <w:szCs w:val="21"/>
-        </w:rPr>
-        <w:t xml:space="preserve">RNP 一直以为项目会在数据中心就绪前就启动。他们最关心的是等设备的这一年里能先干什么，不想干等。</w:t>
-      </w:r>
-    </w:p>
-    <w:p>
-      <w:pPr>
-        <w:spacing w:after="90" w:line="320"/>
-        <w:ind w:left="360"/>
-      </w:pPr>
-      <w:r>
-        <w:rPr>
-          <w:rFonts w:ascii="微软雅黑" w:cs="微软雅黑" w:eastAsia="微软雅黑" w:hAnsi="微软雅黑"/>
-          <w:b/>
-          <w:bCs/>
-          <w:color w:val="C00000"/>
-          <w:sz w:val="21"/>
-          <w:szCs w:val="21"/>
-        </w:rPr>
-        <w:t xml:space="preserve">讯飞的回答：</w:t>
-      </w:r>
-      <w:r>
-        <w:rPr>
-          <w:rFonts w:ascii="微软雅黑" w:cs="微软雅黑" w:eastAsia="微软雅黑" w:hAnsi="微软雅黑"/>
-          <w:b w:val="false"/>
-          <w:bCs w:val="false"/>
-          <w:color w:val="1D1D1A"/>
-          <w:sz w:val="21"/>
-          <w:szCs w:val="21"/>
-        </w:rPr>
-        <w:t xml:space="preserve">交付软件需要数据中心和服务器，要分步推进，交付计划里会写清；但数据集准备这类前期工作会先做，后面会专门讲建设期间可以先做的事。</w:t>
-      </w:r>
-    </w:p>
-    <w:p>
-      <w:pPr>
-        <w:spacing w:after="90" w:line="320"/>
-        <w:ind w:left="360"/>
-      </w:pPr>
-      <w:r>
-        <w:rPr>
-          <w:rFonts w:ascii="微软雅黑" w:cs="微软雅黑" w:eastAsia="微软雅黑" w:hAnsi="微软雅黑"/>
-          <w:b/>
-          <w:bCs/>
-          <w:color w:val="0057A8"/>
-          <w:sz w:val="21"/>
-          <w:szCs w:val="21"/>
-        </w:rPr>
-        <w:t xml:space="preserve">RNP 的反应：</w:t>
-      </w:r>
-      <w:r>
-        <w:rPr>
-          <w:rFonts w:ascii="微软雅黑" w:cs="微软雅黑" w:eastAsia="微软雅黑" w:hAnsi="微软雅黑"/>
-          <w:b w:val="false"/>
-          <w:bCs w:val="false"/>
-          <w:color w:val="1D1D1A"/>
-          <w:sz w:val="21"/>
-          <w:szCs w:val="21"/>
-        </w:rPr>
-        <w:t xml:space="preserve">今天先有个总览就行。</w:t>
+        <w:t xml:space="preserve">RNP 的问题：</w:t>
+      </w:r>
+      <w:r>
+        <w:rPr>
+          <w:rFonts w:ascii="微软雅黑" w:cs="微软雅黑" w:eastAsia="微软雅黑" w:hAnsi="微软雅黑"/>
+          <w:b w:val="false"/>
+          <w:bCs w:val="false"/>
+          <w:color w:val="1D1D1A"/>
+          <w:sz w:val="21"/>
+          <w:szCs w:val="21"/>
+        </w:rPr>
+        <w:t xml:space="preserve">RNP 以为项目会在数据中心就绪前启动，想知道等设备的这一年里能先做哪些工作。</w:t>
+      </w:r>
+    </w:p>
+    <w:p>
+      <w:pPr>
+        <w:spacing w:after="90" w:line="320"/>
+        <w:ind w:left="360"/>
+      </w:pPr>
+      <w:r>
+        <w:rPr>
+          <w:rFonts w:ascii="微软雅黑" w:cs="微软雅黑" w:eastAsia="微软雅黑" w:hAnsi="微软雅黑"/>
+          <w:b/>
+          <w:bCs/>
+          <w:color w:val="C00000"/>
+          <w:sz w:val="21"/>
+          <w:szCs w:val="21"/>
+        </w:rPr>
+        <w:t xml:space="preserve">讯飞的结论：</w:t>
+      </w:r>
+      <w:r>
+        <w:rPr>
+          <w:rFonts w:ascii="微软雅黑" w:cs="微软雅黑" w:eastAsia="微软雅黑" w:hAnsi="微软雅黑"/>
+          <w:b w:val="false"/>
+          <w:bCs w:val="false"/>
+          <w:color w:val="1D1D1A"/>
+          <w:sz w:val="21"/>
+          <w:szCs w:val="21"/>
+        </w:rPr>
+        <w:t xml:space="preserve">软件交付要等数据中心，但语料准备等前期工作先做；建设期间可做的事项后面专门说明。</w:t>
       </w:r>
     </w:p>
     <w:p>
@@ -473,7 +417,7 @@
           <w:sz w:val="22"/>
           <w:szCs w:val="22"/>
         </w:rPr>
-        <w:t xml:space="preserve">　500 亿 token 到底够不够，它是全部训练数据还是一个增量</w:t>
+        <w:t xml:space="preserve">　500 亿 token 是否足够，它是全部训练数据还是增量</w:t>
       </w:r>
       <w:r>
         <w:rPr>
@@ -501,74 +445,46 @@
           <w:sz w:val="21"/>
           <w:szCs w:val="21"/>
         </w:rPr>
-        <w:t xml:space="preserve">RNP 想知道的是：</w:t>
-      </w:r>
-      <w:r>
-        <w:rPr>
-          <w:rFonts w:ascii="微软雅黑" w:cs="微软雅黑" w:eastAsia="微软雅黑" w:hAnsi="微软雅黑"/>
-          <w:b w:val="false"/>
-          <w:bCs w:val="false"/>
-          <w:color w:val="1D1D1A"/>
-          <w:sz w:val="21"/>
-          <w:szCs w:val="21"/>
-        </w:rPr>
-        <w:t xml:space="preserve">RNP 问过好几位业内专家，都说 3000 亿参数的模型只用 500 亿 token 训不出巴西葡语模型，得要 1000 亿到 2000 亿。这个问题他们上次问过、答案没记住，这次当场打断再问。远程同事补了一个更精确的版本：这 500 亿是拿来在已有基座上做持续预训练、专门补巴西葡语，还是整个训练就靠这 500 亿。</w:t>
-      </w:r>
-    </w:p>
-    <w:p>
-      <w:pPr>
-        <w:spacing w:after="90" w:line="320"/>
-        <w:ind w:left="360"/>
-      </w:pPr>
-      <w:r>
-        <w:rPr>
-          <w:rFonts w:ascii="微软雅黑" w:cs="微软雅黑" w:eastAsia="微软雅黑" w:hAnsi="微软雅黑"/>
-          <w:b/>
-          <w:bCs/>
-          <w:color w:val="C00000"/>
-          <w:sz w:val="21"/>
-          <w:szCs w:val="21"/>
-        </w:rPr>
-        <w:t xml:space="preserve">讯飞的回答：</w:t>
-      </w:r>
-      <w:r>
-        <w:rPr>
-          <w:rFonts w:ascii="微软雅黑" w:cs="微软雅黑" w:eastAsia="微软雅黑" w:hAnsi="微软雅黑"/>
-          <w:b w:val="false"/>
-          <w:bCs w:val="false"/>
-          <w:color w:val="1D1D1A"/>
-          <w:sz w:val="21"/>
-          <w:szCs w:val="21"/>
-        </w:rPr>
-        <w:t xml:space="preserve">500 亿是 RNP 本地的高质量语料，不是全部训练数据。基座此前已用数千亿数据从零训练完成；讯飞会先在中国用约 3000 亿 token 的公开葡语和英语语料给基座做持续预训练，让它掌握通用葡语，再把模型搬到巴西，用 500 亿本地语料训巴西的价值观、图书馆、新闻等内容。语料分三个库：讯飞自有预训练语料，可用于训练但对 RNP 不可见；为本项目在中国收集的公开葡语语料，数千亿 token，对 RNP 开放并由 RNP 审批；本地语料，只有 RNP 持有。公开语料和第一轮模型都会转交 RNP，其中约一到两成是巴西葡语，RNP 可以拿去训别的模型。</w:t>
-      </w:r>
-    </w:p>
-    <w:p>
-      <w:pPr>
-        <w:spacing w:after="90" w:line="320"/>
-        <w:ind w:left="360"/>
-      </w:pPr>
-      <w:r>
-        <w:rPr>
-          <w:rFonts w:ascii="微软雅黑" w:cs="微软雅黑" w:eastAsia="微软雅黑" w:hAnsi="微软雅黑"/>
-          <w:b/>
-          <w:bCs/>
-          <w:color w:val="0057A8"/>
-          <w:sz w:val="21"/>
-          <w:szCs w:val="21"/>
-        </w:rPr>
-        <w:t xml:space="preserve">RNP 的反应：</w:t>
-      </w:r>
-      <w:r>
-        <w:rPr>
-          <w:rFonts w:ascii="微软雅黑" w:cs="微软雅黑" w:eastAsia="微软雅黑" w:hAnsi="微软雅黑"/>
-          <w:b w:val="false"/>
-          <w:bCs w:val="false"/>
-          <w:color w:val="1D1D1A"/>
-          <w:sz w:val="21"/>
-          <w:szCs w:val="21"/>
-        </w:rPr>
-        <w:t xml:space="preserve">追问"这些会给我们吗"，得到肯定答复后表示清楚了。</w:t>
+        <w:t xml:space="preserve">RNP 的问题：</w:t>
+      </w:r>
+      <w:r>
+        <w:rPr>
+          <w:rFonts w:ascii="微软雅黑" w:cs="微软雅黑" w:eastAsia="微软雅黑" w:hAnsi="微软雅黑"/>
+          <w:b w:val="false"/>
+          <w:bCs w:val="false"/>
+          <w:color w:val="1D1D1A"/>
+          <w:sz w:val="21"/>
+          <w:szCs w:val="21"/>
+        </w:rPr>
+        <w:t xml:space="preserve">外部专家认为 3000 亿参数的模型只用 500 亿 token 不够，RNP 要弄清这 500 亿是全部训练数据，还是在已训好的基座上做持续预训练的增量。</w:t>
+      </w:r>
+    </w:p>
+    <w:p>
+      <w:pPr>
+        <w:spacing w:after="90" w:line="320"/>
+        <w:ind w:left="360"/>
+      </w:pPr>
+      <w:r>
+        <w:rPr>
+          <w:rFonts w:ascii="微软雅黑" w:cs="微软雅黑" w:eastAsia="微软雅黑" w:hAnsi="微软雅黑"/>
+          <w:b/>
+          <w:bCs/>
+          <w:color w:val="C00000"/>
+          <w:sz w:val="21"/>
+          <w:szCs w:val="21"/>
+        </w:rPr>
+        <w:t xml:space="preserve">讯飞的结论：</w:t>
+      </w:r>
+      <w:r>
+        <w:rPr>
+          <w:rFonts w:ascii="微软雅黑" w:cs="微软雅黑" w:eastAsia="微软雅黑" w:hAnsi="微软雅黑"/>
+          <w:b w:val="false"/>
+          <w:bCs w:val="false"/>
+          <w:color w:val="1D1D1A"/>
+          <w:sz w:val="21"/>
+          <w:szCs w:val="21"/>
+        </w:rPr>
+        <w:t xml:space="preserve">是增量。基座已用数千亿数据训好，先在中国用约 3000 亿 token 公开葡语语料增强，再到巴西用 500 亿本地语料训巴西特色；公开语料和第一轮模型转交 RNP，本地语料只归 RNP。RNP 表示清楚了。</w:t>
       </w:r>
     </w:p>
     <w:p>
@@ -596,7 +512,7 @@
           <w:sz w:val="22"/>
           <w:szCs w:val="22"/>
         </w:rPr>
-        <w:t xml:space="preserve">　RNP 想同时在开源模型上做一遍，讯飞给不给方法</w:t>
+        <w:t xml:space="preserve">　RNP 能否在开源模型上并行做同样的事</w:t>
       </w:r>
       <w:r>
         <w:rPr>
@@ -624,74 +540,46 @@
           <w:sz w:val="21"/>
           <w:szCs w:val="21"/>
         </w:rPr>
-        <w:t xml:space="preserve">RNP 想知道的是：</w:t>
-      </w:r>
-      <w:r>
-        <w:rPr>
-          <w:rFonts w:ascii="微软雅黑" w:cs="微软雅黑" w:eastAsia="微软雅黑" w:hAnsi="微软雅黑"/>
-          <w:b w:val="false"/>
-          <w:bCs w:val="false"/>
-          <w:color w:val="1D1D1A"/>
-          <w:sz w:val="21"/>
-          <w:szCs w:val="21"/>
-        </w:rPr>
-        <w:t xml:space="preserve">RNP 之前就说过不想只绑星火，想并行训一个开源模型。他们问：讯飞在中国给星火做持续预训练时，RNP 在开源模型上做同样的事需要的东西能不能都给，数据集大概能给，但训练方法论会不会教，讯飞说过这方面有版权。远程同事把意图说透了：不是要指定训练路线，而是不管选哪条路线，都要能落成可验证的要求：性能、模型资产归谁、知识转移、技术自主。后面又问了一次能不能在别的开放模型上建巴西模型，并要求把"这是一个可选项"说清楚。</w:t>
-      </w:r>
-    </w:p>
-    <w:p>
-      <w:pPr>
-        <w:spacing w:after="90" w:line="320"/>
-        <w:ind w:left="360"/>
-      </w:pPr>
-      <w:r>
-        <w:rPr>
-          <w:rFonts w:ascii="微软雅黑" w:cs="微软雅黑" w:eastAsia="微软雅黑" w:hAnsi="微软雅黑"/>
-          <w:b/>
-          <w:bCs/>
-          <w:color w:val="C00000"/>
-          <w:sz w:val="21"/>
-          <w:szCs w:val="21"/>
-        </w:rPr>
-        <w:t xml:space="preserve">讯飞的回答：</w:t>
-      </w:r>
-      <w:r>
-        <w:rPr>
-          <w:rFonts w:ascii="微软雅黑" w:cs="微软雅黑" w:eastAsia="微软雅黑" w:hAnsi="微软雅黑"/>
-          <w:b w:val="false"/>
-          <w:bCs w:val="false"/>
-          <w:color w:val="1D1D1A"/>
-          <w:sz w:val="21"/>
-          <w:szCs w:val="21"/>
-        </w:rPr>
-        <w:t xml:space="preserve">方法论可以转移，它是通用的，RNP 学会后可以用在开源模型上；但开源模型对讯飞是黑盒，不知道它的预训练数据，出了性能问题排查慢，用星火则细节全在手里可以快速优化。在别的开放模型上建可以，讯飞提供支持、咨询和答疑，但不保证性能；对国家 AI 软件栈从 FP1 到 FP9 提供研发支持，开放所有接口。</w:t>
-      </w:r>
-    </w:p>
-    <w:p>
-      <w:pPr>
-        <w:spacing w:after="90" w:line="320"/>
-        <w:ind w:left="360"/>
-      </w:pPr>
-      <w:r>
-        <w:rPr>
-          <w:rFonts w:ascii="微软雅黑" w:cs="微软雅黑" w:eastAsia="微软雅黑" w:hAnsi="微软雅黑"/>
-          <w:b/>
-          <w:bCs/>
-          <w:color w:val="0057A8"/>
-          <w:sz w:val="21"/>
-          <w:szCs w:val="21"/>
-        </w:rPr>
-        <w:t xml:space="preserve">RNP 的反应：</w:t>
-      </w:r>
-      <w:r>
-        <w:rPr>
-          <w:rFonts w:ascii="微软雅黑" w:cs="微软雅黑" w:eastAsia="微软雅黑" w:hAnsi="微软雅黑"/>
-          <w:b w:val="false"/>
-          <w:bCs w:val="false"/>
-          <w:color w:val="1D1D1A"/>
-          <w:sz w:val="21"/>
-          <w:szCs w:val="21"/>
-        </w:rPr>
-        <w:t xml:space="preserve">要求书面明确"这是一个可选项"。</w:t>
+        <w:t xml:space="preserve">RNP 的问题：</w:t>
+      </w:r>
+      <w:r>
+        <w:rPr>
+          <w:rFonts w:ascii="微软雅黑" w:cs="微软雅黑" w:eastAsia="微软雅黑" w:hAnsi="微软雅黑"/>
+          <w:b w:val="false"/>
+          <w:bCs w:val="false"/>
+          <w:color w:val="1D1D1A"/>
+          <w:sz w:val="21"/>
+          <w:szCs w:val="21"/>
+        </w:rPr>
+        <w:t xml:space="preserve">RNP 不想只绑定星火，想知道讯飞是否会转移训练方法论、支持其在开源模型上并行训练，并要求把"这是一个可选项"写明。</w:t>
+      </w:r>
+    </w:p>
+    <w:p>
+      <w:pPr>
+        <w:spacing w:after="90" w:line="320"/>
+        <w:ind w:left="360"/>
+      </w:pPr>
+      <w:r>
+        <w:rPr>
+          <w:rFonts w:ascii="微软雅黑" w:cs="微软雅黑" w:eastAsia="微软雅黑" w:hAnsi="微软雅黑"/>
+          <w:b/>
+          <w:bCs/>
+          <w:color w:val="C00000"/>
+          <w:sz w:val="21"/>
+          <w:szCs w:val="21"/>
+        </w:rPr>
+        <w:t xml:space="preserve">讯飞的结论：</w:t>
+      </w:r>
+      <w:r>
+        <w:rPr>
+          <w:rFonts w:ascii="微软雅黑" w:cs="微软雅黑" w:eastAsia="微软雅黑" w:hAnsi="微软雅黑"/>
+          <w:b w:val="false"/>
+          <w:bCs w:val="false"/>
+          <w:color w:val="1D1D1A"/>
+          <w:sz w:val="21"/>
+          <w:szCs w:val="21"/>
+        </w:rPr>
+        <w:t xml:space="preserve">方法论可以转移，讯飞支持并答疑，但不保证开源模型的性能；推荐星火是因为细节可控、出问题排查快。</w:t>
       </w:r>
     </w:p>
     <w:p>
@@ -719,7 +607,7 @@
           <w:sz w:val="22"/>
           <w:szCs w:val="22"/>
         </w:rPr>
-        <w:t xml:space="preserve">　公开数据被讯飞用了，RNP 的 500 亿去哪找；能不能和别家共享</w:t>
+        <w:t xml:space="preserve">　RNP 的 500 亿非公开语料从哪来，能否与其他公司共享</w:t>
       </w:r>
       <w:r>
         <w:rPr>
@@ -747,46 +635,46 @@
           <w:sz w:val="21"/>
           <w:szCs w:val="21"/>
         </w:rPr>
-        <w:t xml:space="preserve">RNP 想知道的是：</w:t>
-      </w:r>
-      <w:r>
-        <w:rPr>
-          <w:rFonts w:ascii="微软雅黑" w:cs="微软雅黑" w:eastAsia="微软雅黑" w:hAnsi="微软雅黑"/>
-          <w:b w:val="false"/>
-          <w:bCs w:val="false"/>
-          <w:color w:val="1D1D1A"/>
-          <w:sz w:val="21"/>
-          <w:szCs w:val="21"/>
-        </w:rPr>
-        <w:t xml:space="preserve">讯飞要把葡语公开数据都用掉，那 RNP 的 500 亿就不能再用公开数据，否则重复，全得从书籍之类的非公开渠道找，工作量很大。RNP 顺势提出：讯飞在巴西还和另一家公司做同类的事，能不能共享成果别重复干活；RNP 二月已经接触过两家做葡语模型的巴西公司。</w:t>
-      </w:r>
-    </w:p>
-    <w:p>
-      <w:pPr>
-        <w:spacing w:after="90" w:line="320"/>
-        <w:ind w:left="360"/>
-      </w:pPr>
-      <w:r>
-        <w:rPr>
-          <w:rFonts w:ascii="微软雅黑" w:cs="微软雅黑" w:eastAsia="微软雅黑" w:hAnsi="微软雅黑"/>
-          <w:b/>
-          <w:bCs/>
-          <w:color w:val="C00000"/>
-          <w:sz w:val="21"/>
-          <w:szCs w:val="21"/>
-        </w:rPr>
-        <w:t xml:space="preserve">讯飞的回答：</w:t>
-      </w:r>
-      <w:r>
-        <w:rPr>
-          <w:rFonts w:ascii="微软雅黑" w:cs="微软雅黑" w:eastAsia="微软雅黑" w:hAnsi="微软雅黑"/>
-          <w:b w:val="false"/>
-          <w:bCs w:val="false"/>
-          <w:color w:val="1D1D1A"/>
-          <w:sz w:val="21"/>
-          <w:szCs w:val="21"/>
-        </w:rPr>
-        <w:t xml:space="preserve">是这样。讯飞会给出数据收集清单和计划，与 RNP 共同确认；公开数据由讯飞收集，RNP 只审批和质检，RNP 团队集中收巴西内部的高质量数据。那两家公司讯飞认识，成果可以直接购买或收集，做清单时一并考虑。</w:t>
+        <w:t xml:space="preserve">RNP 的问题：</w:t>
+      </w:r>
+      <w:r>
+        <w:rPr>
+          <w:rFonts w:ascii="微软雅黑" w:cs="微软雅黑" w:eastAsia="微软雅黑" w:hAnsi="微软雅黑"/>
+          <w:b w:val="false"/>
+          <w:bCs w:val="false"/>
+          <w:color w:val="1D1D1A"/>
+          <w:sz w:val="21"/>
+          <w:szCs w:val="21"/>
+        </w:rPr>
+        <w:t xml:space="preserve">讯飞用掉公开葡语数据后，RNP 的 500 亿是否必须全部来自非公开渠道，能否与讯飞在巴西的另一合作方共享成果、避免重复。</w:t>
+      </w:r>
+    </w:p>
+    <w:p>
+      <w:pPr>
+        <w:spacing w:after="90" w:line="320"/>
+        <w:ind w:left="360"/>
+      </w:pPr>
+      <w:r>
+        <w:rPr>
+          <w:rFonts w:ascii="微软雅黑" w:cs="微软雅黑" w:eastAsia="微软雅黑" w:hAnsi="微软雅黑"/>
+          <w:b/>
+          <w:bCs/>
+          <w:color w:val="C00000"/>
+          <w:sz w:val="21"/>
+          <w:szCs w:val="21"/>
+        </w:rPr>
+        <w:t xml:space="preserve">讯飞的结论：</w:t>
+      </w:r>
+      <w:r>
+        <w:rPr>
+          <w:rFonts w:ascii="微软雅黑" w:cs="微软雅黑" w:eastAsia="微软雅黑" w:hAnsi="微软雅黑"/>
+          <w:b w:val="false"/>
+          <w:bCs w:val="false"/>
+          <w:color w:val="1D1D1A"/>
+          <w:sz w:val="21"/>
+          <w:szCs w:val="21"/>
+        </w:rPr>
+        <w:t xml:space="preserve">是。讯飞给出数据收集清单和计划，公开数据由讯飞收集、RNP 审批，RNP 集中收集内部数据；RNP 接触过的两家巴西公司，其成果可以购买或收集。</w:t>
       </w:r>
     </w:p>
     <w:p>
@@ -814,7 +702,7 @@
           <w:sz w:val="22"/>
           <w:szCs w:val="22"/>
         </w:rPr>
-        <w:t xml:space="preserve">　建成前的临时算力用什么卡，公共云能不能用</w:t>
+        <w:t xml:space="preserve">　建成前的临时算力用什么卡，公共云能否使用</w:t>
       </w:r>
       <w:r>
         <w:rPr>
@@ -842,46 +730,46 @@
           <w:sz w:val="21"/>
           <w:szCs w:val="21"/>
         </w:rPr>
-        <w:t xml:space="preserve">RNP 想知道的是：</w:t>
-      </w:r>
-      <w:r>
-        <w:rPr>
-          <w:rFonts w:ascii="微软雅黑" w:cs="微软雅黑" w:eastAsia="微软雅黑" w:hAnsi="微软雅黑"/>
-          <w:b w:val="false"/>
-          <w:bCs w:val="false"/>
-          <w:color w:val="1D1D1A"/>
-          <w:sz w:val="21"/>
-          <w:szCs w:val="21"/>
-        </w:rPr>
-        <w:t xml:space="preserve">讯飞说数据中心建好前要先弄 16 或 32 张卡建语料，RNP 问是什么 GPU。接着表态：因为数据的原因公共云基本不能用，算力安排 RNP 必须参与；涉及敏感私有数据的部分必须用巴西本地算力。</w:t>
-      </w:r>
-    </w:p>
-    <w:p>
-      <w:pPr>
-        <w:spacing w:after="90" w:line="320"/>
-        <w:ind w:left="360"/>
-      </w:pPr>
-      <w:r>
-        <w:rPr>
-          <w:rFonts w:ascii="微软雅黑" w:cs="微软雅黑" w:eastAsia="微软雅黑" w:hAnsi="微软雅黑"/>
-          <w:b/>
-          <w:bCs/>
-          <w:color w:val="C00000"/>
-          <w:sz w:val="21"/>
-          <w:szCs w:val="21"/>
-        </w:rPr>
-        <w:t xml:space="preserve">讯飞的回答：</w:t>
-      </w:r>
-      <w:r>
-        <w:rPr>
-          <w:rFonts w:ascii="微软雅黑" w:cs="微软雅黑" w:eastAsia="微软雅黑" w:hAnsi="微软雅黑"/>
-          <w:b w:val="false"/>
-          <w:bCs w:val="false"/>
-          <w:color w:val="1D1D1A"/>
-          <w:sz w:val="21"/>
-          <w:szCs w:val="21"/>
-        </w:rPr>
-        <w:t xml:space="preserve">要的是 NPU，语料工具链用多个小模型做处理。公开数据不敏感可以用中国算力，本地 500 亿因 LGPD 必须用本地算力。数据中心建设、本地语料建设、公开数据收集三件事必须并行，否则一年后数据中心投运时没有训练数据。</w:t>
+        <w:t xml:space="preserve">RNP 的问题：</w:t>
+      </w:r>
+      <w:r>
+        <w:rPr>
+          <w:rFonts w:ascii="微软雅黑" w:cs="微软雅黑" w:eastAsia="微软雅黑" w:hAnsi="微软雅黑"/>
+          <w:b w:val="false"/>
+          <w:bCs w:val="false"/>
+          <w:color w:val="1D1D1A"/>
+          <w:sz w:val="21"/>
+          <w:szCs w:val="21"/>
+        </w:rPr>
+        <w:t xml:space="preserve">讯飞说建成前要 16 或 32 张卡建语料，RNP 想知道是什么卡，并表明公共云基本不能用、敏感数据必须用巴西本地算力。</w:t>
+      </w:r>
+    </w:p>
+    <w:p>
+      <w:pPr>
+        <w:spacing w:after="90" w:line="320"/>
+        <w:ind w:left="360"/>
+      </w:pPr>
+      <w:r>
+        <w:rPr>
+          <w:rFonts w:ascii="微软雅黑" w:cs="微软雅黑" w:eastAsia="微软雅黑" w:hAnsi="微软雅黑"/>
+          <w:b/>
+          <w:bCs/>
+          <w:color w:val="C00000"/>
+          <w:sz w:val="21"/>
+          <w:szCs w:val="21"/>
+        </w:rPr>
+        <w:t xml:space="preserve">讯飞的结论：</w:t>
+      </w:r>
+      <w:r>
+        <w:rPr>
+          <w:rFonts w:ascii="微软雅黑" w:cs="微软雅黑" w:eastAsia="微软雅黑" w:hAnsi="微软雅黑"/>
+          <w:b w:val="false"/>
+          <w:bCs w:val="false"/>
+          <w:color w:val="1D1D1A"/>
+          <w:sz w:val="21"/>
+          <w:szCs w:val="21"/>
+        </w:rPr>
+        <w:t xml:space="preserve">用 NPU。公开数据可在中国处理，本地 500 亿必须本地处理；数据中心建设、本地语料、公开数据收集三线并行。</w:t>
       </w:r>
     </w:p>
     <w:p>
@@ -909,7 +797,7 @@
           <w:sz w:val="22"/>
           <w:szCs w:val="22"/>
         </w:rPr>
-        <w:t xml:space="preserve">　中国那边用的语料会不会连来源许可一起交；巴西数据会不会出境</w:t>
+        <w:t xml:space="preserve">　中国侧语料是否连来源许可一起交付，巴西数据是否出境</w:t>
       </w:r>
       <w:r>
         <w:rPr>
@@ -937,46 +825,46 @@
           <w:sz w:val="21"/>
           <w:szCs w:val="21"/>
         </w:rPr>
-        <w:t xml:space="preserve">RNP 想知道的是：</w:t>
-      </w:r>
-      <w:r>
-        <w:rPr>
-          <w:rFonts w:ascii="微软雅黑" w:cs="微软雅黑" w:eastAsia="微软雅黑" w:hAnsi="微软雅黑"/>
-          <w:b w:val="false"/>
-          <w:bCs w:val="false"/>
-          <w:color w:val="1D1D1A"/>
-          <w:sz w:val="21"/>
-          <w:szCs w:val="21"/>
-        </w:rPr>
-        <w:t xml:space="preserve">远程同事事先准备的两个问题。一是在中国用来增强基座的完整语料，交付时会不会连数据来源、许可信息、质量标准和处理方法一起给。二是幻灯片上写着"持续向讯飞站点供数据"，那巴西语料到底在哪处理，任何巴西数据或 token 化后的数据会不会离开巴西。</w:t>
-      </w:r>
-    </w:p>
-    <w:p>
-      <w:pPr>
-        <w:spacing w:after="90" w:line="320"/>
-        <w:ind w:left="360"/>
-      </w:pPr>
-      <w:r>
-        <w:rPr>
-          <w:rFonts w:ascii="微软雅黑" w:cs="微软雅黑" w:eastAsia="微软雅黑" w:hAnsi="微软雅黑"/>
-          <w:b/>
-          <w:bCs/>
-          <w:color w:val="C00000"/>
-          <w:sz w:val="21"/>
-          <w:szCs w:val="21"/>
-        </w:rPr>
-        <w:t xml:space="preserve">讯飞的回答：</w:t>
-      </w:r>
-      <w:r>
-        <w:rPr>
-          <w:rFonts w:ascii="微软雅黑" w:cs="微软雅黑" w:eastAsia="微软雅黑" w:hAnsi="微软雅黑"/>
-          <w:b w:val="false"/>
-          <w:bCs w:val="false"/>
-          <w:color w:val="1D1D1A"/>
-          <w:sz w:val="21"/>
-          <w:szCs w:val="21"/>
-        </w:rPr>
-        <w:t xml:space="preserve">会，连方法论、流程和知识转移一起交付，公开数据集会移交。不会出境，离开巴西的只有讯飞自己收的公开数据；500 亿本地语料永远在 RNP 环境里，讯飞派人到巴西处理，这正是需要本地算力的原因。</w:t>
+        <w:t xml:space="preserve">RNP 的问题：</w:t>
+      </w:r>
+      <w:r>
+        <w:rPr>
+          <w:rFonts w:ascii="微软雅黑" w:cs="微软雅黑" w:eastAsia="微软雅黑" w:hAnsi="微软雅黑"/>
+          <w:b w:val="false"/>
+          <w:bCs w:val="false"/>
+          <w:color w:val="1D1D1A"/>
+          <w:sz w:val="21"/>
+          <w:szCs w:val="21"/>
+        </w:rPr>
+        <w:t xml:space="preserve">在中国增强基座所用的语料交付时是否附来源、许可、质量标准和处理方法；巴西语料在何处处理，是否有任何巴西数据或 token 化数据出境。</w:t>
+      </w:r>
+    </w:p>
+    <w:p>
+      <w:pPr>
+        <w:spacing w:after="90" w:line="320"/>
+        <w:ind w:left="360"/>
+      </w:pPr>
+      <w:r>
+        <w:rPr>
+          <w:rFonts w:ascii="微软雅黑" w:cs="微软雅黑" w:eastAsia="微软雅黑" w:hAnsi="微软雅黑"/>
+          <w:b/>
+          <w:bCs/>
+          <w:color w:val="C00000"/>
+          <w:sz w:val="21"/>
+          <w:szCs w:val="21"/>
+        </w:rPr>
+        <w:t xml:space="preserve">讯飞的结论：</w:t>
+      </w:r>
+      <w:r>
+        <w:rPr>
+          <w:rFonts w:ascii="微软雅黑" w:cs="微软雅黑" w:eastAsia="微软雅黑" w:hAnsi="微软雅黑"/>
+          <w:b w:val="false"/>
+          <w:bCs w:val="false"/>
+          <w:color w:val="1D1D1A"/>
+          <w:sz w:val="21"/>
+          <w:szCs w:val="21"/>
+        </w:rPr>
+        <w:t xml:space="preserve">附带交付。不出境，出境的只有讯飞自行收集的公开数据，本地语料留在 RNP 环境，由讯飞人员到巴西处理。</w:t>
       </w:r>
     </w:p>
     <w:p>
@@ -994,7 +882,7 @@
           <w:sz w:val="28"/>
           <w:szCs w:val="28"/>
         </w:rPr>
-        <w:t xml:space="preserve">议题三　星火基座与权重能开放到什么程度</w:t>
+        <w:t xml:space="preserve">议题三　星火基座与权重开放</w:t>
       </w:r>
     </w:p>
     <w:p>
@@ -1022,7 +910,7 @@
           <w:sz w:val="22"/>
           <w:szCs w:val="22"/>
         </w:rPr>
-        <w:t xml:space="preserve">　基座是星火吗；大星火不开权重，那 RNP 的最终模型能不能自由分享</w:t>
+        <w:t xml:space="preserve">　基座是否星火，最终模型能否以宽松许可分享</w:t>
       </w:r>
       <w:r>
         <w:rPr>
@@ -1050,74 +938,46 @@
           <w:sz w:val="21"/>
           <w:szCs w:val="21"/>
         </w:rPr>
-        <w:t xml:space="preserve">RNP 想知道的是：</w:t>
-      </w:r>
-      <w:r>
-        <w:rPr>
-          <w:rFonts w:ascii="微软雅黑" w:cs="微软雅黑" w:eastAsia="微软雅黑" w:hAnsi="微软雅黑"/>
-          <w:b w:val="false"/>
-          <w:bCs w:val="false"/>
-          <w:color w:val="1D1D1A"/>
-          <w:sz w:val="21"/>
-          <w:szCs w:val="21"/>
-        </w:rPr>
-        <w:t xml:space="preserve">远程架构师先确认技术路线是星火架构，再指出讯飞的大尺寸星火不是开放权重的。真正的问题是：RNP 甚至巴西政府将来想用宽松许可把项目最终得到的模型分享出去，行不行，会不会被星火原始许可牵制。RNP 还要考虑分享给其他政府机构。</w:t>
-      </w:r>
-    </w:p>
-    <w:p>
-      <w:pPr>
-        <w:spacing w:after="90" w:line="320"/>
-        <w:ind w:left="360"/>
-      </w:pPr>
-      <w:r>
-        <w:rPr>
-          <w:rFonts w:ascii="微软雅黑" w:cs="微软雅黑" w:eastAsia="微软雅黑" w:hAnsi="微软雅黑"/>
-          <w:b/>
-          <w:bCs/>
-          <w:color w:val="C00000"/>
-          <w:sz w:val="21"/>
-          <w:szCs w:val="21"/>
-        </w:rPr>
-        <w:t xml:space="preserve">讯飞的回答：</w:t>
-      </w:r>
-      <w:r>
-        <w:rPr>
-          <w:rFonts w:ascii="微软雅黑" w:cs="微软雅黑" w:eastAsia="微软雅黑" w:hAnsi="微软雅黑"/>
-          <w:b w:val="false"/>
-          <w:bCs w:val="false"/>
-          <w:color w:val="1D1D1A"/>
-          <w:sz w:val="21"/>
-          <w:szCs w:val="21"/>
-        </w:rPr>
-        <w:t xml:space="preserve">是星火架构；刚开源了一个 300 亿的小模型，新版星火前一天刚发布。开放问题五月已经澄清并经总部批准：本项目用的星火，包括 3000 亿版本，对巴西受限开放，即对 RNP 及其团队开放但不公开，范围写进合同；分享给合作伙伴可以，但要协商授权、与讯飞共同签署，不能逐一直接分发；原因是不希望模型被转售到其他国家。哪些实体可以分享，在法务阶段写入合同。</w:t>
-      </w:r>
-    </w:p>
-    <w:p>
-      <w:pPr>
-        <w:spacing w:after="90" w:line="320"/>
-        <w:ind w:left="360"/>
-      </w:pPr>
-      <w:r>
-        <w:rPr>
-          <w:rFonts w:ascii="微软雅黑" w:cs="微软雅黑" w:eastAsia="微软雅黑" w:hAnsi="微软雅黑"/>
-          <w:b/>
-          <w:bCs/>
-          <w:color w:val="0057A8"/>
-          <w:sz w:val="21"/>
-          <w:szCs w:val="21"/>
-        </w:rPr>
-        <w:t xml:space="preserve">RNP 的反应：</w:t>
-      </w:r>
-      <w:r>
-        <w:rPr>
-          <w:rFonts w:ascii="微软雅黑" w:cs="微软雅黑" w:eastAsia="微软雅黑" w:hAnsi="微软雅黑"/>
-          <w:b w:val="false"/>
-          <w:bCs w:val="false"/>
-          <w:color w:val="1D1D1A"/>
-          <w:sz w:val="21"/>
-          <w:szCs w:val="21"/>
-        </w:rPr>
-        <w:t xml:space="preserve">可以列一份清单、谈一个范围。</w:t>
+        <w:t xml:space="preserve">RNP 的问题：</w:t>
+      </w:r>
+      <w:r>
+        <w:rPr>
+          <w:rFonts w:ascii="微软雅黑" w:cs="微软雅黑" w:eastAsia="微软雅黑" w:hAnsi="微软雅黑"/>
+          <w:b w:val="false"/>
+          <w:bCs w:val="false"/>
+          <w:color w:val="1D1D1A"/>
+          <w:sz w:val="21"/>
+          <w:szCs w:val="21"/>
+        </w:rPr>
+        <w:t xml:space="preserve">RNP 确认基座为星火架构后，想知道在大尺寸星火不开放权重的前提下，RNP 或政府能否以宽松许可分享最终模型，包括分享给其他政府机构。</w:t>
+      </w:r>
+    </w:p>
+    <w:p>
+      <w:pPr>
+        <w:spacing w:after="90" w:line="320"/>
+        <w:ind w:left="360"/>
+      </w:pPr>
+      <w:r>
+        <w:rPr>
+          <w:rFonts w:ascii="微软雅黑" w:cs="微软雅黑" w:eastAsia="微软雅黑" w:hAnsi="微软雅黑"/>
+          <w:b/>
+          <w:bCs/>
+          <w:color w:val="C00000"/>
+          <w:sz w:val="21"/>
+          <w:szCs w:val="21"/>
+        </w:rPr>
+        <w:t xml:space="preserve">讯飞的结论：</w:t>
+      </w:r>
+      <w:r>
+        <w:rPr>
+          <w:rFonts w:ascii="微软雅黑" w:cs="微软雅黑" w:eastAsia="微软雅黑" w:hAnsi="微软雅黑"/>
+          <w:b w:val="false"/>
+          <w:bCs w:val="false"/>
+          <w:color w:val="1D1D1A"/>
+          <w:sz w:val="21"/>
+          <w:szCs w:val="21"/>
+        </w:rPr>
+        <w:t xml:space="preserve">项目所用星火含 3000 亿版本对 RNP 受限开放：对其团队开放但不公开，范围写入合同；分享给其他实体需协商授权并与讯飞共同签署，清单在法务阶段确定。</w:t>
       </w:r>
     </w:p>
     <w:p>
@@ -1135,7 +995,7 @@
           <w:sz w:val="28"/>
           <w:szCs w:val="28"/>
         </w:rPr>
-        <w:t xml:space="preserve">议题四　评测与验收：怎么才算训好了</w:t>
+        <w:t xml:space="preserve">议题四　评测与验收</w:t>
       </w:r>
     </w:p>
     <w:p>
@@ -1163,7 +1023,7 @@
           <w:sz w:val="22"/>
           <w:szCs w:val="22"/>
         </w:rPr>
-        <w:t xml:space="preserve">　评测分数不好怎么办；验收线怎么定；怎么避免互相扯皮</w:t>
+        <w:t xml:space="preserve">　评测不达标怎么办，验收标准怎么定</w:t>
       </w:r>
       <w:r>
         <w:rPr>
@@ -1191,46 +1051,46 @@
           <w:sz w:val="21"/>
           <w:szCs w:val="21"/>
         </w:rPr>
-        <w:t xml:space="preserve">RNP 想知道的是：</w:t>
-      </w:r>
-      <w:r>
-        <w:rPr>
-          <w:rFonts w:ascii="微软雅黑" w:cs="微软雅黑" w:eastAsia="微软雅黑" w:hAnsi="微软雅黑"/>
-          <w:b w:val="false"/>
-          <w:bCs w:val="false"/>
-          <w:color w:val="1D1D1A"/>
-          <w:sz w:val="21"/>
-          <w:szCs w:val="21"/>
-        </w:rPr>
-        <w:t xml:space="preserve">RNP 设想了一个场景：模型训完、语料微调都做了，拿 benchmark 一测分数不好，怎么办；合同里总得有条验收线说到什么程度算可以，怎么落。他们把担心说得很直白：假如共建一个 20 项任务的 benchmark，测出 75%，RNP 说不够，讯飞怎么办，RNP 随时都可以说不够，所以得有客观标准。领域模型也要有专门的 benchmark。</w:t>
-      </w:r>
-    </w:p>
-    <w:p>
-      <w:pPr>
-        <w:spacing w:after="90" w:line="320"/>
-        <w:ind w:left="360"/>
-      </w:pPr>
-      <w:r>
-        <w:rPr>
-          <w:rFonts w:ascii="微软雅黑" w:cs="微软雅黑" w:eastAsia="微软雅黑" w:hAnsi="微软雅黑"/>
-          <w:b/>
-          <w:bCs/>
-          <w:color w:val="C00000"/>
-          <w:sz w:val="21"/>
-          <w:szCs w:val="21"/>
-        </w:rPr>
-        <w:t xml:space="preserve">讯飞的回答：</w:t>
-      </w:r>
-      <w:r>
-        <w:rPr>
-          <w:rFonts w:ascii="微软雅黑" w:cs="微软雅黑" w:eastAsia="微软雅黑" w:hAnsi="微软雅黑"/>
-          <w:b w:val="false"/>
-          <w:bCs w:val="false"/>
-          <w:color w:val="1D1D1A"/>
-          <w:sz w:val="21"/>
-          <w:szCs w:val="21"/>
-        </w:rPr>
-        <w:t xml:space="preserve">评测分两部分：公开 benchmark 尽力拿高分供验收；主要靠和 RNP 共建的巴西国家 benchmark 来判断能不能用。会列巴西主流 benchmark 清单，如 ENEM 高考、有害内容测试，此前书面答复已提过；针对 benchmark 刷分没意义，关键是 RNP 定义自己的目标。训练开始前先协商验收标准，讯飞有模板，训练前确认全部 benchmark 和可接受条件；结果也取决于 RNP 的语料，但讯飞不会拿"是你们数据的问题"推责。领域模型同样在训练前确认验收条款。</w:t>
+        <w:t xml:space="preserve">RNP 的问题：</w:t>
+      </w:r>
+      <w:r>
+        <w:rPr>
+          <w:rFonts w:ascii="微软雅黑" w:cs="微软雅黑" w:eastAsia="微软雅黑" w:hAnsi="微软雅黑"/>
+          <w:b w:val="false"/>
+          <w:bCs w:val="false"/>
+          <w:color w:val="1D1D1A"/>
+          <w:sz w:val="21"/>
+          <w:szCs w:val="21"/>
+        </w:rPr>
+        <w:t xml:space="preserve">RNP 想知道模型评测分数不理想时如何处理、合同里的验收线如何设定、如何用客观标准避免双方互相推责，以及领域模型是否有专门的 benchmark。</w:t>
+      </w:r>
+    </w:p>
+    <w:p>
+      <w:pPr>
+        <w:spacing w:after="90" w:line="320"/>
+        <w:ind w:left="360"/>
+      </w:pPr>
+      <w:r>
+        <w:rPr>
+          <w:rFonts w:ascii="微软雅黑" w:cs="微软雅黑" w:eastAsia="微软雅黑" w:hAnsi="微软雅黑"/>
+          <w:b/>
+          <w:bCs/>
+          <w:color w:val="C00000"/>
+          <w:sz w:val="21"/>
+          <w:szCs w:val="21"/>
+        </w:rPr>
+        <w:t xml:space="preserve">讯飞的结论：</w:t>
+      </w:r>
+      <w:r>
+        <w:rPr>
+          <w:rFonts w:ascii="微软雅黑" w:cs="微软雅黑" w:eastAsia="微软雅黑" w:hAnsi="微软雅黑"/>
+          <w:b w:val="false"/>
+          <w:bCs w:val="false"/>
+          <w:color w:val="1D1D1A"/>
+          <w:sz w:val="21"/>
+          <w:szCs w:val="21"/>
+        </w:rPr>
+        <w:t xml:space="preserve">公开 benchmark 加双方共建的巴西国家 benchmark；训练前用模板协商并确认全部 benchmark 和可接受条件，讯飞不以数据问题推责；领域模型同样在训练前确认验收条款。</w:t>
       </w:r>
     </w:p>
     <w:p>
@@ -1276,7 +1136,7 @@
           <w:sz w:val="22"/>
           <w:szCs w:val="22"/>
         </w:rPr>
-        <w:t xml:space="preserve">　三个领域定了没有；三个是不是同一个价</w:t>
+        <w:t xml:space="preserve">　三个领域是否确定，三个是否包含在同一价格内</w:t>
       </w:r>
       <w:r>
         <w:rPr>
@@ -1304,74 +1164,46 @@
           <w:sz w:val="21"/>
           <w:szCs w:val="21"/>
         </w:rPr>
-        <w:t xml:space="preserve">RNP 想知道的是：</w:t>
-      </w:r>
-      <w:r>
-        <w:rPr>
-          <w:rFonts w:ascii="微软雅黑" w:cs="微软雅黑" w:eastAsia="微软雅黑" w:hAnsi="微软雅黑"/>
-          <w:b w:val="false"/>
-          <w:bCs w:val="false"/>
-          <w:color w:val="1D1D1A"/>
-          <w:sz w:val="21"/>
-          <w:szCs w:val="21"/>
-        </w:rPr>
-        <w:t xml:space="preserve">这题是讯飞先问的：健康、空间、生物多样性三个领域确认了吗。RNP 答：只是举例，选哪几个领域由 Casa Civil 定，不是 RNP 说了算。讯飞说领域可以留空但数量定三个，多做两个成本会增加。RNP 随即反应：以为三个领域是包在同一个价里的。</w:t>
-      </w:r>
-    </w:p>
-    <w:p>
-      <w:pPr>
-        <w:spacing w:after="90" w:line="320"/>
-        <w:ind w:left="360"/>
-      </w:pPr>
-      <w:r>
-        <w:rPr>
-          <w:rFonts w:ascii="微软雅黑" w:cs="微软雅黑" w:eastAsia="微软雅黑" w:hAnsi="微软雅黑"/>
-          <w:b/>
-          <w:bCs/>
-          <w:color w:val="C00000"/>
-          <w:sz w:val="21"/>
-          <w:szCs w:val="21"/>
-        </w:rPr>
-        <w:t xml:space="preserve">讯飞的回答：</w:t>
-      </w:r>
-      <w:r>
-        <w:rPr>
-          <w:rFonts w:ascii="微软雅黑" w:cs="微软雅黑" w:eastAsia="微软雅黑" w:hAnsi="微软雅黑"/>
-          <w:b w:val="false"/>
-          <w:bCs w:val="false"/>
-          <w:color w:val="1D1D1A"/>
-          <w:sz w:val="21"/>
-          <w:szCs w:val="21"/>
-        </w:rPr>
-        <w:t xml:space="preserve">成本确实增加了，但经内部协商已与华为达成一致，保持总价不变。补充了限制：领域模型不是行业模型，健康这种领域太大，建议每个领域只选一个具体方向、从小规模做起；需要 RNP 定义场景、协调数据、提供领域专家确认结果。</w:t>
-      </w:r>
-    </w:p>
-    <w:p>
-      <w:pPr>
-        <w:spacing w:after="90" w:line="320"/>
-        <w:ind w:left="360"/>
-      </w:pPr>
-      <w:r>
-        <w:rPr>
-          <w:rFonts w:ascii="微软雅黑" w:cs="微软雅黑" w:eastAsia="微软雅黑" w:hAnsi="微软雅黑"/>
-          <w:b/>
-          <w:bCs/>
-          <w:color w:val="0057A8"/>
-          <w:sz w:val="21"/>
-          <w:szCs w:val="21"/>
-        </w:rPr>
-        <w:t xml:space="preserve">RNP 的反应：</w:t>
-      </w:r>
-      <w:r>
-        <w:rPr>
-          <w:rFonts w:ascii="微软雅黑" w:cs="微软雅黑" w:eastAsia="微软雅黑" w:hAnsi="微软雅黑"/>
-          <w:b w:val="false"/>
-          <w:bCs w:val="false"/>
-          <w:color w:val="1D1D1A"/>
-          <w:sz w:val="21"/>
-          <w:szCs w:val="21"/>
-        </w:rPr>
-        <w:t xml:space="preserve">先说了一句"那是你们的成本，不是我们的"；对"一个领域一个方向"表示可以接受，前提是把知识教给 RNP，从具体点入手再扩展是健康的做法。</w:t>
+        <w:t xml:space="preserve">RNP 的问题：</w:t>
+      </w:r>
+      <w:r>
+        <w:rPr>
+          <w:rFonts w:ascii="微软雅黑" w:cs="微软雅黑" w:eastAsia="微软雅黑" w:hAnsi="微软雅黑"/>
+          <w:b w:val="false"/>
+          <w:bCs w:val="false"/>
+          <w:color w:val="1D1D1A"/>
+          <w:sz w:val="21"/>
+          <w:szCs w:val="21"/>
+        </w:rPr>
+        <w:t xml:space="preserve">讯飞询问三个领域是否确定，RNP 答由 Casa Civil 决定，并追问三个领域是否本就包含在同一价格内。</w:t>
+      </w:r>
+    </w:p>
+    <w:p>
+      <w:pPr>
+        <w:spacing w:after="90" w:line="320"/>
+        <w:ind w:left="360"/>
+      </w:pPr>
+      <w:r>
+        <w:rPr>
+          <w:rFonts w:ascii="微软雅黑" w:cs="微软雅黑" w:eastAsia="微软雅黑" w:hAnsi="微软雅黑"/>
+          <w:b/>
+          <w:bCs/>
+          <w:color w:val="C00000"/>
+          <w:sz w:val="21"/>
+          <w:szCs w:val="21"/>
+        </w:rPr>
+        <w:t xml:space="preserve">讯飞的结论：</w:t>
+      </w:r>
+      <w:r>
+        <w:rPr>
+          <w:rFonts w:ascii="微软雅黑" w:cs="微软雅黑" w:eastAsia="微软雅黑" w:hAnsi="微软雅黑"/>
+          <w:b w:val="false"/>
+          <w:bCs w:val="false"/>
+          <w:color w:val="1D1D1A"/>
+          <w:sz w:val="21"/>
+          <w:szCs w:val="21"/>
+        </w:rPr>
+        <w:t xml:space="preserve">领域可留空、数量定为三个；讯飞成本增加但与华为协商后总价不变；每个领域只做一个具体方向，需 RNP 定义场景、协调数据、提供专家。RNP 接受。</w:t>
       </w:r>
     </w:p>
     <w:p>
@@ -1399,7 +1231,7 @@
           <w:sz w:val="22"/>
           <w:szCs w:val="22"/>
         </w:rPr>
-        <w:t xml:space="preserve">　领域模型用什么基座、谁来训；训练会不会把算力占满</w:t>
+        <w:t xml:space="preserve">　领域模型用什么基座、由谁训练，训练是否占满算力</w:t>
       </w:r>
       <w:r>
         <w:rPr>
@@ -1427,74 +1259,46 @@
           <w:sz w:val="21"/>
           <w:szCs w:val="21"/>
         </w:rPr>
-        <w:t xml:space="preserve">RNP 想知道的是：</w:t>
-      </w:r>
-      <w:r>
-        <w:rPr>
-          <w:rFonts w:ascii="微软雅黑" w:cs="微软雅黑" w:eastAsia="微软雅黑" w:hAnsi="微软雅黑"/>
-          <w:b w:val="false"/>
-          <w:bCs w:val="false"/>
-          <w:color w:val="1D1D1A"/>
-          <w:sz w:val="21"/>
-          <w:szCs w:val="21"/>
-        </w:rPr>
-        <w:t xml:space="preserve">RNP 之前理解讯飞不用星火大模型、用小模型做领域模型，想知道主要用哪个，讯飞自己的小模型还是开源模型，计划是什么。接着问：国家模型训练是不是要把算力全占了，还是能同时在平台上放几个模型做推理和实验。</w:t>
-      </w:r>
-    </w:p>
-    <w:p>
-      <w:pPr>
-        <w:spacing w:after="90" w:line="320"/>
-        <w:ind w:left="360"/>
-      </w:pPr>
-      <w:r>
-        <w:rPr>
-          <w:rFonts w:ascii="微软雅黑" w:cs="微软雅黑" w:eastAsia="微软雅黑" w:hAnsi="微软雅黑"/>
-          <w:b/>
-          <w:bCs/>
-          <w:color w:val="C00000"/>
-          <w:sz w:val="21"/>
-          <w:szCs w:val="21"/>
-        </w:rPr>
-        <w:t xml:space="preserve">讯飞的回答：</w:t>
-      </w:r>
-      <w:r>
-        <w:rPr>
-          <w:rFonts w:ascii="微软雅黑" w:cs="微软雅黑" w:eastAsia="微软雅黑" w:hAnsi="微软雅黑"/>
-          <w:b w:val="false"/>
-          <w:bCs w:val="false"/>
-          <w:color w:val="1D1D1A"/>
-          <w:sz w:val="21"/>
-          <w:szCs w:val="21"/>
-        </w:rPr>
-        <w:t xml:space="preserve">两者都行，规模不是问题，300 亿或 700 亿可能就够，最好从大模型蒸馏；确认领域后选该领域表现最好的基座，比如拿星火医疗模型和开源模型做 benchmark 比较；怎么选模型是知识转移课程之一。领域模型在国家模型之后，由 RNP 自己训、讯飞咨询指导，可以先用讯飞的算力；能否同时启动取决于算力，要和华为确认。训练约需 200 多 PFLOPS，可以在首批算力里划一个实验环境，支持微调，持续预训练则困难。另外讯飞可以额外交付一个约 300 亿参数的小尺寸葡语主权模型，作为领域模型的基座。</w:t>
-      </w:r>
-    </w:p>
-    <w:p>
-      <w:pPr>
-        <w:spacing w:after="90" w:line="320"/>
-        <w:ind w:left="360"/>
-      </w:pPr>
-      <w:r>
-        <w:rPr>
-          <w:rFonts w:ascii="微软雅黑" w:cs="微软雅黑" w:eastAsia="微软雅黑" w:hAnsi="微软雅黑"/>
-          <w:b/>
-          <w:bCs/>
-          <w:color w:val="0057A8"/>
-          <w:sz w:val="21"/>
-          <w:szCs w:val="21"/>
-        </w:rPr>
-        <w:t xml:space="preserve">RNP 的反应：</w:t>
-      </w:r>
-      <w:r>
-        <w:rPr>
-          <w:rFonts w:ascii="微软雅黑" w:cs="微软雅黑" w:eastAsia="微软雅黑" w:hAnsi="微软雅黑"/>
-          <w:b w:val="false"/>
-          <w:bCs w:val="false"/>
-          <w:color w:val="1D1D1A"/>
-          <w:sz w:val="21"/>
-          <w:szCs w:val="21"/>
-        </w:rPr>
-        <w:t xml:space="preserve">能有个葡语模型当然是好事。</w:t>
+        <w:t xml:space="preserve">RNP 的问题：</w:t>
+      </w:r>
+      <w:r>
+        <w:rPr>
+          <w:rFonts w:ascii="微软雅黑" w:cs="微软雅黑" w:eastAsia="微软雅黑" w:hAnsi="微软雅黑"/>
+          <w:b w:val="false"/>
+          <w:bCs w:val="false"/>
+          <w:color w:val="1D1D1A"/>
+          <w:sz w:val="21"/>
+          <w:szCs w:val="21"/>
+        </w:rPr>
+        <w:t xml:space="preserve">RNP 想知道领域模型用星火小模型还是开源模型作基座、由谁训练，以及国家模型训练期间能否同时做推理和实验。</w:t>
+      </w:r>
+    </w:p>
+    <w:p>
+      <w:pPr>
+        <w:spacing w:after="90" w:line="320"/>
+        <w:ind w:left="360"/>
+      </w:pPr>
+      <w:r>
+        <w:rPr>
+          <w:rFonts w:ascii="微软雅黑" w:cs="微软雅黑" w:eastAsia="微软雅黑" w:hAnsi="微软雅黑"/>
+          <w:b/>
+          <w:bCs/>
+          <w:color w:val="C00000"/>
+          <w:sz w:val="21"/>
+          <w:szCs w:val="21"/>
+        </w:rPr>
+        <w:t xml:space="preserve">讯飞的结论：</w:t>
+      </w:r>
+      <w:r>
+        <w:rPr>
+          <w:rFonts w:ascii="微软雅黑" w:cs="微软雅黑" w:eastAsia="微软雅黑" w:hAnsi="微软雅黑"/>
+          <w:b w:val="false"/>
+          <w:bCs w:val="false"/>
+          <w:color w:val="1D1D1A"/>
+          <w:sz w:val="21"/>
+          <w:szCs w:val="21"/>
+        </w:rPr>
+        <w:t xml:space="preserve">确认领域后选表现最好的基座，星火或开源均可；RNP 自己训、讯飞指导，可先用讯飞算力；首批算力可划出实验环境支持微调；讯飞可额外交付约 300 亿参数的葡语小模型作基座。</w:t>
       </w:r>
     </w:p>
     <w:p>
@@ -1512,7 +1316,7 @@
           <w:sz w:val="28"/>
           <w:szCs w:val="28"/>
         </w:rPr>
-        <w:t xml:space="preserve">议题六　国民应用：API、用户与治理</w:t>
+        <w:t xml:space="preserve">议题六　国民应用、API 与治理</w:t>
       </w:r>
     </w:p>
     <w:p>
@@ -1540,7 +1344,7 @@
           <w:sz w:val="22"/>
           <w:szCs w:val="22"/>
         </w:rPr>
-        <w:t xml:space="preserve">　API 能不能做 agent；能有多少用户；能不能按租户限额</w:t>
+        <w:t xml:space="preserve">　API 能否开发 agent，能有多少用户，能否按租户限额</w:t>
       </w:r>
       <w:r>
         <w:rPr>
@@ -1568,46 +1372,46 @@
           <w:sz w:val="21"/>
           <w:szCs w:val="21"/>
         </w:rPr>
-        <w:t xml:space="preserve">RNP 想知道的是：</w:t>
-      </w:r>
-      <w:r>
-        <w:rPr>
-          <w:rFonts w:ascii="微软雅黑" w:cs="微软雅黑" w:eastAsia="微软雅黑" w:hAnsi="微软雅黑"/>
-          <w:b w:val="false"/>
-          <w:bCs w:val="false"/>
-          <w:color w:val="1D1D1A"/>
-          <w:sz w:val="21"/>
-          <w:szCs w:val="21"/>
-        </w:rPr>
-        <w:t xml:space="preserve">讯飞讲国民应用时提到 1000 路并发，RNP 问：提供的 API 能不能拿来开发 agent；到底能有多少用户；能不能给每个用户或租户设定用量并查清每一方用了多少，因为 RNP 要做治理；治理这方面能做到多深。</w:t>
-      </w:r>
-    </w:p>
-    <w:p>
-      <w:pPr>
-        <w:spacing w:after="90" w:line="320"/>
-        <w:ind w:left="360"/>
-      </w:pPr>
-      <w:r>
-        <w:rPr>
-          <w:rFonts w:ascii="微软雅黑" w:cs="微软雅黑" w:eastAsia="微软雅黑" w:hAnsi="微软雅黑"/>
-          <w:b/>
-          <w:bCs/>
-          <w:color w:val="C00000"/>
-          <w:sz w:val="21"/>
-          <w:szCs w:val="21"/>
-        </w:rPr>
-        <w:t xml:space="preserve">讯飞的回答：</w:t>
-      </w:r>
-      <w:r>
-        <w:rPr>
-          <w:rFonts w:ascii="微软雅黑" w:cs="微软雅黑" w:eastAsia="微软雅黑" w:hAnsi="微软雅黑"/>
-          <w:b w:val="false"/>
-          <w:bCs w:val="false"/>
-          <w:color w:val="1D1D1A"/>
-          <w:sz w:val="21"/>
-          <w:szCs w:val="21"/>
-        </w:rPr>
-        <w:t xml:space="preserve">API 是 OpenAI 兼容的 MaaS 接口，agent 直接接上就能用。用户数由 RNP 决定，受算力限制，2028 年算力翻倍，模型也可以导出给其他机构自行部署；为保证服务质量要限制用户数，第一阶段建议面向高校和研究机构。平台有监控和管理模块，可以按用户控制 token 配额，计算每个租户的配额和用量。</w:t>
+        <w:t xml:space="preserve">RNP 的问题：</w:t>
+      </w:r>
+      <w:r>
+        <w:rPr>
+          <w:rFonts w:ascii="微软雅黑" w:cs="微软雅黑" w:eastAsia="微软雅黑" w:hAnsi="微软雅黑"/>
+          <w:b w:val="false"/>
+          <w:bCs w:val="false"/>
+          <w:color w:val="1D1D1A"/>
+          <w:sz w:val="21"/>
+          <w:szCs w:val="21"/>
+        </w:rPr>
+        <w:t xml:space="preserve">RNP 想知道提供的 API 能否用于开发 agent、能支持多少用户、能否按用户或租户设定并核查用量以支撑治理。</w:t>
+      </w:r>
+    </w:p>
+    <w:p>
+      <w:pPr>
+        <w:spacing w:after="90" w:line="320"/>
+        <w:ind w:left="360"/>
+      </w:pPr>
+      <w:r>
+        <w:rPr>
+          <w:rFonts w:ascii="微软雅黑" w:cs="微软雅黑" w:eastAsia="微软雅黑" w:hAnsi="微软雅黑"/>
+          <w:b/>
+          <w:bCs/>
+          <w:color w:val="C00000"/>
+          <w:sz w:val="21"/>
+          <w:szCs w:val="21"/>
+        </w:rPr>
+        <w:t xml:space="preserve">讯飞的结论：</w:t>
+      </w:r>
+      <w:r>
+        <w:rPr>
+          <w:rFonts w:ascii="微软雅黑" w:cs="微软雅黑" w:eastAsia="微软雅黑" w:hAnsi="微软雅黑"/>
+          <w:b w:val="false"/>
+          <w:bCs w:val="false"/>
+          <w:color w:val="1D1D1A"/>
+          <w:sz w:val="21"/>
+          <w:szCs w:val="21"/>
+        </w:rPr>
+        <w:t xml:space="preserve">OpenAI 兼容 API，agent 可直接接入；用户数由 RNP 决定、受算力限制；平台可按用户控制 token 配额并统计租户用量。</w:t>
       </w:r>
     </w:p>
     <w:p>
@@ -1635,7 +1439,7 @@
           <w:sz w:val="22"/>
           <w:szCs w:val="22"/>
         </w:rPr>
-        <w:t xml:space="preserve">　平台支不支持真正的模型治理</w:t>
+        <w:t xml:space="preserve">　平台是否支持完整的模型治理</w:t>
       </w:r>
       <w:r>
         <w:rPr>
@@ -1663,74 +1467,46 @@
           <w:sz w:val="21"/>
           <w:szCs w:val="21"/>
         </w:rPr>
-        <w:t xml:space="preserve">RNP 想知道的是：</w:t>
-      </w:r>
-      <w:r>
-        <w:rPr>
-          <w:rFonts w:ascii="微软雅黑" w:cs="微软雅黑" w:eastAsia="微软雅黑" w:hAnsi="微软雅黑"/>
-          <w:b w:val="false"/>
-          <w:bCs w:val="false"/>
-          <w:color w:val="1D1D1A"/>
-          <w:sz w:val="21"/>
-          <w:szCs w:val="21"/>
-        </w:rPr>
-        <w:t xml:space="preserve">远程同事指出幻灯片上的"治理"只有内容安全、访问控制和日志，而 RNP 要的是训练和上线全过程的模型治理：模型版本管理、每个模型能追溯、每次响应和提示词按隐私政策记日志、评估结果、事故、性能随时间的监控。她强调不是比较模型，是发生的所有事。</w:t>
-      </w:r>
-    </w:p>
-    <w:p>
-      <w:pPr>
-        <w:spacing w:after="90" w:line="320"/>
-        <w:ind w:left="360"/>
-      </w:pPr>
-      <w:r>
-        <w:rPr>
-          <w:rFonts w:ascii="微软雅黑" w:cs="微软雅黑" w:eastAsia="微软雅黑" w:hAnsi="微软雅黑"/>
-          <w:b/>
-          <w:bCs/>
-          <w:color w:val="C00000"/>
-          <w:sz w:val="21"/>
-          <w:szCs w:val="21"/>
-        </w:rPr>
-        <w:t xml:space="preserve">讯飞的回答：</w:t>
-      </w:r>
-      <w:r>
-        <w:rPr>
-          <w:rFonts w:ascii="微软雅黑" w:cs="微软雅黑" w:eastAsia="微软雅黑" w:hAnsi="微软雅黑"/>
-          <w:b w:val="false"/>
-          <w:bCs w:val="false"/>
-          <w:color w:val="1D1D1A"/>
-          <w:sz w:val="21"/>
-          <w:szCs w:val="21"/>
-        </w:rPr>
-        <w:t xml:space="preserve">数据处理、训练、评估、API 使用全流程都有日志，可以追溯到根源。</w:t>
-      </w:r>
-    </w:p>
-    <w:p>
-      <w:pPr>
-        <w:spacing w:after="90" w:line="320"/>
-        <w:ind w:left="360"/>
-      </w:pPr>
-      <w:r>
-        <w:rPr>
-          <w:rFonts w:ascii="微软雅黑" w:cs="微软雅黑" w:eastAsia="微软雅黑" w:hAnsi="微软雅黑"/>
-          <w:b/>
-          <w:bCs/>
-          <w:color w:val="0057A8"/>
-          <w:sz w:val="21"/>
-          <w:szCs w:val="21"/>
-        </w:rPr>
-        <w:t xml:space="preserve">RNP 的反应：</w:t>
-      </w:r>
-      <w:r>
-        <w:rPr>
-          <w:rFonts w:ascii="微软雅黑" w:cs="微软雅黑" w:eastAsia="微软雅黑" w:hAnsi="微软雅黑"/>
-          <w:b w:val="false"/>
-          <w:bCs w:val="false"/>
-          <w:color w:val="1D1D1A"/>
-          <w:sz w:val="21"/>
-          <w:szCs w:val="21"/>
-        </w:rPr>
-        <w:t xml:space="preserve">谢谢。</w:t>
+        <w:t xml:space="preserve">RNP 的问题：</w:t>
+      </w:r>
+      <w:r>
+        <w:rPr>
+          <w:rFonts w:ascii="微软雅黑" w:cs="微软雅黑" w:eastAsia="微软雅黑" w:hAnsi="微软雅黑"/>
+          <w:b w:val="false"/>
+          <w:bCs w:val="false"/>
+          <w:color w:val="1D1D1A"/>
+          <w:sz w:val="21"/>
+          <w:szCs w:val="21"/>
+        </w:rPr>
+        <w:t xml:space="preserve">RNP 要求的治理不止内容安全、访问控制和日志，还包括模型版本管理、逐模型追溯、按隐私政策记录响应和提示词、评估结果、事故和性能监控，想知道平台是否支持。</w:t>
+      </w:r>
+    </w:p>
+    <w:p>
+      <w:pPr>
+        <w:spacing w:after="90" w:line="320"/>
+        <w:ind w:left="360"/>
+      </w:pPr>
+      <w:r>
+        <w:rPr>
+          <w:rFonts w:ascii="微软雅黑" w:cs="微软雅黑" w:eastAsia="微软雅黑" w:hAnsi="微软雅黑"/>
+          <w:b/>
+          <w:bCs/>
+          <w:color w:val="C00000"/>
+          <w:sz w:val="21"/>
+          <w:szCs w:val="21"/>
+        </w:rPr>
+        <w:t xml:space="preserve">讯飞的结论：</w:t>
+      </w:r>
+      <w:r>
+        <w:rPr>
+          <w:rFonts w:ascii="微软雅黑" w:cs="微软雅黑" w:eastAsia="微软雅黑" w:hAnsi="微软雅黑"/>
+          <w:b w:val="false"/>
+          <w:bCs w:val="false"/>
+          <w:color w:val="1D1D1A"/>
+          <w:sz w:val="21"/>
+          <w:szCs w:val="21"/>
+        </w:rPr>
+        <w:t xml:space="preserve">全流程有日志，可追溯。</w:t>
       </w:r>
     </w:p>
     <w:p>
@@ -1758,7 +1534,7 @@
           <w:sz w:val="21"/>
           <w:szCs w:val="21"/>
         </w:rPr>
-        <w:t xml:space="preserve">会上只答了"可追溯"，版本管理、事故管理、性能监控没有逐项回应，需要书面清单。</w:t>
+        <w:t xml:space="preserve">版本管理、事故管理、性能监控等未逐项回应，需书面清单。</w:t>
       </w:r>
     </w:p>
     <w:p>
@@ -1786,7 +1562,7 @@
           <w:sz w:val="22"/>
           <w:szCs w:val="22"/>
         </w:rPr>
-        <w:t xml:space="preserve">　手机应用是什么平台；"运营主权"还是"运维主权"</w:t>
+        <w:t xml:space="preserve">　移动应用支持什么平台</w:t>
       </w:r>
       <w:r>
         <w:rPr>
@@ -1814,46 +1590,46 @@
           <w:sz w:val="21"/>
           <w:szCs w:val="21"/>
         </w:rPr>
-        <w:t xml:space="preserve">RNP 想知道的是：</w:t>
-      </w:r>
-      <w:r>
-        <w:rPr>
-          <w:rFonts w:ascii="微软雅黑" w:cs="微软雅黑" w:eastAsia="微软雅黑" w:hAnsi="微软雅黑"/>
-          <w:b w:val="false"/>
-          <w:bCs w:val="false"/>
-          <w:color w:val="1D1D1A"/>
-          <w:sz w:val="21"/>
-          <w:szCs w:val="21"/>
-        </w:rPr>
-        <w:t xml:space="preserve">RNP 问移动应用是什么平台。另外在讯飞讲应用开发完可移交 RNP 运营、维护、迭代时，RNP 插了一句：你们说的是运营主权，我想应该是运维主权。</w:t>
-      </w:r>
-    </w:p>
-    <w:p>
-      <w:pPr>
-        <w:spacing w:after="90" w:line="320"/>
-        <w:ind w:left="360"/>
-      </w:pPr>
-      <w:r>
-        <w:rPr>
-          <w:rFonts w:ascii="微软雅黑" w:cs="微软雅黑" w:eastAsia="微软雅黑" w:hAnsi="微软雅黑"/>
-          <w:b/>
-          <w:bCs/>
-          <w:color w:val="C00000"/>
-          <w:sz w:val="21"/>
-          <w:szCs w:val="21"/>
-        </w:rPr>
-        <w:t xml:space="preserve">讯飞的回答：</w:t>
-      </w:r>
-      <w:r>
-        <w:rPr>
-          <w:rFonts w:ascii="微软雅黑" w:cs="微软雅黑" w:eastAsia="微软雅黑" w:hAnsi="微软雅黑"/>
-          <w:b w:val="false"/>
-          <w:bCs w:val="false"/>
-          <w:color w:val="1D1D1A"/>
-          <w:sz w:val="21"/>
-          <w:szCs w:val="21"/>
-        </w:rPr>
-        <w:t xml:space="preserve">安卓、iOS、网页和 PC 客户端，全部对 RNP 开源。</w:t>
+        <w:t xml:space="preserve">RNP 的问题：</w:t>
+      </w:r>
+      <w:r>
+        <w:rPr>
+          <w:rFonts w:ascii="微软雅黑" w:cs="微软雅黑" w:eastAsia="微软雅黑" w:hAnsi="微软雅黑"/>
+          <w:b w:val="false"/>
+          <w:bCs w:val="false"/>
+          <w:color w:val="1D1D1A"/>
+          <w:sz w:val="21"/>
+          <w:szCs w:val="21"/>
+        </w:rPr>
+        <w:t xml:space="preserve">RNP 想知道移动应用覆盖哪些平台；另将讯飞所说的"运营主权"纠正为"运维主权"。</w:t>
+      </w:r>
+    </w:p>
+    <w:p>
+      <w:pPr>
+        <w:spacing w:after="90" w:line="320"/>
+        <w:ind w:left="360"/>
+      </w:pPr>
+      <w:r>
+        <w:rPr>
+          <w:rFonts w:ascii="微软雅黑" w:cs="微软雅黑" w:eastAsia="微软雅黑" w:hAnsi="微软雅黑"/>
+          <w:b/>
+          <w:bCs/>
+          <w:color w:val="C00000"/>
+          <w:sz w:val="21"/>
+          <w:szCs w:val="21"/>
+        </w:rPr>
+        <w:t xml:space="preserve">讯飞的结论：</w:t>
+      </w:r>
+      <w:r>
+        <w:rPr>
+          <w:rFonts w:ascii="微软雅黑" w:cs="微软雅黑" w:eastAsia="微软雅黑" w:hAnsi="微软雅黑"/>
+          <w:b w:val="false"/>
+          <w:bCs w:val="false"/>
+          <w:color w:val="1D1D1A"/>
+          <w:sz w:val="21"/>
+          <w:szCs w:val="21"/>
+        </w:rPr>
+        <w:t xml:space="preserve">安卓、iOS、网页、PC，全部对 RNP 开源。</w:t>
       </w:r>
     </w:p>
     <w:p>
@@ -1899,7 +1675,7 @@
           <w:sz w:val="22"/>
           <w:szCs w:val="22"/>
         </w:rPr>
-        <w:t xml:space="preserve">　要不要派人去中国；第一轮为什么"应该"在中国；要不要在开工前先练好</w:t>
+        <w:t xml:space="preserve">　是否需要派人赴华，费用如何安排</w:t>
       </w:r>
       <w:r>
         <w:rPr>
@@ -1910,7 +1686,7 @@
           <w:sz w:val="17"/>
           <w:szCs w:val="17"/>
         </w:rPr>
-        <w:t xml:space="preserve">　　原问题 Q30、Q40、Q41</w:t>
+        <w:t xml:space="preserve">　　原问题 Q30、Q40、Q41、Q56</w:t>
       </w:r>
     </w:p>
     <w:p>
@@ -1927,74 +1703,46 @@
           <w:sz w:val="21"/>
           <w:szCs w:val="21"/>
         </w:rPr>
-        <w:t xml:space="preserve">RNP 想知道的是：</w:t>
-      </w:r>
-      <w:r>
-        <w:rPr>
-          <w:rFonts w:ascii="微软雅黑" w:cs="微软雅黑" w:eastAsia="微软雅黑" w:hAnsi="微软雅黑"/>
-          <w:b w:val="false"/>
-          <w:bCs w:val="false"/>
-          <w:color w:val="1D1D1A"/>
-          <w:sz w:val="21"/>
-          <w:szCs w:val="21"/>
-        </w:rPr>
-        <w:t xml:space="preserve">讯飞说第一轮培训从中国开始，RNP 问是不是要派人去中国；后来又说没弄明白为什么第一轮"应该"在中国；还认为至少第一轮培训应该在项目开工前完成，先把人练好再开始。</w:t>
-      </w:r>
-    </w:p>
-    <w:p>
-      <w:pPr>
-        <w:spacing w:after="90" w:line="320"/>
-        <w:ind w:left="360"/>
-      </w:pPr>
-      <w:r>
-        <w:rPr>
-          <w:rFonts w:ascii="微软雅黑" w:cs="微软雅黑" w:eastAsia="微软雅黑" w:hAnsi="微软雅黑"/>
-          <w:b/>
-          <w:bCs/>
-          <w:color w:val="C00000"/>
-          <w:sz w:val="21"/>
-          <w:szCs w:val="21"/>
-        </w:rPr>
-        <w:t xml:space="preserve">讯飞的回答：</w:t>
-      </w:r>
-      <w:r>
-        <w:rPr>
-          <w:rFonts w:ascii="微软雅黑" w:cs="微软雅黑" w:eastAsia="微软雅黑" w:hAnsi="微软雅黑"/>
-          <w:b w:val="false"/>
-          <w:bCs w:val="false"/>
-          <w:color w:val="1D1D1A"/>
-          <w:sz w:val="21"/>
-          <w:szCs w:val="21"/>
-        </w:rPr>
-        <w:t xml:space="preserve">时间不会太长。总部已同意 RNP 派 5 到 10 人到讯飞总部参与前期公开数据收集，项目启动后可以派团队驻总部，差旅费 RNP 承担；高级研讨或培训按华为 LPU 模式。第一轮是"可以"不是"应该"在中国，也可以在巴西或线上。华为 AI Developer 培训之后先启动项目，再排讯飞的知识转移。</w:t>
-      </w:r>
-    </w:p>
-    <w:p>
-      <w:pPr>
-        <w:spacing w:after="90" w:line="320"/>
-        <w:ind w:left="360"/>
-      </w:pPr>
-      <w:r>
-        <w:rPr>
-          <w:rFonts w:ascii="微软雅黑" w:cs="微软雅黑" w:eastAsia="微软雅黑" w:hAnsi="微软雅黑"/>
-          <w:b/>
-          <w:bCs/>
-          <w:color w:val="0057A8"/>
-          <w:sz w:val="21"/>
-          <w:szCs w:val="21"/>
-        </w:rPr>
-        <w:t xml:space="preserve">RNP 的反应：</w:t>
-      </w:r>
-      <w:r>
-        <w:rPr>
-          <w:rFonts w:ascii="微软雅黑" w:cs="微软雅黑" w:eastAsia="微软雅黑" w:hAnsi="微软雅黑"/>
-          <w:b w:val="false"/>
-          <w:bCs w:val="false"/>
-          <w:color w:val="1D1D1A"/>
-          <w:sz w:val="21"/>
-          <w:szCs w:val="21"/>
-        </w:rPr>
-        <w:t xml:space="preserve">去中国也算一个选择。</w:t>
+        <w:t xml:space="preserve">RNP 的问题：</w:t>
+      </w:r>
+      <w:r>
+        <w:rPr>
+          <w:rFonts w:ascii="微软雅黑" w:cs="微软雅黑" w:eastAsia="微软雅黑" w:hAnsi="微软雅黑"/>
+          <w:b w:val="false"/>
+          <w:bCs w:val="false"/>
+          <w:color w:val="1D1D1A"/>
+          <w:sz w:val="21"/>
+          <w:szCs w:val="21"/>
+        </w:rPr>
+        <w:t xml:space="preserve">RNP 想知道是否需要派人到中国参加第一轮培训和第一阶段的公开数据持续预训练、为什么第一轮"应该"在中国、培训是否应在开工前完成，以及费用如何解决。</w:t>
+      </w:r>
+    </w:p>
+    <w:p>
+      <w:pPr>
+        <w:spacing w:after="90" w:line="320"/>
+        <w:ind w:left="360"/>
+      </w:pPr>
+      <w:r>
+        <w:rPr>
+          <w:rFonts w:ascii="微软雅黑" w:cs="微软雅黑" w:eastAsia="微软雅黑" w:hAnsi="微软雅黑"/>
+          <w:b/>
+          <w:bCs/>
+          <w:color w:val="C00000"/>
+          <w:sz w:val="21"/>
+          <w:szCs w:val="21"/>
+        </w:rPr>
+        <w:t xml:space="preserve">讯飞的结论：</w:t>
+      </w:r>
+      <w:r>
+        <w:rPr>
+          <w:rFonts w:ascii="微软雅黑" w:cs="微软雅黑" w:eastAsia="微软雅黑" w:hAnsi="微软雅黑"/>
+          <w:b w:val="false"/>
+          <w:bCs w:val="false"/>
+          <w:color w:val="1D1D1A"/>
+          <w:sz w:val="21"/>
+          <w:szCs w:val="21"/>
+        </w:rPr>
+        <w:t xml:space="preserve">可派 5 到 10 人赴讯飞总部参与前期工作，差旅 RNP 承担，费用结算需与华为商定；第一轮是"可以"而非"应该"在中国，也可在巴西或线上；先完成华为 AI Developer 培训，再安排讯飞知识转移。RNP 正与 MCTI 协商经费。</w:t>
       </w:r>
     </w:p>
     <w:p>
@@ -2022,7 +1770,7 @@
           <w:sz w:val="22"/>
           <w:szCs w:val="22"/>
         </w:rPr>
-        <w:t xml:space="preserve">　跟岗 360 小时、动手只有 20 小时，这个比例合理吗</w:t>
+        <w:t xml:space="preserve">　跟岗 360 小时与实操 20 小时的比例是否合理</w:t>
       </w:r>
       <w:r>
         <w:rPr>
@@ -2050,74 +1798,46 @@
           <w:sz w:val="21"/>
           <w:szCs w:val="21"/>
         </w:rPr>
-        <w:t xml:space="preserve">RNP 想知道的是：</w:t>
-      </w:r>
-      <w:r>
-        <w:rPr>
-          <w:rFonts w:ascii="微软雅黑" w:cs="微软雅黑" w:eastAsia="微软雅黑" w:hAnsi="微软雅黑"/>
-          <w:b w:val="false"/>
-          <w:bCs w:val="false"/>
-          <w:color w:val="1D1D1A"/>
-          <w:sz w:val="21"/>
-          <w:szCs w:val="21"/>
-        </w:rPr>
-        <w:t xml:space="preserve">远程同事事先准备的问题：既然目标是 RNP 独立运营，为什么跟岗远多于动手实操；跟岗期间 RNP 工程师有没有机会真的自己做。</w:t>
-      </w:r>
-    </w:p>
-    <w:p>
-      <w:pPr>
-        <w:spacing w:after="90" w:line="320"/>
-        <w:ind w:left="360"/>
-      </w:pPr>
-      <w:r>
-        <w:rPr>
-          <w:rFonts w:ascii="微软雅黑" w:cs="微软雅黑" w:eastAsia="微软雅黑" w:hAnsi="微软雅黑"/>
-          <w:b/>
-          <w:bCs/>
-          <w:color w:val="C00000"/>
-          <w:sz w:val="21"/>
-          <w:szCs w:val="21"/>
-        </w:rPr>
-        <w:t xml:space="preserve">讯飞的回答：</w:t>
-      </w:r>
-      <w:r>
-        <w:rPr>
-          <w:rFonts w:ascii="微软雅黑" w:cs="微软雅黑" w:eastAsia="微软雅黑" w:hAnsi="微软雅黑"/>
-          <w:b w:val="false"/>
-          <w:bCs w:val="false"/>
-          <w:color w:val="1D1D1A"/>
-          <w:sz w:val="21"/>
-          <w:szCs w:val="21"/>
-        </w:rPr>
-        <w:t xml:space="preserve">跟岗是讯飞做、RNP 看，讯飞边做边讲；实操是 RNP 做、讯飞支持。跟岗阶段也会给工程师派任务，不只是看。</w:t>
-      </w:r>
-    </w:p>
-    <w:p>
-      <w:pPr>
-        <w:spacing w:after="90" w:line="320"/>
-        <w:ind w:left="360"/>
-      </w:pPr>
-      <w:r>
-        <w:rPr>
-          <w:rFonts w:ascii="微软雅黑" w:cs="微软雅黑" w:eastAsia="微软雅黑" w:hAnsi="微软雅黑"/>
-          <w:b/>
-          <w:bCs/>
-          <w:color w:val="0057A8"/>
-          <w:sz w:val="21"/>
-          <w:szCs w:val="21"/>
-        </w:rPr>
-        <w:t xml:space="preserve">RNP 的反应：</w:t>
-      </w:r>
-      <w:r>
-        <w:rPr>
-          <w:rFonts w:ascii="微软雅黑" w:cs="微软雅黑" w:eastAsia="微软雅黑" w:hAnsi="微软雅黑"/>
-          <w:b w:val="false"/>
-          <w:bCs w:val="false"/>
-          <w:color w:val="1D1D1A"/>
-          <w:sz w:val="21"/>
-          <w:szCs w:val="21"/>
-        </w:rPr>
-        <w:t xml:space="preserve">这样就是双向跟岗、边做边教，可行。</w:t>
+        <w:t xml:space="preserve">RNP 的问题：</w:t>
+      </w:r>
+      <w:r>
+        <w:rPr>
+          <w:rFonts w:ascii="微软雅黑" w:cs="微软雅黑" w:eastAsia="微软雅黑" w:hAnsi="微软雅黑"/>
+          <w:b w:val="false"/>
+          <w:bCs w:val="false"/>
+          <w:color w:val="1D1D1A"/>
+          <w:sz w:val="21"/>
+          <w:szCs w:val="21"/>
+        </w:rPr>
+        <w:t xml:space="preserve">目标是独立运营，RNP 想知道为何跟岗远多于动手实操，以及跟岗期间工程师能否亲自操作。</w:t>
+      </w:r>
+    </w:p>
+    <w:p>
+      <w:pPr>
+        <w:spacing w:after="90" w:line="320"/>
+        <w:ind w:left="360"/>
+      </w:pPr>
+      <w:r>
+        <w:rPr>
+          <w:rFonts w:ascii="微软雅黑" w:cs="微软雅黑" w:eastAsia="微软雅黑" w:hAnsi="微软雅黑"/>
+          <w:b/>
+          <w:bCs/>
+          <w:color w:val="C00000"/>
+          <w:sz w:val="21"/>
+          <w:szCs w:val="21"/>
+        </w:rPr>
+        <w:t xml:space="preserve">讯飞的结论：</w:t>
+      </w:r>
+      <w:r>
+        <w:rPr>
+          <w:rFonts w:ascii="微软雅黑" w:cs="微软雅黑" w:eastAsia="微软雅黑" w:hAnsi="微软雅黑"/>
+          <w:b w:val="false"/>
+          <w:bCs w:val="false"/>
+          <w:color w:val="1D1D1A"/>
+          <w:sz w:val="21"/>
+          <w:szCs w:val="21"/>
+        </w:rPr>
+        <w:t xml:space="preserve">跟岗是讯飞做、RNP 看并讲解，实操是 RNP 做、讯飞支持；跟岗阶段也会派任务。</w:t>
       </w:r>
     </w:p>
     <w:p>
@@ -2145,7 +1865,7 @@
           <w:sz w:val="21"/>
           <w:szCs w:val="21"/>
         </w:rPr>
-        <w:t xml:space="preserve">"跟岗是观察"和"跟岗也派任务"两种说法并存，需要统一口径。</w:t>
+        <w:t xml:space="preserve">"跟岗是观察"与"跟岗也派任务"两种口径待统一。</w:t>
       </w:r>
     </w:p>
     <w:p>
@@ -2173,7 +1893,7 @@
           <w:sz w:val="22"/>
           <w:szCs w:val="22"/>
         </w:rPr>
-        <w:t xml:space="preserve">　RNP 要配多少人、什么岗位；交付后要留多少人</w:t>
+        <w:t xml:space="preserve">　RNP 需要配多少人、什么岗位，交付后留多少人</w:t>
       </w:r>
       <w:r>
         <w:rPr>
@@ -2201,46 +1921,46 @@
           <w:sz w:val="21"/>
           <w:szCs w:val="21"/>
         </w:rPr>
-        <w:t xml:space="preserve">RNP 想知道的是：</w:t>
-      </w:r>
-      <w:r>
-        <w:rPr>
-          <w:rFonts w:ascii="微软雅黑" w:cs="微软雅黑" w:eastAsia="微软雅黑" w:hAnsi="微软雅黑"/>
-          <w:b w:val="false"/>
-          <w:bCs w:val="false"/>
-          <w:color w:val="1D1D1A"/>
-          <w:sz w:val="21"/>
-          <w:szCs w:val="21"/>
-        </w:rPr>
-        <w:t xml:space="preserve">远程的数字服务负责人说 RNP 现在就得开始招人，要一份团队所需的工程师清单，而且要的不是任务表而是职位画像的名字，比如 AI 工程师、架构师、开发，才能和 RNP 现有岗位对上。现场负责人补了另一个角度：项目交付以后，维持模型、维护和运营至少要留多少人。</w:t>
-      </w:r>
-    </w:p>
-    <w:p>
-      <w:pPr>
-        <w:spacing w:after="90" w:line="320"/>
-        <w:ind w:left="360"/>
-      </w:pPr>
-      <w:r>
-        <w:rPr>
-          <w:rFonts w:ascii="微软雅黑" w:cs="微软雅黑" w:eastAsia="微软雅黑" w:hAnsi="微软雅黑"/>
-          <w:b/>
-          <w:bCs/>
-          <w:color w:val="C00000"/>
-          <w:sz w:val="21"/>
-          <w:szCs w:val="21"/>
-        </w:rPr>
-        <w:t xml:space="preserve">讯飞的回答：</w:t>
-      </w:r>
-      <w:r>
-        <w:rPr>
-          <w:rFonts w:ascii="微软雅黑" w:cs="微软雅黑" w:eastAsia="微软雅黑" w:hAnsi="微软雅黑"/>
-          <w:b w:val="false"/>
-          <w:bCs w:val="false"/>
-          <w:color w:val="1D1D1A"/>
-          <w:sz w:val="21"/>
-          <w:szCs w:val="21"/>
-        </w:rPr>
-        <w:t xml:space="preserve">幻灯片列了角色和各阶段任务，文件会发；另有一张表：葡语专家 6 位、合规专家 6 位、领域专家约 7 位，语言和领域专家只需半年到九个月，RNP 至少要 30 人的团队，可以请学生和大学教师做短期任务，讯飞可以帮忙找人。交付后至少留 15 到 20 人，会给按阶段的人力配置计划；六个月内组建 20 到 30 人的固定核心团队；核心团队不宜太大，讯飞与 RNP 一对一，可以先培训约 10 名骨干成为培训师再由他们培训他人。</w:t>
+        <w:t xml:space="preserve">RNP 的问题：</w:t>
+      </w:r>
+      <w:r>
+        <w:rPr>
+          <w:rFonts w:ascii="微软雅黑" w:cs="微软雅黑" w:eastAsia="微软雅黑" w:hAnsi="微软雅黑"/>
+          <w:b w:val="false"/>
+          <w:bCs w:val="false"/>
+          <w:color w:val="1D1D1A"/>
+          <w:sz w:val="21"/>
+          <w:szCs w:val="21"/>
+        </w:rPr>
+        <w:t xml:space="preserve">RNP 为提前招聘，需要所需工程师的职位画像清单，并想知道交付后维持运营至少要保留多少人。</w:t>
+      </w:r>
+    </w:p>
+    <w:p>
+      <w:pPr>
+        <w:spacing w:after="90" w:line="320"/>
+        <w:ind w:left="360"/>
+      </w:pPr>
+      <w:r>
+        <w:rPr>
+          <w:rFonts w:ascii="微软雅黑" w:cs="微软雅黑" w:eastAsia="微软雅黑" w:hAnsi="微软雅黑"/>
+          <w:b/>
+          <w:bCs/>
+          <w:color w:val="C00000"/>
+          <w:sz w:val="21"/>
+          <w:szCs w:val="21"/>
+        </w:rPr>
+        <w:t xml:space="preserve">讯飞的结论：</w:t>
+      </w:r>
+      <w:r>
+        <w:rPr>
+          <w:rFonts w:ascii="微软雅黑" w:cs="微软雅黑" w:eastAsia="微软雅黑" w:hAnsi="微软雅黑"/>
+          <w:b w:val="false"/>
+          <w:bCs w:val="false"/>
+          <w:color w:val="1D1D1A"/>
+          <w:sz w:val="21"/>
+          <w:szCs w:val="21"/>
+        </w:rPr>
+        <w:t xml:space="preserve">葡语专家 6 位、合规专家 6 位、领域专家约 7 位，团队至少 30 人；移交时至少保留 15 到 20 人；六个月内组建 20 到 30 人核心团队，先培训约 10 名骨干成为培训师。</w:t>
       </w:r>
     </w:p>
     <w:p>
@@ -2296,7 +2016,7 @@
           <w:sz w:val="22"/>
           <w:szCs w:val="22"/>
         </w:rPr>
-        <w:t xml:space="preserve">　人的成长路径要从华为培训接到讯飞培训；两轮培训什么时候</w:t>
+        <w:t xml:space="preserve">　培训路径如何从华为衔接到讯飞，两轮培训何时进行</w:t>
       </w:r>
       <w:r>
         <w:rPr>
@@ -2324,74 +2044,46 @@
           <w:sz w:val="21"/>
           <w:szCs w:val="21"/>
         </w:rPr>
-        <w:t xml:space="preserve">RNP 想知道的是：</w:t>
-      </w:r>
-      <w:r>
-        <w:rPr>
-          <w:rFonts w:ascii="微软雅黑" w:cs="微软雅黑" w:eastAsia="微软雅黑" w:hAnsi="微软雅黑"/>
-          <w:b w:val="false"/>
-          <w:bCs w:val="false"/>
-          <w:color w:val="1D1D1A"/>
-          <w:sz w:val="21"/>
-          <w:szCs w:val="21"/>
-        </w:rPr>
-        <w:t xml:space="preserve">RNP 的培训负责人一直在梳理华为的培训体系，梳理到讯飞这层才清楚。他要保证贯穿项目各层级的人依次经过华为培训和讯飞培训、画像和技能一致，请讯飞回到两轮培训那页，并指出讯飞培训之前还有一大堆华为培训。现场负责人问：第一轮是项目开始几个月后、第二轮一年后吗。</w:t>
-      </w:r>
-    </w:p>
-    <w:p>
-      <w:pPr>
-        <w:spacing w:after="90" w:line="320"/>
-        <w:ind w:left="360"/>
-      </w:pPr>
-      <w:r>
-        <w:rPr>
-          <w:rFonts w:ascii="微软雅黑" w:cs="微软雅黑" w:eastAsia="微软雅黑" w:hAnsi="微软雅黑"/>
-          <w:b/>
-          <w:bCs/>
-          <w:color w:val="C00000"/>
-          <w:sz w:val="21"/>
-          <w:szCs w:val="21"/>
-        </w:rPr>
-        <w:t xml:space="preserve">讯飞的回答：</w:t>
-      </w:r>
-      <w:r>
-        <w:rPr>
-          <w:rFonts w:ascii="微软雅黑" w:cs="微软雅黑" w:eastAsia="微软雅黑" w:hAnsi="微软雅黑"/>
-          <w:b w:val="false"/>
-          <w:bCs w:val="false"/>
-          <w:color w:val="1D1D1A"/>
-          <w:sz w:val="21"/>
-          <w:szCs w:val="21"/>
-        </w:rPr>
-        <w:t xml:space="preserve">讯飞培训以华为基础培训为先修条件，方法论和工程师课程在后面；已经有一份和华为人才计划整合的材料。两轮时间可以解释，随后切到华为的幻灯片，实际没有展开。</w:t>
-      </w:r>
-    </w:p>
-    <w:p>
-      <w:pPr>
-        <w:spacing w:after="90" w:line="320"/>
-        <w:ind w:left="360"/>
-      </w:pPr>
-      <w:r>
-        <w:rPr>
-          <w:rFonts w:ascii="微软雅黑" w:cs="微软雅黑" w:eastAsia="微软雅黑" w:hAnsi="微软雅黑"/>
-          <w:b/>
-          <w:bCs/>
-          <w:color w:val="0057A8"/>
-          <w:sz w:val="21"/>
-          <w:szCs w:val="21"/>
-        </w:rPr>
-        <w:t xml:space="preserve">RNP 的反应：</w:t>
-      </w:r>
-      <w:r>
-        <w:rPr>
-          <w:rFonts w:ascii="微软雅黑" w:cs="微软雅黑" w:eastAsia="微软雅黑" w:hAnsi="微软雅黑"/>
-          <w:b w:val="false"/>
-          <w:bCs w:val="false"/>
-          <w:color w:val="1D1D1A"/>
-          <w:sz w:val="21"/>
-          <w:szCs w:val="21"/>
-        </w:rPr>
-        <w:t xml:space="preserve">把所有培训拍下来，看最佳路径。</w:t>
+        <w:t xml:space="preserve">RNP 的问题：</w:t>
+      </w:r>
+      <w:r>
+        <w:rPr>
+          <w:rFonts w:ascii="微软雅黑" w:cs="微软雅黑" w:eastAsia="微软雅黑" w:hAnsi="微软雅黑"/>
+          <w:b w:val="false"/>
+          <w:bCs w:val="false"/>
+          <w:color w:val="1D1D1A"/>
+          <w:sz w:val="21"/>
+          <w:szCs w:val="21"/>
+        </w:rPr>
+        <w:t xml:space="preserve">RNP 要保证贯穿各层级的人依次经过华为培训与讯飞培训，并想知道两轮讯飞培训的时间点。</w:t>
+      </w:r>
+    </w:p>
+    <w:p>
+      <w:pPr>
+        <w:spacing w:after="90" w:line="320"/>
+        <w:ind w:left="360"/>
+      </w:pPr>
+      <w:r>
+        <w:rPr>
+          <w:rFonts w:ascii="微软雅黑" w:cs="微软雅黑" w:eastAsia="微软雅黑" w:hAnsi="微软雅黑"/>
+          <w:b/>
+          <w:bCs/>
+          <w:color w:val="C00000"/>
+          <w:sz w:val="21"/>
+          <w:szCs w:val="21"/>
+        </w:rPr>
+        <w:t xml:space="preserve">讯飞的结论：</w:t>
+      </w:r>
+      <w:r>
+        <w:rPr>
+          <w:rFonts w:ascii="微软雅黑" w:cs="微软雅黑" w:eastAsia="微软雅黑" w:hAnsi="微软雅黑"/>
+          <w:b w:val="false"/>
+          <w:bCs w:val="false"/>
+          <w:color w:val="1D1D1A"/>
+          <w:sz w:val="21"/>
+          <w:szCs w:val="21"/>
+        </w:rPr>
+        <w:t xml:space="preserve">讯飞培训以华为基础培训为先修，已有整合后的计划；两轮时间点会上未展开。</w:t>
       </w:r>
     </w:p>
     <w:p>
@@ -2414,22 +2106,6 @@
     </w:p>
     <w:p>
       <w:pPr>
-        <w:spacing w:after="120" w:line="320"/>
-      </w:pPr>
-      <w:r>
-        <w:rPr>
-          <w:rFonts w:ascii="微软雅黑" w:cs="微软雅黑" w:eastAsia="微软雅黑" w:hAnsi="微软雅黑"/>
-          <w:b w:val="false"/>
-          <w:bCs w:val="false"/>
-          <w:color w:val="1D1D1A"/>
-          <w:sz w:val="20"/>
-          <w:szCs w:val="20"/>
-        </w:rPr>
-        <w:t xml:space="preserve">这一节由华为培训负责人讲：AI 人才培养 2900 人属华为部分，按 LPU 另行申请预算（蓝色）；项目培训含华为数据中心与 ICT 培训、讯飞软件与知识转移，已含在项目预算内（绿色）；接受讯飞培训须先完成华为 AI Developer 培训。</w:t>
-      </w:r>
-    </w:p>
-    <w:p>
-      <w:pPr>
         <w:keepNext/>
         <w:spacing w:after="90" w:before="280"/>
       </w:pPr>
@@ -2453,7 +2129,7 @@
           <w:sz w:val="22"/>
           <w:szCs w:val="22"/>
         </w:rPr>
-        <w:t xml:space="preserve">　运维团队的培训漏了吗；项目团队要不要先过第一阶段</w:t>
+        <w:t xml:space="preserve">　培训覆盖哪些人、多少人，两支队伍能否合并</w:t>
       </w:r>
       <w:r>
         <w:rPr>
@@ -2464,7 +2140,7 @@
           <w:sz w:val="17"/>
           <w:szCs w:val="17"/>
         </w:rPr>
-        <w:t xml:space="preserve">　　原问题 Q37、Q38</w:t>
+        <w:t xml:space="preserve">　　原问题 Q37、Q38、Q39</w:t>
       </w:r>
     </w:p>
     <w:p>
@@ -2481,18 +2157,18 @@
           <w:sz w:val="21"/>
           <w:szCs w:val="21"/>
         </w:rPr>
-        <w:t xml:space="preserve">RNP 想知道的是：</w:t>
-      </w:r>
-      <w:r>
-        <w:rPr>
-          <w:rFonts w:ascii="微软雅黑" w:cs="微软雅黑" w:eastAsia="微软雅黑" w:hAnsi="微软雅黑"/>
-          <w:b w:val="false"/>
-          <w:bCs w:val="false"/>
-          <w:color w:val="1D1D1A"/>
-          <w:sz w:val="21"/>
-          <w:szCs w:val="21"/>
-        </w:rPr>
-        <w:t xml:space="preserve">RNP 看完框架问：项目培训之外，运营团队的培训是不是漏了；项目培训这一组人是否必须先通过第一阶段再接后面。</w:t>
+        <w:t xml:space="preserve">RNP 的问题：</w:t>
+      </w:r>
+      <w:r>
+        <w:rPr>
+          <w:rFonts w:ascii="微软雅黑" w:cs="微软雅黑" w:eastAsia="微软雅黑" w:hAnsi="微软雅黑"/>
+          <w:b w:val="false"/>
+          <w:bCs w:val="false"/>
+          <w:color w:val="1D1D1A"/>
+          <w:sz w:val="21"/>
+          <w:szCs w:val="21"/>
+        </w:rPr>
+        <w:t xml:space="preserve">RNP 想确认运营团队培训是否遗漏、项目团队是否须先过第一阶段，以及开发与基础设施两支队伍合计是 42、44 还是 12 加 20 人、能否合并。</w:t>
       </w:r>
     </w:p>
     <w:p>
@@ -2509,18 +2185,18 @@
           <w:sz w:val="21"/>
           <w:szCs w:val="21"/>
         </w:rPr>
-        <w:t xml:space="preserve">华为的回答：</w:t>
-      </w:r>
-      <w:r>
-        <w:rPr>
-          <w:rFonts w:ascii="微软雅黑" w:cs="微软雅黑" w:eastAsia="微软雅黑" w:hAnsi="微软雅黑"/>
-          <w:b w:val="false"/>
-          <w:bCs w:val="false"/>
-          <w:color w:val="1D1D1A"/>
-          <w:sz w:val="21"/>
-          <w:szCs w:val="21"/>
-        </w:rPr>
-        <w:t xml:space="preserve">运营人才另有一块：基础设施、运维和电力。项目培训那部分只针对基础设施，可以是同一批人；华为 ICT 培训面向数据中心 L0、L1 层面和算力。</w:t>
+        <w:t xml:space="preserve">讯飞与华为的结论：</w:t>
+      </w:r>
+      <w:r>
+        <w:rPr>
+          <w:rFonts w:ascii="微软雅黑" w:cs="微软雅黑" w:eastAsia="微软雅黑" w:hAnsi="微软雅黑"/>
+          <w:b w:val="false"/>
+          <w:bCs w:val="false"/>
+          <w:color w:val="1D1D1A"/>
+          <w:sz w:val="21"/>
+          <w:szCs w:val="21"/>
+        </w:rPr>
+        <w:t xml:space="preserve">运营人才另有一块，含基础设施、运维和电力；两支队伍画像不同但可用同一批人，人数是 12 加 20，由 RNP 决定。</w:t>
       </w:r>
     </w:p>
     <w:p>
@@ -2548,7 +2224,7 @@
           <w:sz w:val="22"/>
           <w:szCs w:val="22"/>
         </w:rPr>
-        <w:t xml:space="preserve">　到底多少人：42、44，还是 12 加 20；两支队伍能不能合并</w:t>
+        <w:t xml:space="preserve">　培训是线上还是现场，课堂实验室在哪里，材料能否转给 ESR</w:t>
       </w:r>
       <w:r>
         <w:rPr>
@@ -2559,7 +2235,7 @@
           <w:sz w:val="17"/>
           <w:szCs w:val="17"/>
         </w:rPr>
-        <w:t xml:space="preserve">　　原问题 Q39</w:t>
+        <w:t xml:space="preserve">　　原问题 Q42</w:t>
       </w:r>
     </w:p>
     <w:p>
@@ -2576,18 +2252,18 @@
           <w:sz w:val="21"/>
           <w:szCs w:val="21"/>
         </w:rPr>
-        <w:t xml:space="preserve">RNP 想知道的是：</w:t>
-      </w:r>
-      <w:r>
-        <w:rPr>
-          <w:rFonts w:ascii="微软雅黑" w:cs="微软雅黑" w:eastAsia="微软雅黑" w:hAnsi="微软雅黑"/>
-          <w:b w:val="false"/>
-          <w:bCs w:val="false"/>
-          <w:color w:val="1D1D1A"/>
-          <w:sz w:val="21"/>
-          <w:szCs w:val="21"/>
-        </w:rPr>
-        <w:t xml:space="preserve">RNP 算人头：软件工程也是 RNP 的活，这些人要参加开发培训，加起来是 42 还是 44 人；技术负责人觉得两支队伍可以合成一队。休息后又问：不是 44，是 12 加 32 吧。</w:t>
+        <w:t xml:space="preserve">RNP 的问题：</w:t>
+      </w:r>
+      <w:r>
+        <w:rPr>
+          <w:rFonts w:ascii="微软雅黑" w:cs="微软雅黑" w:eastAsia="微软雅黑" w:hAnsi="微软雅黑"/>
+          <w:b w:val="false"/>
+          <w:bCs w:val="false"/>
+          <w:color w:val="1D1D1A"/>
+          <w:sz w:val="21"/>
+          <w:szCs w:val="21"/>
+        </w:rPr>
+        <w:t xml:space="preserve">RNP 主张混合式培训，想知道课堂部分所需的实验室在巴西是否具备，并提出把培训材料转给 ESR。</w:t>
       </w:r>
     </w:p>
     <w:p>
@@ -2604,18 +2280,46 @@
           <w:sz w:val="21"/>
           <w:szCs w:val="21"/>
         </w:rPr>
-        <w:t xml:space="preserve">讯飞与华为的回答：</w:t>
-      </w:r>
-      <w:r>
-        <w:rPr>
-          <w:rFonts w:ascii="微软雅黑" w:cs="微软雅黑" w:eastAsia="微软雅黑" w:hAnsi="微软雅黑"/>
-          <w:b w:val="false"/>
-          <w:bCs w:val="false"/>
-          <w:color w:val="1D1D1A"/>
-          <w:sz w:val="21"/>
-          <w:szCs w:val="21"/>
-        </w:rPr>
-        <w:t xml:space="preserve">华为：另一支更偏基础设施，一支是开发者、一支是基础设施，反问这 12 个人怎么安排。讯飞：是 12 加 20；两支队伍画像不同，可以用同一批人，由 RNP 决定，现在正是拆分画像的时候。华为：在此工作的人属 L0、L1 层面。讯飞：讯飞这边是相似画像，分主攻运维或主攻 AI 算法。</w:t>
+        <w:t xml:space="preserve">华为的结论：</w:t>
+      </w:r>
+      <w:r>
+        <w:rPr>
+          <w:rFonts w:ascii="微软雅黑" w:cs="微软雅黑" w:eastAsia="微软雅黑" w:hAnsi="微软雅黑"/>
+          <w:b w:val="false"/>
+          <w:bCs w:val="false"/>
+          <w:color w:val="1D1D1A"/>
+          <w:sz w:val="21"/>
+          <w:szCs w:val="21"/>
+        </w:rPr>
+        <w:t xml:space="preserve">用云资源，可在人多的城市开课或与大学合作；现场培训按 LPU 每日加价。</w:t>
+      </w:r>
+    </w:p>
+    <w:p>
+      <w:pPr>
+        <w:spacing w:after="90" w:line="320"/>
+        <w:ind w:left="360"/>
+      </w:pPr>
+      <w:r>
+        <w:rPr>
+          <w:rFonts w:ascii="微软雅黑" w:cs="微软雅黑" w:eastAsia="微软雅黑" w:hAnsi="微软雅黑"/>
+          <w:b/>
+          <w:bCs/>
+          <w:color w:val="6B6B6B"/>
+          <w:sz w:val="21"/>
+          <w:szCs w:val="21"/>
+        </w:rPr>
+        <w:t xml:space="preserve">备注：</w:t>
+      </w:r>
+      <w:r>
+        <w:rPr>
+          <w:rFonts w:ascii="微软雅黑" w:cs="微软雅黑" w:eastAsia="微软雅黑" w:hAnsi="微软雅黑"/>
+          <w:b w:val="false"/>
+          <w:bCs w:val="false"/>
+          <w:color w:val="1D1D1A"/>
+          <w:sz w:val="21"/>
+          <w:szCs w:val="21"/>
+        </w:rPr>
+        <w:t xml:space="preserve">材料转 ESR 的范围与许可，会上未答复。</w:t>
       </w:r>
     </w:p>
     <w:p>
@@ -2643,7 +2347,7 @@
           <w:sz w:val="22"/>
           <w:szCs w:val="22"/>
         </w:rPr>
-        <w:t xml:space="preserve">　线上还是现场；课堂的实验室在哪；材料能不能转给 ESR</w:t>
+        <w:t xml:space="preserve">　AI Developer 培训的阶段、选拔与课时</w:t>
       </w:r>
       <w:r>
         <w:rPr>
@@ -2654,7 +2358,7 @@
           <w:sz w:val="17"/>
           <w:szCs w:val="17"/>
         </w:rPr>
-        <w:t xml:space="preserve">　　原问题 Q42</w:t>
+        <w:t xml:space="preserve">　　原问题 Q43、Q44</w:t>
       </w:r>
     </w:p>
     <w:p>
@@ -2671,18 +2375,18 @@
           <w:sz w:val="21"/>
           <w:szCs w:val="21"/>
         </w:rPr>
-        <w:t xml:space="preserve">RNP 想知道的是：</w:t>
-      </w:r>
-      <w:r>
-        <w:rPr>
-          <w:rFonts w:ascii="微软雅黑" w:cs="微软雅黑" w:eastAsia="微软雅黑" w:hAnsi="微软雅黑"/>
-          <w:b w:val="false"/>
-          <w:bCs w:val="false"/>
-          <w:color w:val="1D1D1A"/>
-          <w:sz w:val="21"/>
-          <w:szCs w:val="21"/>
-        </w:rPr>
-        <w:t xml:space="preserve">华为说目前培训全部线上，建议重点人员现场，LPU 里列现场每日加价。RNP 表态主张混合式，追问课堂那部分需要实验室这类基础设施，巴西有没有，还是要把人送出去。最后提出想把培训材料转给 ESR，也就是 RNP 自己的培训机构。</w:t>
+        <w:t xml:space="preserve">RNP 的问题：</w:t>
+      </w:r>
+      <w:r>
+        <w:rPr>
+          <w:rFonts w:ascii="微软雅黑" w:cs="微软雅黑" w:eastAsia="微软雅黑" w:hAnsi="微软雅黑"/>
+          <w:b w:val="false"/>
+          <w:bCs w:val="false"/>
+          <w:color w:val="1D1D1A"/>
+          <w:sz w:val="21"/>
+          <w:szCs w:val="21"/>
+        </w:rPr>
+        <w:t xml:space="preserve">RNP 想知道第一次培训持续多久、各阶段如何选拔、总课时多少。</w:t>
       </w:r>
     </w:p>
     <w:p>
@@ -2699,46 +2403,18 @@
           <w:sz w:val="21"/>
           <w:szCs w:val="21"/>
         </w:rPr>
-        <w:t xml:space="preserve">华为的回答：</w:t>
-      </w:r>
-      <w:r>
-        <w:rPr>
-          <w:rFonts w:ascii="微软雅黑" w:cs="微软雅黑" w:eastAsia="微软雅黑" w:hAnsi="微软雅黑"/>
-          <w:b w:val="false"/>
-          <w:bCs w:val="false"/>
-          <w:color w:val="1D1D1A"/>
-          <w:sz w:val="21"/>
-          <w:szCs w:val="21"/>
-        </w:rPr>
-        <w:t xml:space="preserve">用云资源，可以在人多的城市开课、其他城市线上，也可以和大学合作开班。</w:t>
-      </w:r>
-    </w:p>
-    <w:p>
-      <w:pPr>
-        <w:spacing w:after="90" w:line="320"/>
-        <w:ind w:left="360"/>
-      </w:pPr>
-      <w:r>
-        <w:rPr>
-          <w:rFonts w:ascii="微软雅黑" w:cs="微软雅黑" w:eastAsia="微软雅黑" w:hAnsi="微软雅黑"/>
-          <w:b/>
-          <w:bCs/>
-          <w:color w:val="6B6B6B"/>
-          <w:sz w:val="21"/>
-          <w:szCs w:val="21"/>
-        </w:rPr>
-        <w:t xml:space="preserve">备注：</w:t>
-      </w:r>
-      <w:r>
-        <w:rPr>
-          <w:rFonts w:ascii="微软雅黑" w:cs="微软雅黑" w:eastAsia="微软雅黑" w:hAnsi="微软雅黑"/>
-          <w:b w:val="false"/>
-          <w:bCs w:val="false"/>
-          <w:color w:val="1D1D1A"/>
-          <w:sz w:val="21"/>
-          <w:szCs w:val="21"/>
-        </w:rPr>
-        <w:t xml:space="preserve">材料转 ESR 的范围和许可，RNP 前后提了两次，会上没有正面回答。</w:t>
+        <w:t xml:space="preserve">华为的结论：</w:t>
+      </w:r>
+      <w:r>
+        <w:rPr>
+          <w:rFonts w:ascii="微软雅黑" w:cs="微软雅黑" w:eastAsia="微软雅黑" w:hAnsi="微软雅黑"/>
+          <w:b w:val="false"/>
+          <w:bCs w:val="false"/>
+          <w:color w:val="1D1D1A"/>
+          <w:sz w:val="21"/>
+          <w:szCs w:val="21"/>
+        </w:rPr>
+        <w:t xml:space="preserve">四个阶段：第一到第二阶段选出 40%，从 2070 人到 1080 人，再选一半进入高级阶段，约 100 人赴华；60 天、每天 6 到 8 小时。</w:t>
       </w:r>
     </w:p>
     <w:p>
@@ -2766,7 +2442,7 @@
           <w:sz w:val="22"/>
           <w:szCs w:val="22"/>
         </w:rPr>
-        <w:t xml:space="preserve">　AI Developer 培训分几段、怎么选拔、一共多少课时</w:t>
+        <w:t xml:space="preserve">　讯飞培训是否在报送部里的预算内，实验室云成本谁承担</w:t>
       </w:r>
       <w:r>
         <w:rPr>
@@ -2777,7 +2453,7 @@
           <w:sz w:val="17"/>
           <w:szCs w:val="17"/>
         </w:rPr>
-        <w:t xml:space="preserve">　　原问题 Q43、Q44</w:t>
+        <w:t xml:space="preserve">　　原问题 Q45</w:t>
       </w:r>
     </w:p>
     <w:p>
@@ -2794,18 +2470,18 @@
           <w:sz w:val="21"/>
           <w:szCs w:val="21"/>
         </w:rPr>
-        <w:t xml:space="preserve">RNP 想知道的是：</w:t>
-      </w:r>
-      <w:r>
-        <w:rPr>
-          <w:rFonts w:ascii="微软雅黑" w:cs="微软雅黑" w:eastAsia="微软雅黑" w:hAnsi="微软雅黑"/>
-          <w:b w:val="false"/>
-          <w:bCs w:val="false"/>
-          <w:color w:val="1D1D1A"/>
-          <w:sz w:val="21"/>
-          <w:szCs w:val="21"/>
-        </w:rPr>
-        <w:t xml:space="preserve">RNP 问第一次培训持续多久，幻灯片上前面的绿色部分和后面的蓝色部分各是什么，总共多少小时。</w:t>
+        <w:t xml:space="preserve">RNP 的问题：</w:t>
+      </w:r>
+      <w:r>
+        <w:rPr>
+          <w:rFonts w:ascii="微软雅黑" w:cs="微软雅黑" w:eastAsia="微软雅黑" w:hAnsi="微软雅黑"/>
+          <w:b w:val="false"/>
+          <w:bCs w:val="false"/>
+          <w:color w:val="1D1D1A"/>
+          <w:sz w:val="21"/>
+          <w:szCs w:val="21"/>
+        </w:rPr>
+        <w:t xml:space="preserve">RNP 想确认讯飞的培训是否已包含在报送部里的预算内，以及托管培训平台的云成本由谁承担。</w:t>
       </w:r>
     </w:p>
     <w:p>
@@ -2822,18 +2498,36 @@
           <w:sz w:val="21"/>
           <w:szCs w:val="21"/>
         </w:rPr>
-        <w:t xml:space="preserve">华为的回答：</w:t>
-      </w:r>
-      <w:r>
-        <w:rPr>
-          <w:rFonts w:ascii="微软雅黑" w:cs="微软雅黑" w:eastAsia="微软雅黑" w:hAnsi="微软雅黑"/>
-          <w:b w:val="false"/>
-          <w:bCs w:val="false"/>
-          <w:color w:val="1D1D1A"/>
-          <w:sz w:val="21"/>
-          <w:szCs w:val="21"/>
-        </w:rPr>
-        <w:t xml:space="preserve">开发者培训四个阶段：第一到第二阶段选出 40%，从 2070 人到 1080 人，再选一半进入高级阶段，最后约 100 人回中国接受更多培训。按天计，60 天、每天 6 到 8 小时、约两个月，学员回华为在线平台学习。</w:t>
+        <w:t xml:space="preserve">讯飞与华为的结论：</w:t>
+      </w:r>
+      <w:r>
+        <w:rPr>
+          <w:rFonts w:ascii="微软雅黑" w:cs="微软雅黑" w:eastAsia="微软雅黑" w:hAnsi="微软雅黑"/>
+          <w:b w:val="false"/>
+          <w:bCs w:val="false"/>
+          <w:color w:val="1D1D1A"/>
+          <w:sz w:val="21"/>
+          <w:szCs w:val="21"/>
+        </w:rPr>
+        <w:t xml:space="preserve">项目培训含讯飞知识转移已在价格内，人才培养按 LPU 另计；云成本由华为先承担后报销。</w:t>
+      </w:r>
+    </w:p>
+    <w:p>
+      <w:pPr>
+        <w:pStyle w:val="Heading1"/>
+        <w:keepNext/>
+        <w:spacing w:after="160" w:before="420"/>
+      </w:pPr>
+      <w:r>
+        <w:rPr>
+          <w:rFonts w:ascii="微软雅黑" w:cs="微软雅黑" w:eastAsia="微软雅黑" w:hAnsi="微软雅黑"/>
+          <w:b/>
+          <w:bCs/>
+          <w:color w:val="C00000"/>
+          <w:sz w:val="28"/>
+          <w:szCs w:val="28"/>
+        </w:rPr>
+        <w:t xml:space="preserve">议题九　看真实平台时问的</w:t>
       </w:r>
     </w:p>
     <w:p>
@@ -2861,7 +2555,7 @@
           <w:sz w:val="22"/>
           <w:szCs w:val="22"/>
         </w:rPr>
-        <w:t xml:space="preserve">　讯飞的培训在不在报给部里的预算里；实验室的云成本谁付</w:t>
+        <w:t xml:space="preserve">　RNP 的各类数据能否接入平台</w:t>
       </w:r>
       <w:r>
         <w:rPr>
@@ -2872,7 +2566,7 @@
           <w:sz w:val="17"/>
           <w:szCs w:val="17"/>
         </w:rPr>
-        <w:t xml:space="preserve">　　原问题 Q45</w:t>
+        <w:t xml:space="preserve">　　原问题 Q46、Q47、Q48、Q49、Q50、Q51</w:t>
       </w:r>
     </w:p>
     <w:p>
@@ -2889,46 +2583,382 @@
           <w:sz w:val="21"/>
           <w:szCs w:val="21"/>
         </w:rPr>
-        <w:t xml:space="preserve">RNP 想知道的是：</w:t>
-      </w:r>
-      <w:r>
-        <w:rPr>
-          <w:rFonts w:ascii="微软雅黑" w:cs="微软雅黑" w:eastAsia="微软雅黑" w:hAnsi="微软雅黑"/>
-          <w:b w:val="false"/>
-          <w:bCs w:val="false"/>
-          <w:color w:val="1D1D1A"/>
-          <w:sz w:val="21"/>
-          <w:szCs w:val="21"/>
-        </w:rPr>
-        <w:t xml:space="preserve">RNP 说之前谈的是内容转 ESR、实验室用华为的，课程已经在报给部里的参考条款里，但不记得讯飞的培训在不在那个预算里；追问报给部里的 AIDC 和人才 LPU 是否都覆盖了；并指出实验室是大头，跑在华为平台上。</w:t>
-      </w:r>
-    </w:p>
-    <w:p>
-      <w:pPr>
-        <w:spacing w:after="90" w:line="320"/>
-        <w:ind w:left="360"/>
-      </w:pPr>
-      <w:r>
-        <w:rPr>
-          <w:rFonts w:ascii="微软雅黑" w:cs="微软雅黑" w:eastAsia="微软雅黑" w:hAnsi="微软雅黑"/>
-          <w:b/>
-          <w:bCs/>
-          <w:color w:val="2E7D32"/>
-          <w:sz w:val="21"/>
-          <w:szCs w:val="21"/>
-        </w:rPr>
-        <w:t xml:space="preserve">讯飞与华为的回答：</w:t>
-      </w:r>
-      <w:r>
-        <w:rPr>
-          <w:rFonts w:ascii="微软雅黑" w:cs="微软雅黑" w:eastAsia="微软雅黑" w:hAnsi="微软雅黑"/>
-          <w:b w:val="false"/>
-          <w:bCs w:val="false"/>
-          <w:color w:val="1D1D1A"/>
-          <w:sz w:val="21"/>
-          <w:szCs w:val="21"/>
-        </w:rPr>
-        <w:t xml:space="preserve">华为：绿色部分即项目培训、含讯飞知识转移已含在价格里。讯飞：绿色在 AIDC 项目里，蓝色是 LPU 模式，收费模式不同。华为：都覆盖；托管培训平台的云服务成本由华为承担后报销。</w:t>
+        <w:t xml:space="preserve">RNP 的问题：</w:t>
+      </w:r>
+      <w:r>
+        <w:rPr>
+          <w:rFonts w:ascii="微软雅黑" w:cs="微软雅黑" w:eastAsia="微软雅黑" w:hAnsi="微软雅黑"/>
+          <w:b w:val="false"/>
+          <w:bCs w:val="false"/>
+          <w:color w:val="1D1D1A"/>
+          <w:sz w:val="21"/>
+          <w:szCs w:val="21"/>
+        </w:rPr>
+        <w:t xml:space="preserve">RNP 想知道平台能否处理表格类数据、批量上传数千个文件、通过 API 直连数据仓库、接入数据湖，以及 SiBBr 这类带元数据的结构化开放数据节点。</w:t>
+      </w:r>
+    </w:p>
+    <w:p>
+      <w:pPr>
+        <w:spacing w:after="90" w:line="320"/>
+        <w:ind w:left="360"/>
+      </w:pPr>
+      <w:r>
+        <w:rPr>
+          <w:rFonts w:ascii="微软雅黑" w:cs="微软雅黑" w:eastAsia="微软雅黑" w:hAnsi="微软雅黑"/>
+          <w:b/>
+          <w:bCs/>
+          <w:color w:val="C00000"/>
+          <w:sz w:val="21"/>
+          <w:szCs w:val="21"/>
+        </w:rPr>
+        <w:t xml:space="preserve">讯飞的结论：</w:t>
+      </w:r>
+      <w:r>
+        <w:rPr>
+          <w:rFonts w:ascii="微软雅黑" w:cs="微软雅黑" w:eastAsia="微软雅黑" w:hAnsi="微软雅黑"/>
+          <w:b w:val="false"/>
+          <w:bCs w:val="false"/>
+          <w:color w:val="1D1D1A"/>
+          <w:sz w:val="21"/>
+          <w:szCs w:val="21"/>
+        </w:rPr>
+        <w:t xml:space="preserve">支持批量上传和 API 连接；数据湖和 SiBBr 类数据源做定制适配，讯飞保证平台能连上 RNP 准备好的数据集。</w:t>
+      </w:r>
+    </w:p>
+    <w:p>
+      <w:pPr>
+        <w:keepNext/>
+        <w:spacing w:after="90" w:before="280"/>
+      </w:pPr>
+      <w:r>
+        <w:rPr>
+          <w:rFonts w:ascii="微软雅黑" w:cs="微软雅黑" w:eastAsia="微软雅黑" w:hAnsi="微软雅黑"/>
+          <w:b/>
+          <w:bCs/>
+          <w:color w:val="C00000"/>
+          <w:sz w:val="23"/>
+          <w:szCs w:val="23"/>
+        </w:rPr>
+        <w:t xml:space="preserve">24</w:t>
+      </w:r>
+      <w:r>
+        <w:rPr>
+          <w:rFonts w:ascii="微软雅黑" w:cs="微软雅黑" w:eastAsia="微软雅黑" w:hAnsi="微软雅黑"/>
+          <w:b/>
+          <w:bCs/>
+          <w:color w:val="1D1D1A"/>
+          <w:sz w:val="22"/>
+          <w:szCs w:val="22"/>
+        </w:rPr>
+        <w:t xml:space="preserve">　处理流程是否从原始数据开始、每一步是否可见，葡语工具由谁做</w:t>
+      </w:r>
+      <w:r>
+        <w:rPr>
+          <w:rFonts w:ascii="微软雅黑" w:cs="微软雅黑" w:eastAsia="微软雅黑" w:hAnsi="微软雅黑"/>
+          <w:b w:val="false"/>
+          <w:bCs w:val="false"/>
+          <w:color w:val="6B6B6B"/>
+          <w:sz w:val="17"/>
+          <w:szCs w:val="17"/>
+        </w:rPr>
+        <w:t xml:space="preserve">　　原问题 Q52</w:t>
+      </w:r>
+    </w:p>
+    <w:p>
+      <w:pPr>
+        <w:spacing w:after="90" w:line="320"/>
+        <w:ind w:left="360"/>
+      </w:pPr>
+      <w:r>
+        <w:rPr>
+          <w:rFonts w:ascii="微软雅黑" w:cs="微软雅黑" w:eastAsia="微软雅黑" w:hAnsi="微软雅黑"/>
+          <w:b/>
+          <w:bCs/>
+          <w:color w:val="0057A8"/>
+          <w:sz w:val="21"/>
+          <w:szCs w:val="21"/>
+        </w:rPr>
+        <w:t xml:space="preserve">RNP 的问题：</w:t>
+      </w:r>
+      <w:r>
+        <w:rPr>
+          <w:rFonts w:ascii="微软雅黑" w:cs="微软雅黑" w:eastAsia="微软雅黑" w:hAnsi="微软雅黑"/>
+          <w:b w:val="false"/>
+          <w:bCs w:val="false"/>
+          <w:color w:val="1D1D1A"/>
+          <w:sz w:val="21"/>
+          <w:szCs w:val="21"/>
+        </w:rPr>
+        <w:t xml:space="preserve">RNP 想知道平台输入是否为完全原始的数据、每一步处理是否对 RNP 开放可见，以及葡语切分工具是否需要定制。</w:t>
+      </w:r>
+    </w:p>
+    <w:p>
+      <w:pPr>
+        <w:spacing w:after="90" w:line="320"/>
+        <w:ind w:left="360"/>
+      </w:pPr>
+      <w:r>
+        <w:rPr>
+          <w:rFonts w:ascii="微软雅黑" w:cs="微软雅黑" w:eastAsia="微软雅黑" w:hAnsi="微软雅黑"/>
+          <w:b/>
+          <w:bCs/>
+          <w:color w:val="C00000"/>
+          <w:sz w:val="21"/>
+          <w:szCs w:val="21"/>
+        </w:rPr>
+        <w:t xml:space="preserve">讯飞的结论：</w:t>
+      </w:r>
+      <w:r>
+        <w:rPr>
+          <w:rFonts w:ascii="微软雅黑" w:cs="微软雅黑" w:eastAsia="微软雅黑" w:hAnsi="微软雅黑"/>
+          <w:b w:val="false"/>
+          <w:bCs w:val="false"/>
+          <w:color w:val="1D1D1A"/>
+          <w:sz w:val="21"/>
+          <w:szCs w:val="21"/>
+        </w:rPr>
+        <w:t xml:space="preserve">是。流程开放可见，知识转移逐步讲解；葡语工具需与 RNP 语言专家共建，不是黑盒。</w:t>
+      </w:r>
+    </w:p>
+    <w:p>
+      <w:pPr>
+        <w:keepNext/>
+        <w:spacing w:after="90" w:before="280"/>
+      </w:pPr>
+      <w:r>
+        <w:rPr>
+          <w:rFonts w:ascii="微软雅黑" w:cs="微软雅黑" w:eastAsia="微软雅黑" w:hAnsi="微软雅黑"/>
+          <w:b/>
+          <w:bCs/>
+          <w:color w:val="C00000"/>
+          <w:sz w:val="23"/>
+          <w:szCs w:val="23"/>
+        </w:rPr>
+        <w:t xml:space="preserve">25</w:t>
+      </w:r>
+      <w:r>
+        <w:rPr>
+          <w:rFonts w:ascii="微软雅黑" w:cs="微软雅黑" w:eastAsia="微软雅黑" w:hAnsi="微软雅黑"/>
+          <w:b/>
+          <w:bCs/>
+          <w:color w:val="1D1D1A"/>
+          <w:sz w:val="22"/>
+          <w:szCs w:val="22"/>
+        </w:rPr>
+        <w:t xml:space="preserve">　平台能否在界面之外扩展：SDK 与新开源模型</w:t>
+      </w:r>
+      <w:r>
+        <w:rPr>
+          <w:rFonts w:ascii="微软雅黑" w:cs="微软雅黑" w:eastAsia="微软雅黑" w:hAnsi="微软雅黑"/>
+          <w:b w:val="false"/>
+          <w:bCs w:val="false"/>
+          <w:color w:val="6B6B6B"/>
+          <w:sz w:val="17"/>
+          <w:szCs w:val="17"/>
+        </w:rPr>
+        <w:t xml:space="preserve">　　原问题 Q53、Q54</w:t>
+      </w:r>
+    </w:p>
+    <w:p>
+      <w:pPr>
+        <w:spacing w:after="90" w:line="320"/>
+        <w:ind w:left="360"/>
+      </w:pPr>
+      <w:r>
+        <w:rPr>
+          <w:rFonts w:ascii="微软雅黑" w:cs="微软雅黑" w:eastAsia="微软雅黑" w:hAnsi="微软雅黑"/>
+          <w:b/>
+          <w:bCs/>
+          <w:color w:val="0057A8"/>
+          <w:sz w:val="21"/>
+          <w:szCs w:val="21"/>
+        </w:rPr>
+        <w:t xml:space="preserve">RNP 的问题：</w:t>
+      </w:r>
+      <w:r>
+        <w:rPr>
+          <w:rFonts w:ascii="微软雅黑" w:cs="微软雅黑" w:eastAsia="微软雅黑" w:hAnsi="微软雅黑"/>
+          <w:b w:val="false"/>
+          <w:bCs w:val="false"/>
+          <w:color w:val="1D1D1A"/>
+          <w:sz w:val="21"/>
+          <w:szCs w:val="21"/>
+        </w:rPr>
+        <w:t xml:space="preserve">RNP 想知道是否有开发者 SDK 可在平台外开发，以及新的开源模型如何放进平台训练，因为他们习惯在代码层用 Python 和脚本工作。</w:t>
+      </w:r>
+    </w:p>
+    <w:p>
+      <w:pPr>
+        <w:spacing w:after="90" w:line="320"/>
+        <w:ind w:left="360"/>
+      </w:pPr>
+      <w:r>
+        <w:rPr>
+          <w:rFonts w:ascii="微软雅黑" w:cs="微软雅黑" w:eastAsia="微软雅黑" w:hAnsi="微软雅黑"/>
+          <w:b/>
+          <w:bCs/>
+          <w:color w:val="C00000"/>
+          <w:sz w:val="21"/>
+          <w:szCs w:val="21"/>
+        </w:rPr>
+        <w:t xml:space="preserve">讯飞的结论：</w:t>
+      </w:r>
+      <w:r>
+        <w:rPr>
+          <w:rFonts w:ascii="微软雅黑" w:cs="微软雅黑" w:eastAsia="微软雅黑" w:hAnsi="微软雅黑"/>
+          <w:b w:val="false"/>
+          <w:bCs w:val="false"/>
+          <w:color w:val="1D1D1A"/>
+          <w:sz w:val="21"/>
+          <w:szCs w:val="21"/>
+        </w:rPr>
+        <w:t xml:space="preserve">不提供平台 SDK，建议在平台内完成；新模型可上传，但须先经华为适配昇腾 NPU。</w:t>
+      </w:r>
+    </w:p>
+    <w:p>
+      <w:pPr>
+        <w:keepNext/>
+        <w:spacing w:after="90" w:before="280"/>
+      </w:pPr>
+      <w:r>
+        <w:rPr>
+          <w:rFonts w:ascii="微软雅黑" w:cs="微软雅黑" w:eastAsia="微软雅黑" w:hAnsi="微软雅黑"/>
+          <w:b/>
+          <w:bCs/>
+          <w:color w:val="C00000"/>
+          <w:sz w:val="23"/>
+          <w:szCs w:val="23"/>
+        </w:rPr>
+        <w:t xml:space="preserve">26</w:t>
+      </w:r>
+      <w:r>
+        <w:rPr>
+          <w:rFonts w:ascii="微软雅黑" w:cs="微软雅黑" w:eastAsia="微软雅黑" w:hAnsi="微软雅黑"/>
+          <w:b/>
+          <w:bCs/>
+          <w:color w:val="1D1D1A"/>
+          <w:sz w:val="22"/>
+          <w:szCs w:val="22"/>
+        </w:rPr>
+        <w:t xml:space="preserve">　培训操作平台有何价值，RNP 要的是幕后机制</w:t>
+      </w:r>
+      <w:r>
+        <w:rPr>
+          <w:rFonts w:ascii="微软雅黑" w:cs="微软雅黑" w:eastAsia="微软雅黑" w:hAnsi="微软雅黑"/>
+          <w:b w:val="false"/>
+          <w:bCs w:val="false"/>
+          <w:color w:val="6B6B6B"/>
+          <w:sz w:val="17"/>
+          <w:szCs w:val="17"/>
+        </w:rPr>
+        <w:t xml:space="preserve">　　原问题 Q55</w:t>
+      </w:r>
+    </w:p>
+    <w:p>
+      <w:pPr>
+        <w:spacing w:after="90" w:line="320"/>
+        <w:ind w:left="360"/>
+      </w:pPr>
+      <w:r>
+        <w:rPr>
+          <w:rFonts w:ascii="微软雅黑" w:cs="微软雅黑" w:eastAsia="微软雅黑" w:hAnsi="微软雅黑"/>
+          <w:b/>
+          <w:bCs/>
+          <w:color w:val="0057A8"/>
+          <w:sz w:val="21"/>
+          <w:szCs w:val="21"/>
+        </w:rPr>
+        <w:t xml:space="preserve">RNP 的问题：</w:t>
+      </w:r>
+      <w:r>
+        <w:rPr>
+          <w:rFonts w:ascii="微软雅黑" w:cs="微软雅黑" w:eastAsia="微软雅黑" w:hAnsi="微软雅黑"/>
+          <w:b w:val="false"/>
+          <w:bCs w:val="false"/>
+          <w:color w:val="1D1D1A"/>
+          <w:sz w:val="21"/>
+          <w:szCs w:val="21"/>
+        </w:rPr>
+        <w:t xml:space="preserve">RNP 认为培训人操作高层抽象的平台没有价值，若不能改平台去适配新模型和库就不值得学，他们要的是训练幕后的机制和工作负载为何如此组织。</w:t>
+      </w:r>
+    </w:p>
+    <w:p>
+      <w:pPr>
+        <w:spacing w:after="90" w:line="320"/>
+        <w:ind w:left="360"/>
+      </w:pPr>
+      <w:r>
+        <w:rPr>
+          <w:rFonts w:ascii="微软雅黑" w:cs="微软雅黑" w:eastAsia="微软雅黑" w:hAnsi="微软雅黑"/>
+          <w:b/>
+          <w:bCs/>
+          <w:color w:val="C00000"/>
+          <w:sz w:val="21"/>
+          <w:szCs w:val="21"/>
+        </w:rPr>
+        <w:t xml:space="preserve">讯飞的结论：</w:t>
+      </w:r>
+      <w:r>
+        <w:rPr>
+          <w:rFonts w:ascii="微软雅黑" w:cs="微软雅黑" w:eastAsia="微软雅黑" w:hAnsi="微软雅黑"/>
+          <w:b w:val="false"/>
+          <w:bCs w:val="false"/>
+          <w:color w:val="1D1D1A"/>
+          <w:sz w:val="21"/>
+          <w:szCs w:val="21"/>
+        </w:rPr>
+        <w:t xml:space="preserve">知识转移先讲原理，最后才教操作。</w:t>
+      </w:r>
+    </w:p>
+    <w:p>
+      <w:pPr>
+        <w:shd w:fill="FFF6E5" w:color="auto" w:val="clear"/>
+        <w:spacing w:after="90" w:line="310"/>
+        <w:ind w:left="360"/>
+      </w:pPr>
+      <w:r>
+        <w:rPr>
+          <w:rFonts w:ascii="微软雅黑" w:cs="微软雅黑" w:eastAsia="微软雅黑" w:hAnsi="微软雅黑"/>
+          <w:b/>
+          <w:bCs/>
+          <w:color w:val="5B3A00"/>
+          <w:sz w:val="20"/>
+          <w:szCs w:val="20"/>
+        </w:rPr>
+        <w:t xml:space="preserve">解读　</w:t>
+      </w:r>
+      <w:r>
+        <w:rPr>
+          <w:rFonts w:ascii="微软雅黑" w:cs="微软雅黑" w:eastAsia="微软雅黑" w:hAnsi="微软雅黑"/>
+          <w:b w:val="false"/>
+          <w:bCs w:val="false"/>
+          <w:color w:val="3A3A3A"/>
+          <w:sz w:val="20"/>
+          <w:szCs w:val="20"/>
+        </w:rPr>
+        <w:t xml:space="preserve">上一问和这一问实质是同一个问题：</w:t>
+      </w:r>
+      <w:r>
+        <w:rPr>
+          <w:rFonts w:ascii="微软雅黑" w:cs="微软雅黑" w:eastAsia="微软雅黑" w:hAnsi="微软雅黑"/>
+          <w:b/>
+          <w:bCs/>
+          <w:color w:val="3A3A3A"/>
+          <w:sz w:val="20"/>
+          <w:szCs w:val="20"/>
+        </w:rPr>
+        <w:t xml:space="preserve">讯飞交付的是 RNP 可以打开、改动、替换的工程环境，还是只能按按钮的封闭产品。</w:t>
+      </w:r>
+      <w:r>
+        <w:rPr>
+          <w:rFonts w:ascii="微软雅黑" w:cs="微软雅黑" w:eastAsia="微软雅黑" w:hAnsi="微软雅黑"/>
+          <w:b w:val="false"/>
+          <w:bCs w:val="false"/>
+          <w:color w:val="3A3A3A"/>
+          <w:sz w:val="20"/>
+          <w:szCs w:val="20"/>
+        </w:rPr>
+        <w:t xml:space="preserve"> 打个比方，平台是一台全自动烹饪机，星火是预装菜谱，RNP 问的是盖子能不能掀开、底下的灶台能不能自己用；他们要的是厨师培训，不是操作员培训。背后的担心是两年后被锁在讯飞平台和星火目录里，与项目"主权、自主"的目标相悖。总部回应要分层说清界面层、训练框架层、昇腾适配层各自给什么，RNP 能否脱离平台跑训练，开源模型接入谁做、多久，课程先原理后操作。五月书面答复已承诺交付基座模型的开源框架版结构源码，口径比会上更宽，需对齐。</w:t>
       </w:r>
     </w:p>
     <w:p>
@@ -2946,23 +2976,7 @@
           <w:sz w:val="28"/>
           <w:szCs w:val="28"/>
         </w:rPr>
-        <w:t xml:space="preserve">议题九　看真实平台时问的：数据、模型与幕后</w:t>
-      </w:r>
-    </w:p>
-    <w:p>
-      <w:pPr>
-        <w:spacing w:after="120" w:line="320"/>
-      </w:pPr>
-      <w:r>
-        <w:rPr>
-          <w:rFonts w:ascii="微软雅黑" w:cs="微软雅黑" w:eastAsia="微软雅黑" w:hAnsi="微软雅黑"/>
-          <w:b w:val="false"/>
-          <w:bCs w:val="false"/>
-          <w:color w:val="1D1D1A"/>
-          <w:sz w:val="20"/>
-          <w:szCs w:val="20"/>
-        </w:rPr>
-        <w:t xml:space="preserve">讯飞演示中国侧真实环境：语料构建中心、训练中心、国民应用、领域模型。以下五问都是看演示时当场问的。</w:t>
+        <w:t xml:space="preserve">议题十　收尾时提出的正式诉求</w:t>
       </w:r>
     </w:p>
     <w:p>
@@ -2979,7 +2993,7 @@
           <w:sz w:val="23"/>
           <w:szCs w:val="23"/>
         </w:rPr>
-        <w:t xml:space="preserve">24</w:t>
+        <w:t xml:space="preserve">27</w:t>
       </w:r>
       <w:r>
         <w:rPr>
@@ -2990,7 +3004,7 @@
           <w:sz w:val="22"/>
           <w:szCs w:val="22"/>
         </w:rPr>
-        <w:t xml:space="preserve">　数据集长什么样；支不支持表格、批量、API 直连和各种数据源</w:t>
+        <w:t xml:space="preserve">　如何连接刚训好的模型，自有应用和 agent 能否接入，运行在哪里</w:t>
       </w:r>
       <w:r>
         <w:rPr>
@@ -3001,7 +3015,7 @@
           <w:sz w:val="17"/>
           <w:szCs w:val="17"/>
         </w:rPr>
-        <w:t xml:space="preserve">　　原问题 Q46、Q47、Q48、Q49、Q50</w:t>
+        <w:t xml:space="preserve">　　原问题 Q57、Q58、Q59</w:t>
       </w:r>
     </w:p>
     <w:p>
@@ -3018,46 +3032,46 @@
           <w:sz w:val="21"/>
           <w:szCs w:val="21"/>
         </w:rPr>
-        <w:t xml:space="preserve">RNP 想知道的是：</w:t>
-      </w:r>
-      <w:r>
-        <w:rPr>
-          <w:rFonts w:ascii="微软雅黑" w:cs="微软雅黑" w:eastAsia="微软雅黑" w:hAnsi="微软雅黑"/>
-          <w:b w:val="false"/>
-          <w:bCs w:val="false"/>
-          <w:color w:val="1D1D1A"/>
-          <w:sz w:val="21"/>
-          <w:szCs w:val="21"/>
-        </w:rPr>
-        <w:t xml:space="preserve">RNP 想看真实数据集；问有没有表格类数据集的例子；看到可以上传就问能不能批量传，因为他们可能有几千个文件；有没有 API 可以直接连数据仓库；能接哪些类型的数据源。</w:t>
-      </w:r>
-    </w:p>
-    <w:p>
-      <w:pPr>
-        <w:spacing w:after="90" w:line="320"/>
-        <w:ind w:left="360"/>
-      </w:pPr>
-      <w:r>
-        <w:rPr>
-          <w:rFonts w:ascii="微软雅黑" w:cs="微软雅黑" w:eastAsia="微软雅黑" w:hAnsi="微软雅黑"/>
-          <w:b/>
-          <w:bCs/>
-          <w:color w:val="C00000"/>
-          <w:sz w:val="21"/>
-          <w:szCs w:val="21"/>
-        </w:rPr>
-        <w:t xml:space="preserve">讯飞的回答：</w:t>
-      </w:r>
-      <w:r>
-        <w:rPr>
-          <w:rFonts w:ascii="微软雅黑" w:cs="微软雅黑" w:eastAsia="微软雅黑" w:hAnsi="微软雅黑"/>
-          <w:b w:val="false"/>
-          <w:bCs w:val="false"/>
-          <w:color w:val="1D1D1A"/>
-          <w:sz w:val="21"/>
-          <w:szCs w:val="21"/>
-        </w:rPr>
-        <w:t xml:space="preserve">展示了原始 PDF 文档；演示环境没有全部类型的数据集；支持批量上传和批量分析；有 API，可以开放；存在特定系统上的数据属于原始数据。</w:t>
+        <w:t xml:space="preserve">RNP 的问题：</w:t>
+      </w:r>
+      <w:r>
+        <w:rPr>
+          <w:rFonts w:ascii="微软雅黑" w:cs="微软雅黑" w:eastAsia="微软雅黑" w:hAnsi="微软雅黑"/>
+          <w:b w:val="false"/>
+          <w:bCs w:val="false"/>
+          <w:color w:val="1D1D1A"/>
+          <w:sz w:val="21"/>
+          <w:szCs w:val="21"/>
+        </w:rPr>
+        <w:t xml:space="preserve">RNP 想知道如何连接新训练的模型、自己的应用和 agent 能否接入、应用是否运行在华为在巴西的算力上。</w:t>
+      </w:r>
+    </w:p>
+    <w:p>
+      <w:pPr>
+        <w:spacing w:after="90" w:line="320"/>
+        <w:ind w:left="360"/>
+      </w:pPr>
+      <w:r>
+        <w:rPr>
+          <w:rFonts w:ascii="微软雅黑" w:cs="微软雅黑" w:eastAsia="微软雅黑" w:hAnsi="微软雅黑"/>
+          <w:b/>
+          <w:bCs/>
+          <w:color w:val="C00000"/>
+          <w:sz w:val="21"/>
+          <w:szCs w:val="21"/>
+        </w:rPr>
+        <w:t xml:space="preserve">讯飞的结论：</w:t>
+      </w:r>
+      <w:r>
+        <w:rPr>
+          <w:rFonts w:ascii="微软雅黑" w:cs="微软雅黑" w:eastAsia="微软雅黑" w:hAnsi="微软雅黑"/>
+          <w:b w:val="false"/>
+          <w:bCs w:val="false"/>
+          <w:color w:val="1D1D1A"/>
+          <w:sz w:val="21"/>
+          <w:szCs w:val="21"/>
+        </w:rPr>
+        <w:t xml:space="preserve">通过 API 连接和接入，受算力限制；运行在华为算力上，约 100 PFLOPS，可扩展。</w:t>
       </w:r>
     </w:p>
     <w:p>
@@ -3074,7 +3088,7 @@
           <w:sz w:val="23"/>
           <w:szCs w:val="23"/>
         </w:rPr>
-        <w:t xml:space="preserve">25</w:t>
+        <w:t xml:space="preserve">28</w:t>
       </w:r>
       <w:r>
         <w:rPr>
@@ -3085,7 +3099,7 @@
           <w:sz w:val="22"/>
           <w:szCs w:val="22"/>
         </w:rPr>
-        <w:t xml:space="preserve">　RNP 的数据在数据湖和 SiBBr 这类结构化节点里，怎么接进来</w:t>
+        <w:t xml:space="preserve">　RNP 需要责任矩阵和人力规划用于申请资金</w:t>
       </w:r>
       <w:r>
         <w:rPr>
@@ -3096,7 +3110,7 @@
           <w:sz w:val="17"/>
           <w:szCs w:val="17"/>
         </w:rPr>
-        <w:t xml:space="preserve">　　原问题 Q51</w:t>
+        <w:t xml:space="preserve">　　原问题 Q60</w:t>
       </w:r>
     </w:p>
     <w:p>
@@ -3113,46 +3127,74 @@
           <w:sz w:val="21"/>
           <w:szCs w:val="21"/>
         </w:rPr>
-        <w:t xml:space="preserve">RNP 想知道的是：</w:t>
-      </w:r>
-      <w:r>
-        <w:rPr>
-          <w:rFonts w:ascii="微软雅黑" w:cs="微软雅黑" w:eastAsia="微软雅黑" w:hAnsi="微软雅黑"/>
-          <w:b w:val="false"/>
-          <w:bCs w:val="false"/>
-          <w:color w:val="1D1D1A"/>
-          <w:sz w:val="21"/>
-          <w:szCs w:val="21"/>
-        </w:rPr>
-        <w:t xml:space="preserve">RNP 的数据在数据湖和 Dataverse 类系统里。他们现场打开 SiBBr 给讯飞看：这是 RNP 运营的巴西生物多样性开放数据节点，也就是 GBIF 的巴西节点，数据结构化、带元数据和语义，不是 PDF，对领域模型特别有价值，希望讯飞直接连他们的系统。除了 JSON，还有表格和 CSV。</w:t>
-      </w:r>
-    </w:p>
-    <w:p>
-      <w:pPr>
-        <w:spacing w:after="90" w:line="320"/>
-        <w:ind w:left="360"/>
-      </w:pPr>
-      <w:r>
-        <w:rPr>
-          <w:rFonts w:ascii="微软雅黑" w:cs="微软雅黑" w:eastAsia="微软雅黑" w:hAnsi="微软雅黑"/>
-          <w:b/>
-          <w:bCs/>
-          <w:color w:val="C00000"/>
-          <w:sz w:val="21"/>
-          <w:szCs w:val="21"/>
-        </w:rPr>
-        <w:t xml:space="preserve">讯飞的回答：</w:t>
-      </w:r>
-      <w:r>
-        <w:rPr>
-          <w:rFonts w:ascii="微软雅黑" w:cs="微软雅黑" w:eastAsia="微软雅黑" w:hAnsi="微软雅黑"/>
-          <w:b w:val="false"/>
-          <w:bCs w:val="false"/>
-          <w:color w:val="1D1D1A"/>
-          <w:sz w:val="21"/>
-          <w:szCs w:val="21"/>
-        </w:rPr>
-        <w:t xml:space="preserve">可以做定制适配，改进工具或用小模型适配 RNP 的数据，保证平台能连上 RNP 准备好的数据集；可以写小工具导入已经切分好的高质量数据，不复杂，标准功能不支持就定制；在 RNP 许可下从节点抓取或下载。</w:t>
+        <w:t xml:space="preserve">RNP 的问题：</w:t>
+      </w:r>
+      <w:r>
+        <w:rPr>
+          <w:rFonts w:ascii="微软雅黑" w:cs="微软雅黑" w:eastAsia="微软雅黑" w:hAnsi="微软雅黑"/>
+          <w:b w:val="false"/>
+          <w:bCs w:val="false"/>
+          <w:color w:val="1D1D1A"/>
+          <w:sz w:val="21"/>
+          <w:szCs w:val="21"/>
+        </w:rPr>
+        <w:t xml:space="preserve">RNP 要用培训计划、责任矩阵和人力规划向 MCTI 申请资金，并将把按工作包组织的项目文件译成英文发给讯飞。</w:t>
+      </w:r>
+    </w:p>
+    <w:p>
+      <w:pPr>
+        <w:spacing w:after="90" w:line="320"/>
+        <w:ind w:left="360"/>
+      </w:pPr>
+      <w:r>
+        <w:rPr>
+          <w:rFonts w:ascii="微软雅黑" w:cs="微软雅黑" w:eastAsia="微软雅黑" w:hAnsi="微软雅黑"/>
+          <w:b/>
+          <w:bCs/>
+          <w:color w:val="C00000"/>
+          <w:sz w:val="21"/>
+          <w:szCs w:val="21"/>
+        </w:rPr>
+        <w:t xml:space="preserve">讯飞的结论：</w:t>
+      </w:r>
+      <w:r>
+        <w:rPr>
+          <w:rFonts w:ascii="微软雅黑" w:cs="微软雅黑" w:eastAsia="微软雅黑" w:hAnsi="微软雅黑"/>
+          <w:b w:val="false"/>
+          <w:bCs w:val="false"/>
+          <w:color w:val="1D1D1A"/>
+          <w:sz w:val="21"/>
+          <w:szCs w:val="21"/>
+        </w:rPr>
+        <w:t xml:space="preserve">讯飞协助起草、提出意见，并发送交付进度表。</w:t>
+      </w:r>
+    </w:p>
+    <w:p>
+      <w:pPr>
+        <w:spacing w:after="90" w:line="320"/>
+        <w:ind w:left="360"/>
+      </w:pPr>
+      <w:r>
+        <w:rPr>
+          <w:rFonts w:ascii="微软雅黑" w:cs="微软雅黑" w:eastAsia="微软雅黑" w:hAnsi="微软雅黑"/>
+          <w:b/>
+          <w:bCs/>
+          <w:color w:val="6B6B6B"/>
+          <w:sz w:val="21"/>
+          <w:szCs w:val="21"/>
+        </w:rPr>
+        <w:t xml:space="preserve">备注：</w:t>
+      </w:r>
+      <w:r>
+        <w:rPr>
+          <w:rFonts w:ascii="微软雅黑" w:cs="微软雅黑" w:eastAsia="微软雅黑" w:hAnsi="微软雅黑"/>
+          <w:b w:val="false"/>
+          <w:bCs w:val="false"/>
+          <w:color w:val="1D1D1A"/>
+          <w:sz w:val="21"/>
+          <w:szCs w:val="21"/>
+        </w:rPr>
+        <w:t xml:space="preserve">RNP 指出持续预训练从全在巴西改为部分在中国，是一个变化。</w:t>
       </w:r>
     </w:p>
     <w:p>
@@ -3169,7 +3211,7 @@
           <w:sz w:val="23"/>
           <w:szCs w:val="23"/>
         </w:rPr>
-        <w:t xml:space="preserve">26</w:t>
+        <w:t xml:space="preserve">29</w:t>
       </w:r>
       <w:r>
         <w:rPr>
@@ -3180,7 +3222,7 @@
           <w:sz w:val="22"/>
           <w:szCs w:val="22"/>
         </w:rPr>
-        <w:t xml:space="preserve">　输入是不是原始数据；每一步处理看不看得到；葡语工具谁来做</w:t>
+        <w:t xml:space="preserve">　领域模型应否与国家模型同步启动，API 是否早开放</w:t>
       </w:r>
       <w:r>
         <w:rPr>
@@ -3191,7 +3233,7 @@
           <w:sz w:val="17"/>
           <w:szCs w:val="17"/>
         </w:rPr>
-        <w:t xml:space="preserve">　　原问题 Q52</w:t>
+        <w:t xml:space="preserve">　　原问题 Q61</w:t>
       </w:r>
     </w:p>
     <w:p>
@@ -3208,46 +3250,46 @@
           <w:sz w:val="21"/>
           <w:szCs w:val="21"/>
         </w:rPr>
-        <w:t xml:space="preserve">RNP 想知道的是：</w:t>
-      </w:r>
-      <w:r>
-        <w:rPr>
-          <w:rFonts w:ascii="微软雅黑" w:cs="微软雅黑" w:eastAsia="微软雅黑" w:hAnsi="微软雅黑"/>
-          <w:b w:val="false"/>
-          <w:bCs w:val="false"/>
-          <w:color w:val="1D1D1A"/>
-          <w:sz w:val="21"/>
-          <w:szCs w:val="21"/>
-        </w:rPr>
-        <w:t xml:space="preserve">RNP 问讯飞期望的起点是不是完全原始的数据，走完格式转换、清洗、抽取全流程；每一步在做什么，在平台上能不能看到，而不只是前端界面。他们自己总结：那就是需要定制，最后 token 化就能训了。</w:t>
-      </w:r>
-    </w:p>
-    <w:p>
-      <w:pPr>
-        <w:spacing w:after="90" w:line="320"/>
-        <w:ind w:left="360"/>
-      </w:pPr>
-      <w:r>
-        <w:rPr>
-          <w:rFonts w:ascii="微软雅黑" w:cs="微软雅黑" w:eastAsia="微软雅黑" w:hAnsi="微软雅黑"/>
-          <w:b/>
-          <w:bCs/>
-          <w:color w:val="C00000"/>
-          <w:sz w:val="21"/>
-          <w:szCs w:val="21"/>
-        </w:rPr>
-        <w:t xml:space="preserve">讯飞的回答：</w:t>
-      </w:r>
-      <w:r>
-        <w:rPr>
-          <w:rFonts w:ascii="微软雅黑" w:cs="微软雅黑" w:eastAsia="微软雅黑" w:hAnsi="微软雅黑"/>
-          <w:b w:val="false"/>
-          <w:bCs w:val="false"/>
-          <w:color w:val="1D1D1A"/>
-          <w:sz w:val="21"/>
-          <w:szCs w:val="21"/>
-        </w:rPr>
-        <w:t xml:space="preserve">是。处理过程开放可见，知识转移会讲每一步；工具目前针对英文和中文，葡语的切分要和 RNP 语言专家一起做，不是黑盒，是讯飞自研。末端形成数据集库，支持持续预训练、SFT 等；标准功能不支持就定制导入。</w:t>
+        <w:t xml:space="preserve">RNP 的问题：</w:t>
+      </w:r>
+      <w:r>
+        <w:rPr>
+          <w:rFonts w:ascii="微软雅黑" w:cs="微软雅黑" w:eastAsia="微软雅黑" w:hAnsi="微软雅黑"/>
+          <w:b w:val="false"/>
+          <w:bCs w:val="false"/>
+          <w:color w:val="1D1D1A"/>
+          <w:sz w:val="21"/>
+          <w:szCs w:val="21"/>
+        </w:rPr>
+        <w:t xml:space="preserve">RNP 认为领域模型应与国家模型同步启动以尽早出成果，并希望一开始就向部分开发者开放 API。</w:t>
+      </w:r>
+    </w:p>
+    <w:p>
+      <w:pPr>
+        <w:spacing w:after="90" w:line="320"/>
+        <w:ind w:left="360"/>
+      </w:pPr>
+      <w:r>
+        <w:rPr>
+          <w:rFonts w:ascii="微软雅黑" w:cs="微软雅黑" w:eastAsia="微软雅黑" w:hAnsi="微软雅黑"/>
+          <w:b/>
+          <w:bCs/>
+          <w:color w:val="C00000"/>
+          <w:sz w:val="21"/>
+          <w:szCs w:val="21"/>
+        </w:rPr>
+        <w:t xml:space="preserve">讯飞的结论：</w:t>
+      </w:r>
+      <w:r>
+        <w:rPr>
+          <w:rFonts w:ascii="微软雅黑" w:cs="微软雅黑" w:eastAsia="微软雅黑" w:hAnsi="微软雅黑"/>
+          <w:b w:val="false"/>
+          <w:bCs w:val="false"/>
+          <w:color w:val="1D1D1A"/>
+          <w:sz w:val="21"/>
+          <w:szCs w:val="21"/>
+        </w:rPr>
+        <w:t xml:space="preserve">公开数据可用中国算力，敏感数据需本地算力；讯飞愿共同确定高优先级领域和资源，尽早取得第一批成果。RNP 强调主权是底线，公开数据不受此限。</w:t>
       </w:r>
     </w:p>
     <w:p>
@@ -3264,7 +3306,7 @@
           <w:sz w:val="23"/>
           <w:szCs w:val="23"/>
         </w:rPr>
-        <w:t xml:space="preserve">27</w:t>
+        <w:t xml:space="preserve">30</w:t>
       </w:r>
       <w:r>
         <w:rPr>
@@ -3275,7 +3317,7 @@
           <w:sz w:val="22"/>
           <w:szCs w:val="22"/>
         </w:rPr>
-        <w:t xml:space="preserve">　有没有开发者 SDK；新的开源模型怎么进平台</w:t>
+        <w:t xml:space="preserve">　能否办黑客松</w:t>
       </w:r>
       <w:r>
         <w:rPr>
@@ -3286,7 +3328,7 @@
           <w:sz w:val="17"/>
           <w:szCs w:val="17"/>
         </w:rPr>
-        <w:t xml:space="preserve">　　原问题 Q53、Q54</w:t>
+        <w:t xml:space="preserve">　　原问题 Q62</w:t>
       </w:r>
     </w:p>
     <w:p>
@@ -3303,220 +3345,46 @@
           <w:sz w:val="21"/>
           <w:szCs w:val="21"/>
         </w:rPr>
-        <w:t xml:space="preserve">RNP 想知道的是：</w:t>
-      </w:r>
-      <w:r>
-        <w:rPr>
-          <w:rFonts w:ascii="微软雅黑" w:cs="微软雅黑" w:eastAsia="微软雅黑" w:hAnsi="微软雅黑"/>
-          <w:b w:val="false"/>
-          <w:bCs w:val="false"/>
-          <w:color w:val="1D1D1A"/>
-          <w:sz w:val="21"/>
-          <w:szCs w:val="21"/>
-        </w:rPr>
-        <w:t xml:space="preserve">RNP 问有没有给开发者的 SDK，意思是能不能在平台外自己开发。接着问如果想加一个新的开源模型进平台做同样的训练怎么弄；听到答复后补了一段：RNP 做研究都是 Python 加脚本，直接对着训练框架干，这个平台把后台工具全藏起来了，要加新模型就得钻到代码层去。</w:t>
-      </w:r>
-    </w:p>
-    <w:p>
-      <w:pPr>
-        <w:spacing w:after="90" w:line="320"/>
-        <w:ind w:left="360"/>
-      </w:pPr>
-      <w:r>
-        <w:rPr>
-          <w:rFonts w:ascii="微软雅黑" w:cs="微软雅黑" w:eastAsia="微软雅黑" w:hAnsi="微软雅黑"/>
-          <w:b/>
-          <w:bCs/>
-          <w:color w:val="C00000"/>
-          <w:sz w:val="21"/>
-          <w:szCs w:val="21"/>
-        </w:rPr>
-        <w:t xml:space="preserve">讯飞的回答：</w:t>
-      </w:r>
-      <w:r>
-        <w:rPr>
-          <w:rFonts w:ascii="微软雅黑" w:cs="微软雅黑" w:eastAsia="微软雅黑" w:hAnsi="微软雅黑"/>
-          <w:b w:val="false"/>
-          <w:bCs w:val="false"/>
-          <w:color w:val="1D1D1A"/>
-          <w:sz w:val="21"/>
-          <w:szCs w:val="21"/>
-        </w:rPr>
-        <w:t xml:space="preserve">目前不提供平台 SDK，建议在平台内完成任务，平台是集成工作流，通过 SDK 暴露局部功能可能脱离平台控制。新模型可以定制加入，支持上传模型和训练框架，但模型要先经华为适配昇腾 NPU。</w:t>
-      </w:r>
-    </w:p>
-    <w:p>
-      <w:pPr>
-        <w:spacing w:after="90" w:line="320"/>
-        <w:ind w:left="360"/>
-      </w:pPr>
-      <w:r>
-        <w:rPr>
-          <w:rFonts w:ascii="微软雅黑" w:cs="微软雅黑" w:eastAsia="微软雅黑" w:hAnsi="微软雅黑"/>
-          <w:b/>
-          <w:bCs/>
-          <w:color w:val="0057A8"/>
-          <w:sz w:val="21"/>
-          <w:szCs w:val="21"/>
-        </w:rPr>
-        <w:t xml:space="preserve">RNP 的反应：</w:t>
-      </w:r>
-      <w:r>
-        <w:rPr>
-          <w:rFonts w:ascii="微软雅黑" w:cs="微软雅黑" w:eastAsia="微软雅黑" w:hAnsi="微软雅黑"/>
-          <w:b w:val="false"/>
-          <w:bCs w:val="false"/>
-          <w:color w:val="1D1D1A"/>
-          <w:sz w:val="21"/>
-          <w:szCs w:val="21"/>
-        </w:rPr>
-        <w:t xml:space="preserve">SDK 那问说了句"好，谢谢"；加模型那问的补充才是真正的意见，见下一问。</w:t>
-      </w:r>
-    </w:p>
-    <w:p>
-      <w:pPr>
-        <w:keepNext/>
-        <w:spacing w:after="90" w:before="280"/>
-      </w:pPr>
-      <w:r>
-        <w:rPr>
-          <w:rFonts w:ascii="微软雅黑" w:cs="微软雅黑" w:eastAsia="微软雅黑" w:hAnsi="微软雅黑"/>
-          <w:b/>
-          <w:bCs/>
-          <w:color w:val="C00000"/>
-          <w:sz w:val="23"/>
-          <w:szCs w:val="23"/>
-        </w:rPr>
-        <w:t xml:space="preserve">28</w:t>
-      </w:r>
-      <w:r>
-        <w:rPr>
-          <w:rFonts w:ascii="微软雅黑" w:cs="微软雅黑" w:eastAsia="微软雅黑" w:hAnsi="微软雅黑"/>
-          <w:b/>
-          <w:bCs/>
-          <w:color w:val="1D1D1A"/>
-          <w:sz w:val="22"/>
-          <w:szCs w:val="22"/>
-        </w:rPr>
-        <w:t xml:space="preserve">　培训我们操作平台有什么用，我们要的是幕后机制</w:t>
-      </w:r>
-      <w:r>
-        <w:rPr>
-          <w:rFonts w:ascii="微软雅黑" w:cs="微软雅黑" w:eastAsia="微软雅黑" w:hAnsi="微软雅黑"/>
-          <w:b w:val="false"/>
-          <w:bCs w:val="false"/>
-          <w:color w:val="6B6B6B"/>
-          <w:sz w:val="17"/>
-          <w:szCs w:val="17"/>
-        </w:rPr>
-        <w:t xml:space="preserve">　　原问题 Q55</w:t>
-      </w:r>
-    </w:p>
-    <w:p>
-      <w:pPr>
-        <w:spacing w:after="90" w:line="320"/>
-        <w:ind w:left="360"/>
-      </w:pPr>
-      <w:r>
-        <w:rPr>
-          <w:rFonts w:ascii="微软雅黑" w:cs="微软雅黑" w:eastAsia="微软雅黑" w:hAnsi="微软雅黑"/>
-          <w:b/>
-          <w:bCs/>
-          <w:color w:val="0057A8"/>
-          <w:sz w:val="21"/>
-          <w:szCs w:val="21"/>
-        </w:rPr>
-        <w:t xml:space="preserve">RNP 想知道的是：</w:t>
-      </w:r>
-      <w:r>
-        <w:rPr>
-          <w:rFonts w:ascii="微软雅黑" w:cs="微软雅黑" w:eastAsia="微软雅黑" w:hAnsi="微软雅黑"/>
-          <w:b w:val="false"/>
-          <w:bCs w:val="false"/>
-          <w:color w:val="1D1D1A"/>
-          <w:sz w:val="21"/>
-          <w:szCs w:val="21"/>
-        </w:rPr>
-        <w:t xml:space="preserve">这是全场对知识转移最尖锐的一段。RNP 的技术负责人说：培训人来操作这个平台是不对的，它抽象层太高；如果 RNP 不能改平台去适配新的开源模型和库，学怎么用它就不值；打开文件点按钮谁都会，这不是工程师该受的培训。RNP 要的是幕后的东西：机制是什么，这个工作负载为什么这么组织。</w:t>
-      </w:r>
-    </w:p>
-    <w:p>
-      <w:pPr>
-        <w:spacing w:after="90" w:line="320"/>
-        <w:ind w:left="360"/>
-      </w:pPr>
-      <w:r>
-        <w:rPr>
-          <w:rFonts w:ascii="微软雅黑" w:cs="微软雅黑" w:eastAsia="微软雅黑" w:hAnsi="微软雅黑"/>
-          <w:b/>
-          <w:bCs/>
-          <w:color w:val="C00000"/>
-          <w:sz w:val="21"/>
-          <w:szCs w:val="21"/>
-        </w:rPr>
-        <w:t xml:space="preserve">讯飞的回答：</w:t>
-      </w:r>
-      <w:r>
-        <w:rPr>
-          <w:rFonts w:ascii="微软雅黑" w:cs="微软雅黑" w:eastAsia="微软雅黑" w:hAnsi="微软雅黑"/>
-          <w:b w:val="false"/>
-          <w:bCs w:val="false"/>
-          <w:color w:val="1D1D1A"/>
-          <w:sz w:val="21"/>
-          <w:szCs w:val="21"/>
-        </w:rPr>
-        <w:t xml:space="preserve">知识转移不只是操作，会讲系统内部的 know-how 和大模型训练的 know-how；先讲原理，最后才教操作，不掌握原理也用不好。</w:t>
-      </w:r>
-    </w:p>
-    <w:p>
-      <w:pPr>
-        <w:shd w:fill="FFF6E5" w:color="auto" w:val="clear"/>
-        <w:spacing w:after="90" w:line="310"/>
-        <w:ind w:left="360"/>
-      </w:pPr>
-      <w:r>
-        <w:rPr>
-          <w:rFonts w:ascii="微软雅黑" w:cs="微软雅黑" w:eastAsia="微软雅黑" w:hAnsi="微软雅黑"/>
-          <w:b/>
-          <w:bCs/>
-          <w:color w:val="5B3A00"/>
-          <w:sz w:val="20"/>
-          <w:szCs w:val="20"/>
-        </w:rPr>
-        <w:t xml:space="preserve">解读　</w:t>
-      </w:r>
-      <w:r>
-        <w:rPr>
-          <w:rFonts w:ascii="微软雅黑" w:cs="微软雅黑" w:eastAsia="微软雅黑" w:hAnsi="微软雅黑"/>
-          <w:b w:val="false"/>
-          <w:bCs w:val="false"/>
-          <w:color w:val="3A3A3A"/>
-          <w:sz w:val="20"/>
-          <w:szCs w:val="20"/>
-        </w:rPr>
-        <w:t xml:space="preserve">上一问和这一问是同一个人连着问的，实质是一个问题：</w:t>
-      </w:r>
-      <w:r>
-        <w:rPr>
-          <w:rFonts w:ascii="微软雅黑" w:cs="微软雅黑" w:eastAsia="微软雅黑" w:hAnsi="微软雅黑"/>
-          <w:b/>
-          <w:bCs/>
-          <w:color w:val="3A3A3A"/>
-          <w:sz w:val="20"/>
-          <w:szCs w:val="20"/>
-        </w:rPr>
-        <w:t xml:space="preserve">讯飞交付的是一个 RNP 可以打开、改动、替换的工程环境，还是一个只能按按钮的封闭产品。</w:t>
-      </w:r>
-      <w:r>
-        <w:rPr>
-          <w:rFonts w:ascii="微软雅黑" w:cs="微软雅黑" w:eastAsia="微软雅黑" w:hAnsi="微软雅黑"/>
-          <w:b w:val="false"/>
-          <w:bCs w:val="false"/>
-          <w:color w:val="3A3A3A"/>
-          <w:sz w:val="20"/>
-          <w:szCs w:val="20"/>
-        </w:rPr>
-        <w:t xml:space="preserve"> 打个比方，平台是一台全自动烹饪机，星火是预装的菜谱；他问的是盖子能不能掀开、底下的灶台能不能自己用，他要的是厨师培训而不是操作员培训。背后的担心是两年后 RNP 被锁在讯飞的平台和星火的目录里，和项目"主权、自主"的目标相悖。这和并行训开源模型、派人赴华看幕后是同一条线。总部回应要把平台分层说清楚：界面层、训练框架层、昇腾适配层各自 RNP 能拿到什么；RNP 能不能脱离平台用脚本跑训练；开源模型上平台谁做适配、要多久；知识转移先讲原理和流水线内部、后讲操作，并说明代码层内容的比重。注意五月书面答复已承诺交付基座模型的开源框架版结构源码，口径比会上更宽，回应时要对齐。</w:t>
+        <w:t xml:space="preserve">RNP 的问题：</w:t>
+      </w:r>
+      <w:r>
+        <w:rPr>
+          <w:rFonts w:ascii="微软雅黑" w:cs="微软雅黑" w:eastAsia="微软雅黑" w:hAnsi="微软雅黑"/>
+          <w:b w:val="false"/>
+          <w:bCs w:val="false"/>
+          <w:color w:val="1D1D1A"/>
+          <w:sz w:val="21"/>
+          <w:szCs w:val="21"/>
+        </w:rPr>
+        <w:t xml:space="preserve">RNP 想知道讯飞是否支持像其他项目那样办学生黑客松以动员社区。</w:t>
+      </w:r>
+    </w:p>
+    <w:p>
+      <w:pPr>
+        <w:spacing w:after="90" w:line="320"/>
+        <w:ind w:left="360"/>
+      </w:pPr>
+      <w:r>
+        <w:rPr>
+          <w:rFonts w:ascii="微软雅黑" w:cs="微软雅黑" w:eastAsia="微软雅黑" w:hAnsi="微软雅黑"/>
+          <w:b/>
+          <w:bCs/>
+          <w:color w:val="C00000"/>
+          <w:sz w:val="21"/>
+          <w:szCs w:val="21"/>
+        </w:rPr>
+        <w:t xml:space="preserve">讯飞的结论：</w:t>
+      </w:r>
+      <w:r>
+        <w:rPr>
+          <w:rFonts w:ascii="微软雅黑" w:cs="微软雅黑" w:eastAsia="微软雅黑" w:hAnsi="微软雅黑"/>
+          <w:b w:val="false"/>
+          <w:bCs w:val="false"/>
+          <w:color w:val="1D1D1A"/>
+          <w:sz w:val="21"/>
+          <w:szCs w:val="21"/>
+        </w:rPr>
+        <w:t xml:space="preserve">讯飞有经验；组织者应是 RNP，讯飞在宣传、品牌、赞助上支持。</w:t>
       </w:r>
     </w:p>
     <w:p>
@@ -3534,516 +3402,7 @@
           <w:sz w:val="28"/>
           <w:szCs w:val="28"/>
         </w:rPr>
-        <w:t xml:space="preserve">议题十　收尾时提出的正式诉求</w:t>
-      </w:r>
-    </w:p>
-    <w:p>
-      <w:pPr>
-        <w:keepNext/>
-        <w:spacing w:after="90" w:before="280"/>
-      </w:pPr>
-      <w:r>
-        <w:rPr>
-          <w:rFonts w:ascii="微软雅黑" w:cs="微软雅黑" w:eastAsia="微软雅黑" w:hAnsi="微软雅黑"/>
-          <w:b/>
-          <w:bCs/>
-          <w:color w:val="C00000"/>
-          <w:sz w:val="23"/>
-          <w:szCs w:val="23"/>
-        </w:rPr>
-        <w:t xml:space="preserve">29</w:t>
-      </w:r>
-      <w:r>
-        <w:rPr>
-          <w:rFonts w:ascii="微软雅黑" w:cs="微软雅黑" w:eastAsia="微软雅黑" w:hAnsi="微软雅黑"/>
-          <w:b/>
-          <w:bCs/>
-          <w:color w:val="1D1D1A"/>
-          <w:sz w:val="22"/>
-          <w:szCs w:val="22"/>
-        </w:rPr>
-        <w:t xml:space="preserve">　至少派一两个人去中国参与第一阶段，当面把工作流走一遍</w:t>
-      </w:r>
-      <w:r>
-        <w:rPr>
-          <w:rFonts w:ascii="微软雅黑" w:cs="微软雅黑" w:eastAsia="微软雅黑" w:hAnsi="微软雅黑"/>
-          <w:b w:val="false"/>
-          <w:bCs w:val="false"/>
-          <w:color w:val="6B6B6B"/>
-          <w:sz w:val="17"/>
-          <w:szCs w:val="17"/>
-        </w:rPr>
-        <w:t xml:space="preserve">　　原问题 Q56</w:t>
-      </w:r>
-    </w:p>
-    <w:p>
-      <w:pPr>
-        <w:spacing w:after="90" w:line="320"/>
-        <w:ind w:left="360"/>
-      </w:pPr>
-      <w:r>
-        <w:rPr>
-          <w:rFonts w:ascii="微软雅黑" w:cs="微软雅黑" w:eastAsia="微软雅黑" w:hAnsi="微软雅黑"/>
-          <w:b/>
-          <w:bCs/>
-          <w:color w:val="0057A8"/>
-          <w:sz w:val="21"/>
-          <w:szCs w:val="21"/>
-        </w:rPr>
-        <w:t xml:space="preserve">RNP 想知道的是：</w:t>
-      </w:r>
-      <w:r>
-        <w:rPr>
-          <w:rFonts w:ascii="微软雅黑" w:cs="微软雅黑" w:eastAsia="微软雅黑" w:hAnsi="微软雅黑"/>
-          <w:b w:val="false"/>
-          <w:bCs w:val="false"/>
-          <w:color w:val="1D1D1A"/>
-          <w:sz w:val="21"/>
-          <w:szCs w:val="21"/>
-        </w:rPr>
-        <w:t xml:space="preserve">演示结束时 RNP 主动提出：第一阶段在中国用公开数据做持续预训练时，RNP 至少要一两个人过去跟着做、看平台幕后怎么弄，否则会跳过一些步骤；当面走工作流比远程好懂得多；费用怎么安排请讯飞考虑，RNP 正和 MCTI 谈经费，想用自己的钱派人。</w:t>
-      </w:r>
-    </w:p>
-    <w:p>
-      <w:pPr>
-        <w:spacing w:after="90" w:line="320"/>
-        <w:ind w:left="360"/>
-      </w:pPr>
-      <w:r>
-        <w:rPr>
-          <w:rFonts w:ascii="微软雅黑" w:cs="微软雅黑" w:eastAsia="微软雅黑" w:hAnsi="微软雅黑"/>
-          <w:b/>
-          <w:bCs/>
-          <w:color w:val="C00000"/>
-          <w:sz w:val="21"/>
-          <w:szCs w:val="21"/>
-        </w:rPr>
-        <w:t xml:space="preserve">讯飞的回答：</w:t>
-      </w:r>
-      <w:r>
-        <w:rPr>
-          <w:rFonts w:ascii="微软雅黑" w:cs="微软雅黑" w:eastAsia="微软雅黑" w:hAnsi="微软雅黑"/>
-          <w:b w:val="false"/>
-          <w:bCs w:val="false"/>
-          <w:color w:val="1D1D1A"/>
-          <w:sz w:val="21"/>
-          <w:szCs w:val="21"/>
-        </w:rPr>
-        <w:t xml:space="preserve">培训核心团队是必要的，否则沟通效率很低；总部专家可以协同培训；欢迎赴华，唯一的问题是费用怎么结算，要和华为商定；派来的人要有必要的背景；可以先加入讯飞的开发者项目做预备培训。</w:t>
-      </w:r>
-    </w:p>
-    <w:p>
-      <w:pPr>
-        <w:keepNext/>
-        <w:spacing w:after="90" w:before="280"/>
-      </w:pPr>
-      <w:r>
-        <w:rPr>
-          <w:rFonts w:ascii="微软雅黑" w:cs="微软雅黑" w:eastAsia="微软雅黑" w:hAnsi="微软雅黑"/>
-          <w:b/>
-          <w:bCs/>
-          <w:color w:val="C00000"/>
-          <w:sz w:val="23"/>
-          <w:szCs w:val="23"/>
-        </w:rPr>
-        <w:t xml:space="preserve">30</w:t>
-      </w:r>
-      <w:r>
-        <w:rPr>
-          <w:rFonts w:ascii="微软雅黑" w:cs="微软雅黑" w:eastAsia="微软雅黑" w:hAnsi="微软雅黑"/>
-          <w:b/>
-          <w:bCs/>
-          <w:color w:val="1D1D1A"/>
-          <w:sz w:val="22"/>
-          <w:szCs w:val="22"/>
-        </w:rPr>
-        <w:t xml:space="preserve">　怎么连刚训好的模型；自己的应用和 agent 能不能接进来；跑在哪</w:t>
-      </w:r>
-      <w:r>
-        <w:rPr>
-          <w:rFonts w:ascii="微软雅黑" w:cs="微软雅黑" w:eastAsia="微软雅黑" w:hAnsi="微软雅黑"/>
-          <w:b w:val="false"/>
-          <w:bCs w:val="false"/>
-          <w:color w:val="6B6B6B"/>
-          <w:sz w:val="17"/>
-          <w:szCs w:val="17"/>
-        </w:rPr>
-        <w:t xml:space="preserve">　　原问题 Q57、Q58、Q59</w:t>
-      </w:r>
-    </w:p>
-    <w:p>
-      <w:pPr>
-        <w:spacing w:after="90" w:line="320"/>
-        <w:ind w:left="360"/>
-      </w:pPr>
-      <w:r>
-        <w:rPr>
-          <w:rFonts w:ascii="微软雅黑" w:cs="微软雅黑" w:eastAsia="微软雅黑" w:hAnsi="微软雅黑"/>
-          <w:b/>
-          <w:bCs/>
-          <w:color w:val="0057A8"/>
-          <w:sz w:val="21"/>
-          <w:szCs w:val="21"/>
-        </w:rPr>
-        <w:t xml:space="preserve">RNP 想知道的是：</w:t>
-      </w:r>
-      <w:r>
-        <w:rPr>
-          <w:rFonts w:ascii="微软雅黑" w:cs="微软雅黑" w:eastAsia="微软雅黑" w:hAnsi="微软雅黑"/>
-          <w:b w:val="false"/>
-          <w:bCs w:val="false"/>
-          <w:color w:val="1D1D1A"/>
-          <w:sz w:val="21"/>
-          <w:szCs w:val="21"/>
-        </w:rPr>
-        <w:t xml:space="preserve">看国民应用演示时 RNP 问：怎么连到刚创建的模型；RNP 自己基础设施里的应用和 agent 能不能连进来；这个应用是不是跑在华为在巴西建的算力上。</w:t>
-      </w:r>
-    </w:p>
-    <w:p>
-      <w:pPr>
-        <w:spacing w:after="90" w:line="320"/>
-        <w:ind w:left="360"/>
-      </w:pPr>
-      <w:r>
-        <w:rPr>
-          <w:rFonts w:ascii="微软雅黑" w:cs="微软雅黑" w:eastAsia="微软雅黑" w:hAnsi="微软雅黑"/>
-          <w:b/>
-          <w:bCs/>
-          <w:color w:val="C00000"/>
-          <w:sz w:val="21"/>
-          <w:szCs w:val="21"/>
-        </w:rPr>
-        <w:t xml:space="preserve">讯飞的回答：</w:t>
-      </w:r>
-      <w:r>
-        <w:rPr>
-          <w:rFonts w:ascii="微软雅黑" w:cs="微软雅黑" w:eastAsia="微软雅黑" w:hAnsi="微软雅黑"/>
-          <w:b w:val="false"/>
-          <w:bCs w:val="false"/>
-          <w:color w:val="1D1D1A"/>
-          <w:sz w:val="21"/>
-          <w:szCs w:val="21"/>
-        </w:rPr>
-        <w:t xml:space="preserve">通过管理控制台按租户看用量、用 API 获取，也可以基于国民应用的 API 开发自己的应用或和讯飞一起设计；自己的 agent 可以通过 MaaS API 接入用推理算力，但算力有限不能开放给太多应用；运行在华为算力上，目前设计约 100 PFLOPS，未来可扩展。</w:t>
-      </w:r>
-    </w:p>
-    <w:p>
-      <w:pPr>
-        <w:keepNext/>
-        <w:spacing w:after="90" w:before="280"/>
-      </w:pPr>
-      <w:r>
-        <w:rPr>
-          <w:rFonts w:ascii="微软雅黑" w:cs="微软雅黑" w:eastAsia="微软雅黑" w:hAnsi="微软雅黑"/>
-          <w:b/>
-          <w:bCs/>
-          <w:color w:val="C00000"/>
-          <w:sz w:val="23"/>
-          <w:szCs w:val="23"/>
-        </w:rPr>
-        <w:t xml:space="preserve">31</w:t>
-      </w:r>
-      <w:r>
-        <w:rPr>
-          <w:rFonts w:ascii="微软雅黑" w:cs="微软雅黑" w:eastAsia="微软雅黑" w:hAnsi="微软雅黑"/>
-          <w:b/>
-          <w:bCs/>
-          <w:color w:val="1D1D1A"/>
-          <w:sz w:val="22"/>
-          <w:szCs w:val="22"/>
-        </w:rPr>
-        <w:t xml:space="preserve">　RNP 要责任矩阵和人力规划去申请资金；项目文件会译成英文发讯飞</w:t>
-      </w:r>
-      <w:r>
-        <w:rPr>
-          <w:rFonts w:ascii="微软雅黑" w:cs="微软雅黑" w:eastAsia="微软雅黑" w:hAnsi="微软雅黑"/>
-          <w:b w:val="false"/>
-          <w:bCs w:val="false"/>
-          <w:color w:val="6B6B6B"/>
-          <w:sz w:val="17"/>
-          <w:szCs w:val="17"/>
-        </w:rPr>
-        <w:t xml:space="preserve">　　原问题 Q60</w:t>
-      </w:r>
-    </w:p>
-    <w:p>
-      <w:pPr>
-        <w:spacing w:after="90" w:line="320"/>
-        <w:ind w:left="360"/>
-      </w:pPr>
-      <w:r>
-        <w:rPr>
-          <w:rFonts w:ascii="微软雅黑" w:cs="微软雅黑" w:eastAsia="微软雅黑" w:hAnsi="微软雅黑"/>
-          <w:b/>
-          <w:bCs/>
-          <w:color w:val="0057A8"/>
-          <w:sz w:val="21"/>
-          <w:szCs w:val="21"/>
-        </w:rPr>
-        <w:t xml:space="preserve">RNP 想知道的是：</w:t>
-      </w:r>
-      <w:r>
-        <w:rPr>
-          <w:rFonts w:ascii="微软雅黑" w:cs="微软雅黑" w:eastAsia="微软雅黑" w:hAnsi="微软雅黑"/>
-          <w:b w:val="false"/>
-          <w:bCs w:val="false"/>
-          <w:color w:val="1D1D1A"/>
-          <w:sz w:val="21"/>
-          <w:szCs w:val="21"/>
-        </w:rPr>
-        <w:t xml:space="preserve">会议收尾时 RNP 正式提出：对他们最重要的是培训计划、责任矩阵和人力规划，因为要靠这些向 MCTI 申请项目资金。RNP 正在准备一份葡语项目文件，按工作包组织、每个工作包四五页，会译成英文发给讯飞。他们还指出一个变化：持续预训练原以为全在巴西做，现在改成一部分去中国。</w:t>
-      </w:r>
-    </w:p>
-    <w:p>
-      <w:pPr>
-        <w:spacing w:after="90" w:line="320"/>
-        <w:ind w:left="360"/>
-      </w:pPr>
-      <w:r>
-        <w:rPr>
-          <w:rFonts w:ascii="微软雅黑" w:cs="微软雅黑" w:eastAsia="微软雅黑" w:hAnsi="微软雅黑"/>
-          <w:b/>
-          <w:bCs/>
-          <w:color w:val="C00000"/>
-          <w:sz w:val="21"/>
-          <w:szCs w:val="21"/>
-        </w:rPr>
-        <w:t xml:space="preserve">讯飞的回答：</w:t>
-      </w:r>
-      <w:r>
-        <w:rPr>
-          <w:rFonts w:ascii="微软雅黑" w:cs="微软雅黑" w:eastAsia="微软雅黑" w:hAnsi="微软雅黑"/>
-          <w:b w:val="false"/>
-          <w:bCs w:val="false"/>
-          <w:color w:val="1D1D1A"/>
-          <w:sz w:val="21"/>
-          <w:szCs w:val="21"/>
-        </w:rPr>
-        <w:t xml:space="preserve">可以帮助起草材料，会对文件提意见，并发送交付进度表。</w:t>
-      </w:r>
-    </w:p>
-    <w:p>
-      <w:pPr>
-        <w:keepNext/>
-        <w:spacing w:after="90" w:before="280"/>
-      </w:pPr>
-      <w:r>
-        <w:rPr>
-          <w:rFonts w:ascii="微软雅黑" w:cs="微软雅黑" w:eastAsia="微软雅黑" w:hAnsi="微软雅黑"/>
-          <w:b/>
-          <w:bCs/>
-          <w:color w:val="C00000"/>
-          <w:sz w:val="23"/>
-          <w:szCs w:val="23"/>
-        </w:rPr>
-        <w:t xml:space="preserve">32</w:t>
-      </w:r>
-      <w:r>
-        <w:rPr>
-          <w:rFonts w:ascii="微软雅黑" w:cs="微软雅黑" w:eastAsia="微软雅黑" w:hAnsi="微软雅黑"/>
-          <w:b/>
-          <w:bCs/>
-          <w:color w:val="1D1D1A"/>
-          <w:sz w:val="22"/>
-          <w:szCs w:val="22"/>
-        </w:rPr>
-        <w:t xml:space="preserve">　领域模型应该和国家模型同步启动；API 早点开放给开发者</w:t>
-      </w:r>
-      <w:r>
-        <w:rPr>
-          <w:rFonts w:ascii="微软雅黑" w:cs="微软雅黑" w:eastAsia="微软雅黑" w:hAnsi="微软雅黑"/>
-          <w:b w:val="false"/>
-          <w:bCs w:val="false"/>
-          <w:color w:val="6B6B6B"/>
-          <w:sz w:val="17"/>
-          <w:szCs w:val="17"/>
-        </w:rPr>
-        <w:t xml:space="preserve">　　原问题 Q61</w:t>
-      </w:r>
-    </w:p>
-    <w:p>
-      <w:pPr>
-        <w:spacing w:after="90" w:line="320"/>
-        <w:ind w:left="360"/>
-      </w:pPr>
-      <w:r>
-        <w:rPr>
-          <w:rFonts w:ascii="微软雅黑" w:cs="微软雅黑" w:eastAsia="微软雅黑" w:hAnsi="微软雅黑"/>
-          <w:b/>
-          <w:bCs/>
-          <w:color w:val="0057A8"/>
-          <w:sz w:val="21"/>
-          <w:szCs w:val="21"/>
-        </w:rPr>
-        <w:t xml:space="preserve">RNP 想知道的是：</w:t>
-      </w:r>
-      <w:r>
-        <w:rPr>
-          <w:rFonts w:ascii="微软雅黑" w:cs="微软雅黑" w:eastAsia="微软雅黑" w:hAnsi="微软雅黑"/>
-          <w:b w:val="false"/>
-          <w:bCs w:val="false"/>
-          <w:color w:val="1D1D1A"/>
-          <w:sz w:val="21"/>
-          <w:szCs w:val="21"/>
-        </w:rPr>
-        <w:t xml:space="preserve">RNP 以个人意见提出：国家模型又吃算力又耗时间，领域模型快得多，应该同步启动、早点拿出成果，超算跑两年之后谁也说不准；同时一开始就把 API 开放给一部分开发者做 agent，也能早产生影响。讯飞提到数据敏感性时，RNP 表态：主权是底线，但公开的数据本来就公开，无所谓；早期里程碑就该启动领域模型和领域 agent，别等两年。</w:t>
-      </w:r>
-    </w:p>
-    <w:p>
-      <w:pPr>
-        <w:spacing w:after="90" w:line="320"/>
-        <w:ind w:left="360"/>
-      </w:pPr>
-      <w:r>
-        <w:rPr>
-          <w:rFonts w:ascii="微软雅黑" w:cs="微软雅黑" w:eastAsia="微软雅黑" w:hAnsi="微软雅黑"/>
-          <w:b/>
-          <w:bCs/>
-          <w:color w:val="C00000"/>
-          <w:sz w:val="21"/>
-          <w:szCs w:val="21"/>
-        </w:rPr>
-        <w:t xml:space="preserve">讯飞的回答：</w:t>
-      </w:r>
-      <w:r>
-        <w:rPr>
-          <w:rFonts w:ascii="微软雅黑" w:cs="微软雅黑" w:eastAsia="微软雅黑" w:hAnsi="微软雅黑"/>
-          <w:b w:val="false"/>
-          <w:bCs w:val="false"/>
-          <w:color w:val="1D1D1A"/>
-          <w:sz w:val="21"/>
-          <w:szCs w:val="21"/>
-        </w:rPr>
-        <w:t xml:space="preserve">中国算力可以用于公开数据，敏感数据不能送到中国，需要 RNP 协调本地算力；SiBBr 如果是公开的可以在中国处理。讯飞巴西团队正在为 MGI 做招聘 agent 的 POC，有和巴西政府部门合作的经验，可以进一步讨论高优先级领域和资源，尽早取得第一批成果。</w:t>
-      </w:r>
-    </w:p>
-    <w:p>
-      <w:pPr>
-        <w:keepNext/>
-        <w:spacing w:after="90" w:before="280"/>
-      </w:pPr>
-      <w:r>
-        <w:rPr>
-          <w:rFonts w:ascii="微软雅黑" w:cs="微软雅黑" w:eastAsia="微软雅黑" w:hAnsi="微软雅黑"/>
-          <w:b/>
-          <w:bCs/>
-          <w:color w:val="C00000"/>
-          <w:sz w:val="23"/>
-          <w:szCs w:val="23"/>
-        </w:rPr>
-        <w:t xml:space="preserve">33</w:t>
-      </w:r>
-      <w:r>
-        <w:rPr>
-          <w:rFonts w:ascii="微软雅黑" w:cs="微软雅黑" w:eastAsia="微软雅黑" w:hAnsi="微软雅黑"/>
-          <w:b/>
-          <w:bCs/>
-          <w:color w:val="1D1D1A"/>
-          <w:sz w:val="22"/>
-          <w:szCs w:val="22"/>
-        </w:rPr>
-        <w:t xml:space="preserve">　能不能像别的项目那样办黑客松</w:t>
-      </w:r>
-      <w:r>
-        <w:rPr>
-          <w:rFonts w:ascii="微软雅黑" w:cs="微软雅黑" w:eastAsia="微软雅黑" w:hAnsi="微软雅黑"/>
-          <w:b w:val="false"/>
-          <w:bCs w:val="false"/>
-          <w:color w:val="6B6B6B"/>
-          <w:sz w:val="17"/>
-          <w:szCs w:val="17"/>
-        </w:rPr>
-        <w:t xml:space="preserve">　　原问题 Q62</w:t>
-      </w:r>
-    </w:p>
-    <w:p>
-      <w:pPr>
-        <w:spacing w:after="90" w:line="320"/>
-        <w:ind w:left="360"/>
-      </w:pPr>
-      <w:r>
-        <w:rPr>
-          <w:rFonts w:ascii="微软雅黑" w:cs="微软雅黑" w:eastAsia="微软雅黑" w:hAnsi="微软雅黑"/>
-          <w:b/>
-          <w:bCs/>
-          <w:color w:val="0057A8"/>
-          <w:sz w:val="21"/>
-          <w:szCs w:val="21"/>
-        </w:rPr>
-        <w:t xml:space="preserve">RNP 想知道的是：</w:t>
-      </w:r>
-      <w:r>
-        <w:rPr>
-          <w:rFonts w:ascii="微软雅黑" w:cs="微软雅黑" w:eastAsia="微软雅黑" w:hAnsi="微软雅黑"/>
-          <w:b w:val="false"/>
-          <w:bCs w:val="false"/>
-          <w:color w:val="1D1D1A"/>
-          <w:sz w:val="21"/>
-          <w:szCs w:val="21"/>
-        </w:rPr>
-        <w:t xml:space="preserve">RNP 在另一个项目里给学生办过挑战赛和黑客松，让学生开发 agent，用来动员社区、做出真实应用，问讯飞有没有类似做法。</w:t>
-      </w:r>
-    </w:p>
-    <w:p>
-      <w:pPr>
-        <w:spacing w:after="90" w:line="320"/>
-        <w:ind w:left="360"/>
-      </w:pPr>
-      <w:r>
-        <w:rPr>
-          <w:rFonts w:ascii="微软雅黑" w:cs="微软雅黑" w:eastAsia="微软雅黑" w:hAnsi="微软雅黑"/>
-          <w:b/>
-          <w:bCs/>
-          <w:color w:val="C00000"/>
-          <w:sz w:val="21"/>
-          <w:szCs w:val="21"/>
-        </w:rPr>
-        <w:t xml:space="preserve">讯飞的回答：</w:t>
-      </w:r>
-      <w:r>
-        <w:rPr>
-          <w:rFonts w:ascii="微软雅黑" w:cs="微软雅黑" w:eastAsia="微软雅黑" w:hAnsi="微软雅黑"/>
-          <w:b w:val="false"/>
-          <w:bCs w:val="false"/>
-          <w:color w:val="1D1D1A"/>
-          <w:sz w:val="21"/>
-          <w:szCs w:val="21"/>
-        </w:rPr>
-        <w:t xml:space="preserve">有经验，曾帮中石油组织 AI 竞赛；组织者应该是 RNP，讯飞核心团队可以在宣传、品牌、赞助上支持。</w:t>
-      </w:r>
-    </w:p>
-    <w:p>
-      <w:pPr>
-        <w:pStyle w:val="Heading1"/>
-        <w:keepNext/>
-        <w:spacing w:after="160" w:before="420"/>
-      </w:pPr>
-      <w:r>
-        <w:rPr>
-          <w:rFonts w:ascii="微软雅黑" w:cs="微软雅黑" w:eastAsia="微软雅黑" w:hAnsi="微软雅黑"/>
-          <w:b/>
-          <w:bCs/>
-          <w:color w:val="C00000"/>
-          <w:sz w:val="28"/>
-          <w:szCs w:val="28"/>
-        </w:rPr>
         <w:t xml:space="preserve">附　需要总部技术团队给出书面回应的事项</w:t>
-      </w:r>
-    </w:p>
-    <w:p>
-      <w:pPr>
-        <w:spacing w:after="120" w:line="320"/>
-      </w:pPr>
-      <w:r>
-        <w:rPr>
-          <w:rFonts w:ascii="微软雅黑" w:cs="微软雅黑" w:eastAsia="微软雅黑" w:hAnsi="微软雅黑"/>
-          <w:b w:val="false"/>
-          <w:bCs w:val="false"/>
-          <w:color w:val="1D1D1A"/>
-          <w:sz w:val="21"/>
-          <w:szCs w:val="21"/>
-        </w:rPr>
-        <w:t xml:space="preserve">以下事项 RNP 明确提出或反复追问，讯飞现场只作了原则性回答：</w:t>
       </w:r>
     </w:p>
     <w:p>
@@ -4129,7 +3488,7 @@
           <w:sz w:val="21"/>
           <w:szCs w:val="21"/>
         </w:rPr>
-        <w:t xml:space="preserve">（第 17 问）：按角色给职位描述、技能要求、参与阶段和时长，而不只是人数。</w:t>
+        <w:t xml:space="preserve">（第 17 问）：按角色给职位描述、技能要求、参与阶段和时长。</w:t>
       </w:r>
     </w:p>
     <w:p>
@@ -4215,7 +3574,7 @@
           <w:sz w:val="21"/>
           <w:szCs w:val="21"/>
         </w:rPr>
-        <w:t xml:space="preserve">（第 28、29 问）：界面层、训练框架层、昇腾适配层各自给什么；能否脱离平台跑训练；开源模型接入路径。</w:t>
+        <w:t xml:space="preserve">（第 25、26 问）：各层给什么、能否脱离平台跑训练、开源模型接入路径。</w:t>
       </w:r>
     </w:p>
     <w:p>
@@ -4258,7 +3617,7 @@
           <w:sz w:val="21"/>
           <w:szCs w:val="21"/>
         </w:rPr>
-        <w:t xml:space="preserve">（第 4 问）：方法论转移的具体内容，性能不保证的表述。</w:t>
+        <w:t xml:space="preserve">（第 4 问）：方法论转移的具体内容、性能不保证的表述。</w:t>
       </w:r>
     </w:p>
     <w:p>
@@ -4301,7 +3660,7 @@
           <w:sz w:val="21"/>
           <w:szCs w:val="21"/>
         </w:rPr>
-        <w:t xml:space="preserve">（第 11、33 问）：首批算力的实验环境、公开数据在中国处理的规则、小尺寸葡语模型作为基座。</w:t>
+        <w:t xml:space="preserve">（第 11、29 问）：首批算力的实验环境、公开数据在中国处理的规则、小尺寸葡语模型作为基座。</w:t>
       </w:r>
     </w:p>
     <w:p>
@@ -4387,7 +3746,7 @@
           <w:sz w:val="21"/>
           <w:szCs w:val="21"/>
         </w:rPr>
-        <w:t xml:space="preserve">（第 21、23 问）：可转移的材料范围、许可方式、RNP 能否对第三方开班。</w:t>
+        <w:t xml:space="preserve">（第 20、22 问）：可转移的材料范围、许可方式、RNP 能否对第三方开班。</w:t>
       </w:r>
     </w:p>
     <w:p>
@@ -4430,7 +3789,7 @@
           <w:sz w:val="21"/>
           <w:szCs w:val="21"/>
         </w:rPr>
-        <w:t xml:space="preserve">（第 15、30 问）：5 到 10 人的接待安排与费用结算方式，需与华为商定。</w:t>
+        <w:t xml:space="preserve">（第 15 问）：5 到 10 人的接待安排与费用结算方式，需与华为商定。</w:t>
       </w:r>
     </w:p>
     <w:p>

--- a/会议问答-RNP问题理解版-总部技术团队-20260909.docx
+++ b/会议问答-RNP问题理解版-总部技术团队-20260909.docx
@@ -81,7 +81,7 @@
           <w:sz w:val="21"/>
           <w:szCs w:val="21"/>
         </w:rPr>
-        <w:t xml:space="preserve">本文件把会上 RNP 提出的全部问题读懂之后重新写成 46 个完整的问题。每一问就是问题本身，用书面语把 RNP 究竟在问什么一次讲清，追问并入，过长的拆成几问；问题下面只给</w:t>
+        <w:t xml:space="preserve">本文件把会上 RNP 提出的全部问题读懂之后重新写成 47 个完整的问题。每一问就是问题本身，用书面语把 RNP 究竟在问什么一次讲清，追问并入，过长的拆成几问；问题下面只给</w:t>
       </w:r>
       <w:r>
         <w:rPr>
@@ -103,7 +103,7 @@
           <w:sz w:val="21"/>
           <w:szCs w:val="21"/>
         </w:rPr>
-        <w:t xml:space="preserve">，不叙述过程；会上没有答完的地方以备注标出。按议题分为十组。全文不体现人名，只区分 RNP、讯飞、华为；需要原话时可对照《逐问逐答记录》。</w:t>
+        <w:t xml:space="preserve">，讲清答案和它背后的逻辑，不展开细节；会上没有答完的地方以备注标出。按议题分为十组。调试设备、点名、寒暄等会务性发言不收录。全文不体现人名，只区分 RNP、讯飞、华为；需要原话时可对照《逐问逐答记录》。</w:t>
       </w:r>
     </w:p>
     <w:p>
@@ -216,7 +216,7 @@
           <w:sz w:val="21"/>
           <w:szCs w:val="21"/>
         </w:rPr>
-        <w:t xml:space="preserve">不需要 RNP 额外提供设备。接口指登录、授权等系统的对接接口，讯飞也会定制一部分；环境指场地、网络和登录授权，硬件是 RNP 资产，讯飞进入须经其批准。</w:t>
+        <w:t xml:space="preserve">不需要 RNP 额外提供设备，讯飞在华为交付的环境里就能交付。接口指登录、授权等系统的对接接口，目的是让平台与 RNP 现有系统集成、不成为数据孤岛，讯飞也会为此定制一部分接口。环境指场地、网络和登录授权，因为硬件交付后是 RNP 的资产，讯飞进入须经其批准。</w:t>
       </w:r>
     </w:p>
     <w:p>
@@ -273,7 +273,7 @@
           <w:sz w:val="21"/>
           <w:szCs w:val="21"/>
         </w:rPr>
-        <w:t xml:space="preserve">软件交付要等数据中心，但语料准备等前期工作先做；建设期间可做的事项后面专门说明。</w:t>
+        <w:t xml:space="preserve">平台必须部署到超算中心才能按设计运行，所以软件交付要等数据中心；但语料准备等前期工作不依赖数据中心，会先启动，建设期间可做的事项后面专门说明。</w:t>
       </w:r>
     </w:p>
     <w:p>
@@ -348,7 +348,7 @@
           <w:sz w:val="21"/>
           <w:szCs w:val="21"/>
         </w:rPr>
-        <w:t xml:space="preserve">是增量。基座已用数千亿数据训好，先在中国用约 3000 亿 token 公开葡语语料增强，再到巴西用 500 亿本地语料训巴西特色。</w:t>
+        <w:t xml:space="preserve">是增量，不是全部。基座已用数千亿数据从零训好；讯飞先在中国用约 3000 亿 token 的公开葡语和英语语料做持续预训练，让模型掌握通用葡语，再到巴西用 500 亿本地语料训巴西的价值观、知识和表达。本地语料的价值在于质量和独有，不在于数量。</w:t>
       </w:r>
     </w:p>
     <w:p>
@@ -405,7 +405,7 @@
           <w:sz w:val="21"/>
           <w:szCs w:val="21"/>
         </w:rPr>
-        <w:t xml:space="preserve">会。公开语料和第一轮模型转交 RNP，其中约一到两成是巴西葡语，可用于训练其他模型；本地语料只归 RNP；讯飞自有预训练语料可用于训练但对 RNP 不可见。</w:t>
+        <w:t xml:space="preserve">会。公开语料和第一轮模型都转交 RNP，其中约一到两成是巴西葡语，RNP 可以拿去训练其他模型；本地语料只归 RNP；讯飞自有的预训练语料属核心知识产权，可用于训练但对 RNP 不可见。</w:t>
       </w:r>
     </w:p>
     <w:p>
@@ -462,7 +462,7 @@
           <w:sz w:val="21"/>
           <w:szCs w:val="21"/>
         </w:rPr>
-        <w:t xml:space="preserve">方法论可以转移，讯飞支持并答疑，但不保证开源模型的性能；推荐星火是因为细节可控、出问题排查快。可以作为可选项，RNP 要求书面明确。</w:t>
+        <w:t xml:space="preserve">方法论可以转移，因为它是通用的，不绑定星火；讯飞会支持并答疑，但不保证开源模型的性能，原因是开源模型的预训练数据对讯飞是黑盒，出了问题排查慢，而星火细节可控、可以快速优化。可以作为可选项，RNP 要求书面明确。</w:t>
       </w:r>
     </w:p>
     <w:p>
@@ -491,6 +491,91 @@
           <w:sz w:val="21"/>
           <w:szCs w:val="21"/>
         </w:rPr>
+        <w:t xml:space="preserve">　无论最终选择哪条训练路线，性能、模型资产归属、知识转移和技术自主这四项，能否落成可验证的合同要求？</w:t>
+      </w:r>
+    </w:p>
+    <w:p>
+      <w:pPr>
+        <w:spacing w:after="90" w:line="320"/>
+        <w:ind w:left="480"/>
+      </w:pPr>
+      <w:r>
+        <w:rPr>
+          <w:rFonts w:ascii="微软雅黑" w:cs="微软雅黑" w:eastAsia="微软雅黑" w:hAnsi="微软雅黑"/>
+          <w:b/>
+          <w:bCs/>
+          <w:color w:val="C00000"/>
+          <w:sz w:val="21"/>
+          <w:szCs w:val="21"/>
+        </w:rPr>
+        <w:t xml:space="preserve">讯飞的结论：</w:t>
+      </w:r>
+      <w:r>
+        <w:rPr>
+          <w:rFonts w:ascii="微软雅黑" w:cs="微软雅黑" w:eastAsia="微软雅黑" w:hAnsi="微软雅黑"/>
+          <w:b w:val="false"/>
+          <w:bCs w:val="false"/>
+          <w:color w:val="1D1D1A"/>
+          <w:sz w:val="21"/>
+          <w:szCs w:val="21"/>
+        </w:rPr>
+        <w:t xml:space="preserve">讯飞重申方法论可转移、支持开源路线但性能不保证，没有就这四项如何写成可验证条款逐项回应。</w:t>
+      </w:r>
+    </w:p>
+    <w:p>
+      <w:pPr>
+        <w:spacing w:after="90" w:line="320"/>
+        <w:ind w:left="480"/>
+      </w:pPr>
+      <w:r>
+        <w:rPr>
+          <w:rFonts w:ascii="微软雅黑" w:cs="微软雅黑" w:eastAsia="微软雅黑" w:hAnsi="微软雅黑"/>
+          <w:b/>
+          <w:bCs/>
+          <w:color w:val="6B6B6B"/>
+          <w:sz w:val="21"/>
+          <w:szCs w:val="21"/>
+        </w:rPr>
+        <w:t xml:space="preserve">备注：</w:t>
+      </w:r>
+      <w:r>
+        <w:rPr>
+          <w:rFonts w:ascii="微软雅黑" w:cs="微软雅黑" w:eastAsia="微软雅黑" w:hAnsi="微软雅黑"/>
+          <w:b w:val="false"/>
+          <w:bCs w:val="false"/>
+          <w:color w:val="1D1D1A"/>
+          <w:sz w:val="21"/>
+          <w:szCs w:val="21"/>
+        </w:rPr>
+        <w:t xml:space="preserve">这是 RNP 对整个模型路线的底线要求，需在书面材料中逐项落实。</w:t>
+      </w:r>
+    </w:p>
+    <w:p>
+      <w:pPr>
+        <w:keepNext/>
+        <w:spacing w:after="80" w:before="260" w:line="320"/>
+        <w:ind w:left="480" w:hanging="480"/>
+      </w:pPr>
+      <w:r>
+        <w:rPr>
+          <w:rFonts w:ascii="微软雅黑" w:cs="微软雅黑" w:eastAsia="微软雅黑" w:hAnsi="微软雅黑"/>
+          <w:b/>
+          <w:bCs/>
+          <w:color w:val="C00000"/>
+          <w:sz w:val="23"/>
+          <w:szCs w:val="23"/>
+        </w:rPr>
+        <w:t xml:space="preserve">7</w:t>
+      </w:r>
+      <w:r>
+        <w:rPr>
+          <w:rFonts w:ascii="微软雅黑" w:cs="微软雅黑" w:eastAsia="微软雅黑" w:hAnsi="微软雅黑"/>
+          <w:b/>
+          <w:bCs/>
+          <w:color w:val="0057A8"/>
+          <w:sz w:val="21"/>
+          <w:szCs w:val="21"/>
+        </w:rPr>
         <w:t xml:space="preserve">　讯飞用掉葡语公开数据之后，RNP 的 500 亿 token 是否必须全部来自书籍等非公开渠道？</w:t>
       </w:r>
     </w:p>
@@ -519,25 +604,25 @@
           <w:sz w:val="21"/>
           <w:szCs w:val="21"/>
         </w:rPr>
-        <w:t xml:space="preserve">是。讯飞给出数据收集清单和计划，公开数据由讯飞收集、RNP 审批，RNP 集中收集内部高质量数据。</w:t>
-      </w:r>
-    </w:p>
-    <w:p>
-      <w:pPr>
-        <w:keepNext/>
-        <w:spacing w:after="80" w:before="260" w:line="320"/>
-        <w:ind w:left="480" w:hanging="480"/>
-      </w:pPr>
-      <w:r>
-        <w:rPr>
-          <w:rFonts w:ascii="微软雅黑" w:cs="微软雅黑" w:eastAsia="微软雅黑" w:hAnsi="微软雅黑"/>
-          <w:b/>
-          <w:bCs/>
-          <w:color w:val="C00000"/>
-          <w:sz w:val="23"/>
-          <w:szCs w:val="23"/>
-        </w:rPr>
-        <w:t xml:space="preserve">7</w:t>
+        <w:t xml:space="preserve">是，否则会与讯飞收集的公开数据重复。讯飞会给出数据收集清单和计划，与 RNP 共同确认；公开数据由讯飞收集、RNP 审批质检，RNP 把精力放在只有巴西才有的内部高质量数据上。</w:t>
+      </w:r>
+    </w:p>
+    <w:p>
+      <w:pPr>
+        <w:keepNext/>
+        <w:spacing w:after="80" w:before="260" w:line="320"/>
+        <w:ind w:left="480" w:hanging="480"/>
+      </w:pPr>
+      <w:r>
+        <w:rPr>
+          <w:rFonts w:ascii="微软雅黑" w:cs="微软雅黑" w:eastAsia="微软雅黑" w:hAnsi="微软雅黑"/>
+          <w:b/>
+          <w:bCs/>
+          <w:color w:val="C00000"/>
+          <w:sz w:val="23"/>
+          <w:szCs w:val="23"/>
+        </w:rPr>
+        <w:t xml:space="preserve">8</w:t>
       </w:r>
       <w:r>
         <w:rPr>
@@ -576,25 +661,25 @@
           <w:sz w:val="21"/>
           <w:szCs w:val="21"/>
         </w:rPr>
-        <w:t xml:space="preserve">可以。那两家公司讯飞认识，其成果可以购买或收集，制定数据清单时一并考虑。</w:t>
-      </w:r>
-    </w:p>
-    <w:p>
-      <w:pPr>
-        <w:keepNext/>
-        <w:spacing w:after="80" w:before="260" w:line="320"/>
-        <w:ind w:left="480" w:hanging="480"/>
-      </w:pPr>
-      <w:r>
-        <w:rPr>
-          <w:rFonts w:ascii="微软雅黑" w:cs="微软雅黑" w:eastAsia="微软雅黑" w:hAnsi="微软雅黑"/>
-          <w:b/>
-          <w:bCs/>
-          <w:color w:val="C00000"/>
-          <w:sz w:val="23"/>
-          <w:szCs w:val="23"/>
-        </w:rPr>
-        <w:t xml:space="preserve">8</w:t>
+        <w:t xml:space="preserve">可以。那两家公司讯飞认识，成果可以直接购买或收集，不必重做；制定数据清单时把已在他处存在的数据一并考虑。</w:t>
+      </w:r>
+    </w:p>
+    <w:p>
+      <w:pPr>
+        <w:keepNext/>
+        <w:spacing w:after="80" w:before="260" w:line="320"/>
+        <w:ind w:left="480" w:hanging="480"/>
+      </w:pPr>
+      <w:r>
+        <w:rPr>
+          <w:rFonts w:ascii="微软雅黑" w:cs="微软雅黑" w:eastAsia="微软雅黑" w:hAnsi="微软雅黑"/>
+          <w:b/>
+          <w:bCs/>
+          <w:color w:val="C00000"/>
+          <w:sz w:val="23"/>
+          <w:szCs w:val="23"/>
+        </w:rPr>
+        <w:t xml:space="preserve">9</w:t>
       </w:r>
       <w:r>
         <w:rPr>
@@ -633,25 +718,25 @@
           <w:sz w:val="21"/>
           <w:szCs w:val="21"/>
         </w:rPr>
-        <w:t xml:space="preserve">NPU。语料工具链用小模型做处理。</w:t>
-      </w:r>
-    </w:p>
-    <w:p>
-      <w:pPr>
-        <w:keepNext/>
-        <w:spacing w:after="80" w:before="260" w:line="320"/>
-        <w:ind w:left="480" w:hanging="480"/>
-      </w:pPr>
-      <w:r>
-        <w:rPr>
-          <w:rFonts w:ascii="微软雅黑" w:cs="微软雅黑" w:eastAsia="微软雅黑" w:hAnsi="微软雅黑"/>
-          <w:b/>
-          <w:bCs/>
-          <w:color w:val="C00000"/>
-          <w:sz w:val="23"/>
-          <w:szCs w:val="23"/>
-        </w:rPr>
-        <w:t xml:space="preserve">9</w:t>
+        <w:t xml:space="preserve">NPU，不是 GPU。语料工具链用多个小模型做文档处理、清洗和切分，需要昇腾算力运行。</w:t>
+      </w:r>
+    </w:p>
+    <w:p>
+      <w:pPr>
+        <w:keepNext/>
+        <w:spacing w:after="80" w:before="260" w:line="320"/>
+        <w:ind w:left="480" w:hanging="480"/>
+      </w:pPr>
+      <w:r>
+        <w:rPr>
+          <w:rFonts w:ascii="微软雅黑" w:cs="微软雅黑" w:eastAsia="微软雅黑" w:hAnsi="微软雅黑"/>
+          <w:b/>
+          <w:bCs/>
+          <w:color w:val="C00000"/>
+          <w:sz w:val="23"/>
+          <w:szCs w:val="23"/>
+        </w:rPr>
+        <w:t xml:space="preserve">10</w:t>
       </w:r>
       <w:r>
         <w:rPr>
@@ -690,25 +775,25 @@
           <w:sz w:val="21"/>
           <w:szCs w:val="21"/>
         </w:rPr>
-        <w:t xml:space="preserve">公开数据可在中国处理；本地 500 亿必须本地处理；数据中心建设、本地语料、公开数据收集三线并行，否则投运时没有训练数据。</w:t>
-      </w:r>
-    </w:p>
-    <w:p>
-      <w:pPr>
-        <w:keepNext/>
-        <w:spacing w:after="80" w:before="260" w:line="320"/>
-        <w:ind w:left="480" w:hanging="480"/>
-      </w:pPr>
-      <w:r>
-        <w:rPr>
-          <w:rFonts w:ascii="微软雅黑" w:cs="微软雅黑" w:eastAsia="微软雅黑" w:hAnsi="微软雅黑"/>
-          <w:b/>
-          <w:bCs/>
-          <w:color w:val="C00000"/>
-          <w:sz w:val="23"/>
-          <w:szCs w:val="23"/>
-        </w:rPr>
-        <w:t xml:space="preserve">10</w:t>
+        <w:t xml:space="preserve">分两条线：公开数据不敏感，可以在中国处理并做部分知识转移；本地 500 亿因 LGPD 必须在巴西处理，所以需要本地算力。数据中心建设、本地语料建设、公开数据收集必须并行，否则一年后数据中心投运时没有训练数据。</w:t>
+      </w:r>
+    </w:p>
+    <w:p>
+      <w:pPr>
+        <w:keepNext/>
+        <w:spacing w:after="80" w:before="260" w:line="320"/>
+        <w:ind w:left="480" w:hanging="480"/>
+      </w:pPr>
+      <w:r>
+        <w:rPr>
+          <w:rFonts w:ascii="微软雅黑" w:cs="微软雅黑" w:eastAsia="微软雅黑" w:hAnsi="微软雅黑"/>
+          <w:b/>
+          <w:bCs/>
+          <w:color w:val="C00000"/>
+          <w:sz w:val="23"/>
+          <w:szCs w:val="23"/>
+        </w:rPr>
+        <w:t xml:space="preserve">11</w:t>
       </w:r>
       <w:r>
         <w:rPr>
@@ -747,25 +832,25 @@
           <w:sz w:val="21"/>
           <w:szCs w:val="21"/>
         </w:rPr>
-        <w:t xml:space="preserve">附带交付，连同方法论和流程；公开数据集会移交。</w:t>
-      </w:r>
-    </w:p>
-    <w:p>
-      <w:pPr>
-        <w:keepNext/>
-        <w:spacing w:after="80" w:before="260" w:line="320"/>
-        <w:ind w:left="480" w:hanging="480"/>
-      </w:pPr>
-      <w:r>
-        <w:rPr>
-          <w:rFonts w:ascii="微软雅黑" w:cs="微软雅黑" w:eastAsia="微软雅黑" w:hAnsi="微软雅黑"/>
-          <w:b/>
-          <w:bCs/>
-          <w:color w:val="C00000"/>
-          <w:sz w:val="23"/>
-          <w:szCs w:val="23"/>
-        </w:rPr>
-        <w:t xml:space="preserve">11</w:t>
+        <w:t xml:space="preserve">附带交付，连同方法论和流程一起，作为知识转移的一部分；收集的公开数据集会移交。</w:t>
+      </w:r>
+    </w:p>
+    <w:p>
+      <w:pPr>
+        <w:keepNext/>
+        <w:spacing w:after="80" w:before="260" w:line="320"/>
+        <w:ind w:left="480" w:hanging="480"/>
+      </w:pPr>
+      <w:r>
+        <w:rPr>
+          <w:rFonts w:ascii="微软雅黑" w:cs="微软雅黑" w:eastAsia="微软雅黑" w:hAnsi="微软雅黑"/>
+          <w:b/>
+          <w:bCs/>
+          <w:color w:val="C00000"/>
+          <w:sz w:val="23"/>
+          <w:szCs w:val="23"/>
+        </w:rPr>
+        <w:t xml:space="preserve">12</w:t>
       </w:r>
       <w:r>
         <w:rPr>
@@ -804,7 +889,7 @@
           <w:sz w:val="21"/>
           <w:szCs w:val="21"/>
         </w:rPr>
-        <w:t xml:space="preserve">不出境。出境的只有讯飞自行收集的公开数据；本地语料留在 RNP 环境，由讯飞人员到巴西处理。</w:t>
+        <w:t xml:space="preserve">不出境。离开巴西的只有讯飞自行收集的公开数据；500 亿本地语料永远留在 RNP 环境，讯飞派人到巴西处理，这正是需要本地算力的原因。</w:t>
       </w:r>
     </w:p>
     <w:p>
@@ -840,7 +925,7 @@
           <w:sz w:val="23"/>
           <w:szCs w:val="23"/>
         </w:rPr>
-        <w:t xml:space="preserve">12</w:t>
+        <w:t xml:space="preserve">13</w:t>
       </w:r>
       <w:r>
         <w:rPr>
@@ -879,25 +964,25 @@
           <w:sz w:val="21"/>
           <w:szCs w:val="21"/>
         </w:rPr>
-        <w:t xml:space="preserve">是星火架构。目前开源的是 300 亿小模型；大模型对 RNP 受限开放，见下一问。</w:t>
-      </w:r>
-    </w:p>
-    <w:p>
-      <w:pPr>
-        <w:keepNext/>
-        <w:spacing w:after="80" w:before="260" w:line="320"/>
-        <w:ind w:left="480" w:hanging="480"/>
-      </w:pPr>
-      <w:r>
-        <w:rPr>
-          <w:rFonts w:ascii="微软雅黑" w:cs="微软雅黑" w:eastAsia="微软雅黑" w:hAnsi="微软雅黑"/>
-          <w:b/>
-          <w:bCs/>
-          <w:color w:val="C00000"/>
-          <w:sz w:val="23"/>
-          <w:szCs w:val="23"/>
-        </w:rPr>
-        <w:t xml:space="preserve">13</w:t>
+        <w:t xml:space="preserve">是星火架构。讯飞刚开源了一个 300 亿的小模型；大尺寸星火不对公众开放权重，但对本项目受限开放，见下一问。</w:t>
+      </w:r>
+    </w:p>
+    <w:p>
+      <w:pPr>
+        <w:keepNext/>
+        <w:spacing w:after="80" w:before="260" w:line="320"/>
+        <w:ind w:left="480" w:hanging="480"/>
+      </w:pPr>
+      <w:r>
+        <w:rPr>
+          <w:rFonts w:ascii="微软雅黑" w:cs="微软雅黑" w:eastAsia="微软雅黑" w:hAnsi="微软雅黑"/>
+          <w:b/>
+          <w:bCs/>
+          <w:color w:val="C00000"/>
+          <w:sz w:val="23"/>
+          <w:szCs w:val="23"/>
+        </w:rPr>
+        <w:t xml:space="preserve">14</w:t>
       </w:r>
       <w:r>
         <w:rPr>
@@ -936,7 +1021,7 @@
           <w:sz w:val="21"/>
           <w:szCs w:val="21"/>
         </w:rPr>
-        <w:t xml:space="preserve">项目所用星火含 3000 亿版本对 RNP 受限开放：对其团队开放但不公开，范围写入合同；分享给其他实体需协商授权并与讯飞共同签署，清单在法务阶段确定。</w:t>
+        <w:t xml:space="preserve">可行但有边界。总部五月已批准：项目所用星火含 3000 亿版本对 RNP 受限开放，对其团队开放但不公开，范围写入合同；分享给其他实体可以，但需协商授权并与讯飞共同签署，原因是不希望模型被转售到其他国家；可分享的实体清单在法务阶段写入合同。</w:t>
       </w:r>
     </w:p>
     <w:p>
@@ -972,7 +1057,7 @@
           <w:sz w:val="23"/>
           <w:szCs w:val="23"/>
         </w:rPr>
-        <w:t xml:space="preserve">14</w:t>
+        <w:t xml:space="preserve">15</w:t>
       </w:r>
       <w:r>
         <w:rPr>
@@ -1011,25 +1096,25 @@
           <w:sz w:val="21"/>
           <w:szCs w:val="21"/>
         </w:rPr>
-        <w:t xml:space="preserve">公开 benchmark 加双方共建的巴西国家 benchmark；训练前用模板协商并确认全部 benchmark 和可接受条件。</w:t>
-      </w:r>
-    </w:p>
-    <w:p>
-      <w:pPr>
-        <w:keepNext/>
-        <w:spacing w:after="80" w:before="260" w:line="320"/>
-        <w:ind w:left="480" w:hanging="480"/>
-      </w:pPr>
-      <w:r>
-        <w:rPr>
-          <w:rFonts w:ascii="微软雅黑" w:cs="微软雅黑" w:eastAsia="微软雅黑" w:hAnsi="微软雅黑"/>
-          <w:b/>
-          <w:bCs/>
-          <w:color w:val="C00000"/>
-          <w:sz w:val="23"/>
-          <w:szCs w:val="23"/>
-        </w:rPr>
-        <w:t xml:space="preserve">15</w:t>
+        <w:t xml:space="preserve">评测分两部分：公开 benchmark 讯飞尽力拿高分供验收；主要靠双方共建的巴西国家 benchmark 判断模型能否用。验收线在训练开始前用模板协商，确认全部 benchmark 和可接受条件，写进合同。</w:t>
+      </w:r>
+    </w:p>
+    <w:p>
+      <w:pPr>
+        <w:keepNext/>
+        <w:spacing w:after="80" w:before="260" w:line="320"/>
+        <w:ind w:left="480" w:hanging="480"/>
+      </w:pPr>
+      <w:r>
+        <w:rPr>
+          <w:rFonts w:ascii="微软雅黑" w:cs="微软雅黑" w:eastAsia="微软雅黑" w:hAnsi="微软雅黑"/>
+          <w:b/>
+          <w:bCs/>
+          <w:color w:val="C00000"/>
+          <w:sz w:val="23"/>
+          <w:szCs w:val="23"/>
+        </w:rPr>
+        <w:t xml:space="preserve">16</w:t>
       </w:r>
       <w:r>
         <w:rPr>
@@ -1068,7 +1153,7 @@
           <w:sz w:val="21"/>
           <w:szCs w:val="21"/>
         </w:rPr>
-        <w:t xml:space="preserve">验收标准在训练前书面确认，讯飞不以数据问题推责；领域模型同样在训练前确认验收条款。</w:t>
+        <w:t xml:space="preserve">靠事先约定，不靠事后判断：训练前书面确认验收标准，讯飞不以"数据问题"推责；针对 benchmark 刷分没有意义，关键是 RNP 定义自己的目标。领域模型同样在训练前确认验收条款。</w:t>
       </w:r>
     </w:p>
     <w:p>
@@ -1104,7 +1189,7 @@
           <w:sz w:val="23"/>
           <w:szCs w:val="23"/>
         </w:rPr>
-        <w:t xml:space="preserve">16</w:t>
+        <w:t xml:space="preserve">17</w:t>
       </w:r>
       <w:r>
         <w:rPr>
@@ -1148,20 +1233,48 @@
     </w:p>
     <w:p>
       <w:pPr>
-        <w:keepNext/>
-        <w:spacing w:after="80" w:before="260" w:line="320"/>
-        <w:ind w:left="480" w:hanging="480"/>
-      </w:pPr>
-      <w:r>
-        <w:rPr>
-          <w:rFonts w:ascii="微软雅黑" w:cs="微软雅黑" w:eastAsia="微软雅黑" w:hAnsi="微软雅黑"/>
-          <w:b/>
-          <w:bCs/>
-          <w:color w:val="C00000"/>
-          <w:sz w:val="23"/>
-          <w:szCs w:val="23"/>
-        </w:rPr>
-        <w:t xml:space="preserve">17</w:t>
+        <w:spacing w:after="90" w:line="320"/>
+        <w:ind w:left="480"/>
+      </w:pPr>
+      <w:r>
+        <w:rPr>
+          <w:rFonts w:ascii="微软雅黑" w:cs="微软雅黑" w:eastAsia="微软雅黑" w:hAnsi="微软雅黑"/>
+          <w:b/>
+          <w:bCs/>
+          <w:color w:val="C00000"/>
+          <w:sz w:val="21"/>
+          <w:szCs w:val="21"/>
+        </w:rPr>
+        <w:t xml:space="preserve">讯飞的结论：</w:t>
+      </w:r>
+      <w:r>
+        <w:rPr>
+          <w:rFonts w:ascii="微软雅黑" w:cs="微软雅黑" w:eastAsia="微软雅黑" w:hAnsi="微软雅黑"/>
+          <w:b w:val="false"/>
+          <w:bCs w:val="false"/>
+          <w:color w:val="1D1D1A"/>
+          <w:sz w:val="21"/>
+          <w:szCs w:val="21"/>
+        </w:rPr>
+        <w:t xml:space="preserve">领域可以在合同里留空，数量固定为三个。</w:t>
+      </w:r>
+    </w:p>
+    <w:p>
+      <w:pPr>
+        <w:keepNext/>
+        <w:spacing w:after="80" w:before="260" w:line="320"/>
+        <w:ind w:left="480" w:hanging="480"/>
+      </w:pPr>
+      <w:r>
+        <w:rPr>
+          <w:rFonts w:ascii="微软雅黑" w:cs="微软雅黑" w:eastAsia="微软雅黑" w:hAnsi="微软雅黑"/>
+          <w:b/>
+          <w:bCs/>
+          <w:color w:val="C00000"/>
+          <w:sz w:val="23"/>
+          <w:szCs w:val="23"/>
+        </w:rPr>
+        <w:t xml:space="preserve">18</w:t>
       </w:r>
       <w:r>
         <w:rPr>
@@ -1200,25 +1313,25 @@
           <w:sz w:val="21"/>
           <w:szCs w:val="21"/>
         </w:rPr>
-        <w:t xml:space="preserve">讯飞成本增加，但与华为协商后总价不变；每个领域只做一个具体方向，需 RNP 定义场景、协调数据、提供专家。RNP 接受。</w:t>
-      </w:r>
-    </w:p>
-    <w:p>
-      <w:pPr>
-        <w:keepNext/>
-        <w:spacing w:after="80" w:before="260" w:line="320"/>
-        <w:ind w:left="480" w:hanging="480"/>
-      </w:pPr>
-      <w:r>
-        <w:rPr>
-          <w:rFonts w:ascii="微软雅黑" w:cs="微软雅黑" w:eastAsia="微软雅黑" w:hAnsi="微软雅黑"/>
-          <w:b/>
-          <w:bCs/>
-          <w:color w:val="C00000"/>
-          <w:sz w:val="23"/>
-          <w:szCs w:val="23"/>
-        </w:rPr>
-        <w:t xml:space="preserve">18</w:t>
+        <w:t xml:space="preserve">讯飞成本确实增加，但经内部协商已与华为达成一致，总价不变。限制是每个领域只做一个具体方向、从小规模做起，因为一个完整行业模型的工作量不亚于国家模型；需要 RNP 定义场景、协调数据、提供领域专家确认结果。RNP 接受。</w:t>
+      </w:r>
+    </w:p>
+    <w:p>
+      <w:pPr>
+        <w:keepNext/>
+        <w:spacing w:after="80" w:before="260" w:line="320"/>
+        <w:ind w:left="480" w:hanging="480"/>
+      </w:pPr>
+      <w:r>
+        <w:rPr>
+          <w:rFonts w:ascii="微软雅黑" w:cs="微软雅黑" w:eastAsia="微软雅黑" w:hAnsi="微软雅黑"/>
+          <w:b/>
+          <w:bCs/>
+          <w:color w:val="C00000"/>
+          <w:sz w:val="23"/>
+          <w:szCs w:val="23"/>
+        </w:rPr>
+        <w:t xml:space="preserve">19</w:t>
       </w:r>
       <w:r>
         <w:rPr>
@@ -1257,25 +1370,25 @@
           <w:sz w:val="21"/>
           <w:szCs w:val="21"/>
         </w:rPr>
-        <w:t xml:space="preserve">确认领域后选表现最好的基座，星火或开源均可；RNP 自己训、讯飞指导，可先用讯飞算力；讯飞可额外交付约 300 亿参数的葡语小模型作基座。</w:t>
-      </w:r>
-    </w:p>
-    <w:p>
-      <w:pPr>
-        <w:keepNext/>
-        <w:spacing w:after="80" w:before="260" w:line="320"/>
-        <w:ind w:left="480" w:hanging="480"/>
-      </w:pPr>
-      <w:r>
-        <w:rPr>
-          <w:rFonts w:ascii="微软雅黑" w:cs="微软雅黑" w:eastAsia="微软雅黑" w:hAnsi="微软雅黑"/>
-          <w:b/>
-          <w:bCs/>
-          <w:color w:val="C00000"/>
-          <w:sz w:val="23"/>
-          <w:szCs w:val="23"/>
-        </w:rPr>
-        <w:t xml:space="preserve">19</w:t>
+        <w:t xml:space="preserve">基座不预设，确认领域后选该领域表现最好的，星火或开源都行，可以拿星火医疗模型和开源模型做对比；规模 300 亿或 700 亿即可，最好从大模型蒸馏。领域模型在国家模型之后由 RNP 自己训、讯飞指导，因为那时 RNP 已具备能力；可先用讯飞算力。讯飞可额外交付约 300 亿参数的葡语小模型作基座。</w:t>
+      </w:r>
+    </w:p>
+    <w:p>
+      <w:pPr>
+        <w:keepNext/>
+        <w:spacing w:after="80" w:before="260" w:line="320"/>
+        <w:ind w:left="480" w:hanging="480"/>
+      </w:pPr>
+      <w:r>
+        <w:rPr>
+          <w:rFonts w:ascii="微软雅黑" w:cs="微软雅黑" w:eastAsia="微软雅黑" w:hAnsi="微软雅黑"/>
+          <w:b/>
+          <w:bCs/>
+          <w:color w:val="C00000"/>
+          <w:sz w:val="23"/>
+          <w:szCs w:val="23"/>
+        </w:rPr>
+        <w:t xml:space="preserve">20</w:t>
       </w:r>
       <w:r>
         <w:rPr>
@@ -1314,7 +1427,7 @@
           <w:sz w:val="21"/>
           <w:szCs w:val="21"/>
         </w:rPr>
-        <w:t xml:space="preserve">首批算力可划出实验环境，支持微调，持续预训练困难。</w:t>
+        <w:t xml:space="preserve">国家模型训练约需 200 多 PFLOPS，占首批算力主体；但可以划出一个实验环境，支持微调，持续预训练则不够；同时启动领域模型要与华为确认算力。</w:t>
       </w:r>
     </w:p>
     <w:p>
@@ -1350,7 +1463,7 @@
           <w:sz w:val="23"/>
           <w:szCs w:val="23"/>
         </w:rPr>
-        <w:t xml:space="preserve">20</w:t>
+        <w:t xml:space="preserve">21</w:t>
       </w:r>
       <w:r>
         <w:rPr>
@@ -1389,25 +1502,25 @@
           <w:sz w:val="21"/>
           <w:szCs w:val="21"/>
         </w:rPr>
-        <w:t xml:space="preserve">OpenAI 兼容 API，agent 可直接接入；用户数由 RNP 决定、受算力限制，2028 年算力翻倍。</w:t>
-      </w:r>
-    </w:p>
-    <w:p>
-      <w:pPr>
-        <w:keepNext/>
-        <w:spacing w:after="80" w:before="260" w:line="320"/>
-        <w:ind w:left="480" w:hanging="480"/>
-      </w:pPr>
-      <w:r>
-        <w:rPr>
-          <w:rFonts w:ascii="微软雅黑" w:cs="微软雅黑" w:eastAsia="微软雅黑" w:hAnsi="微软雅黑"/>
-          <w:b/>
-          <w:bCs/>
-          <w:color w:val="C00000"/>
-          <w:sz w:val="23"/>
-          <w:szCs w:val="23"/>
-        </w:rPr>
-        <w:t xml:space="preserve">21</w:t>
+        <w:t xml:space="preserve">API 是 OpenAI 兼容的 MaaS 接口，agent 直接接入即可。用户数由 RNP 决定，受算力限制，为保证服务质量需限制规模，建议第一阶段面向高校和研究机构；2028 年算力翻倍，模型也可导出给其他机构自行部署。</w:t>
+      </w:r>
+    </w:p>
+    <w:p>
+      <w:pPr>
+        <w:keepNext/>
+        <w:spacing w:after="80" w:before="260" w:line="320"/>
+        <w:ind w:left="480" w:hanging="480"/>
+      </w:pPr>
+      <w:r>
+        <w:rPr>
+          <w:rFonts w:ascii="微软雅黑" w:cs="微软雅黑" w:eastAsia="微软雅黑" w:hAnsi="微软雅黑"/>
+          <w:b/>
+          <w:bCs/>
+          <w:color w:val="C00000"/>
+          <w:sz w:val="23"/>
+          <w:szCs w:val="23"/>
+        </w:rPr>
+        <w:t xml:space="preserve">22</w:t>
       </w:r>
       <w:r>
         <w:rPr>
@@ -1446,25 +1559,25 @@
           <w:sz w:val="21"/>
           <w:szCs w:val="21"/>
         </w:rPr>
-        <w:t xml:space="preserve">可按用户控制 token 配额并统计租户用量。</w:t>
-      </w:r>
-    </w:p>
-    <w:p>
-      <w:pPr>
-        <w:keepNext/>
-        <w:spacing w:after="80" w:before="260" w:line="320"/>
-        <w:ind w:left="480" w:hanging="480"/>
-      </w:pPr>
-      <w:r>
-        <w:rPr>
-          <w:rFonts w:ascii="微软雅黑" w:cs="微软雅黑" w:eastAsia="微软雅黑" w:hAnsi="微软雅黑"/>
-          <w:b/>
-          <w:bCs/>
-          <w:color w:val="C00000"/>
-          <w:sz w:val="23"/>
-          <w:szCs w:val="23"/>
-        </w:rPr>
-        <w:t xml:space="preserve">22</w:t>
+        <w:t xml:space="preserve">可以。平台有管理模块，可按用户控制 token 配额，统计每个租户的配额与用量。</w:t>
+      </w:r>
+    </w:p>
+    <w:p>
+      <w:pPr>
+        <w:keepNext/>
+        <w:spacing w:after="80" w:before="260" w:line="320"/>
+        <w:ind w:left="480" w:hanging="480"/>
+      </w:pPr>
+      <w:r>
+        <w:rPr>
+          <w:rFonts w:ascii="微软雅黑" w:cs="微软雅黑" w:eastAsia="微软雅黑" w:hAnsi="微软雅黑"/>
+          <w:b/>
+          <w:bCs/>
+          <w:color w:val="C00000"/>
+          <w:sz w:val="23"/>
+          <w:szCs w:val="23"/>
+        </w:rPr>
+        <w:t xml:space="preserve">23</w:t>
       </w:r>
       <w:r>
         <w:rPr>
@@ -1503,7 +1616,7 @@
           <w:sz w:val="21"/>
           <w:szCs w:val="21"/>
         </w:rPr>
-        <w:t xml:space="preserve">全流程有日志，可追溯。</w:t>
+        <w:t xml:space="preserve">数据处理、训练、评估、API 使用全流程有日志，可以追溯到根源。</w:t>
       </w:r>
     </w:p>
     <w:p>
@@ -1549,7 +1662,7 @@
           <w:sz w:val="23"/>
           <w:szCs w:val="23"/>
         </w:rPr>
-        <w:t xml:space="preserve">23</w:t>
+        <w:t xml:space="preserve">24</w:t>
       </w:r>
       <w:r>
         <w:rPr>
@@ -1588,7 +1701,7 @@
           <w:sz w:val="21"/>
           <w:szCs w:val="21"/>
         </w:rPr>
-        <w:t xml:space="preserve">安卓、iOS、网页、PC，全部对 RNP 开源。</w:t>
+        <w:t xml:space="preserve">安卓、iOS、网页、PC 客户端，源码全部对 RNP 开源，便于 RNP 移交后自行维护和迭代。</w:t>
       </w:r>
     </w:p>
     <w:p>
@@ -1652,7 +1765,7 @@
           <w:sz w:val="23"/>
           <w:szCs w:val="23"/>
         </w:rPr>
-        <w:t xml:space="preserve">24</w:t>
+        <w:t xml:space="preserve">25</w:t>
       </w:r>
       <w:r>
         <w:rPr>
@@ -1691,25 +1804,25 @@
           <w:sz w:val="21"/>
           <w:szCs w:val="21"/>
         </w:rPr>
-        <w:t xml:space="preserve">第一轮是"可以"而非"应该"在中国，也可在巴西或线上；先完成华为 AI Developer 培训，再安排讯飞知识转移。</w:t>
-      </w:r>
-    </w:p>
-    <w:p>
-      <w:pPr>
-        <w:keepNext/>
-        <w:spacing w:after="80" w:before="260" w:line="320"/>
-        <w:ind w:left="480" w:hanging="480"/>
-      </w:pPr>
-      <w:r>
-        <w:rPr>
-          <w:rFonts w:ascii="微软雅黑" w:cs="微软雅黑" w:eastAsia="微软雅黑" w:hAnsi="微软雅黑"/>
-          <w:b/>
-          <w:bCs/>
-          <w:color w:val="C00000"/>
-          <w:sz w:val="23"/>
-          <w:szCs w:val="23"/>
-        </w:rPr>
-        <w:t xml:space="preserve">25</w:t>
+        <w:t xml:space="preserve">第一轮是"可以"而非"应该"在中国，也可以在巴西或线上进行；顺序是先完成华为 AI Developer 培训、启动项目，再安排讯飞知识转移。</w:t>
+      </w:r>
+    </w:p>
+    <w:p>
+      <w:pPr>
+        <w:keepNext/>
+        <w:spacing w:after="80" w:before="260" w:line="320"/>
+        <w:ind w:left="480" w:hanging="480"/>
+      </w:pPr>
+      <w:r>
+        <w:rPr>
+          <w:rFonts w:ascii="微软雅黑" w:cs="微软雅黑" w:eastAsia="微软雅黑" w:hAnsi="微软雅黑"/>
+          <w:b/>
+          <w:bCs/>
+          <w:color w:val="C00000"/>
+          <w:sz w:val="23"/>
+          <w:szCs w:val="23"/>
+        </w:rPr>
+        <w:t xml:space="preserve">26</w:t>
       </w:r>
       <w:r>
         <w:rPr>
@@ -1748,25 +1861,25 @@
           <w:sz w:val="21"/>
           <w:szCs w:val="21"/>
         </w:rPr>
-        <w:t xml:space="preserve">接受，可派 5 到 10 人赴讯飞总部参与前期工作，差旅 RNP 承担，费用结算需与华为商定；派出人员应有必要背景。RNP 正与 MCTI 协商经费。</w:t>
-      </w:r>
-    </w:p>
-    <w:p>
-      <w:pPr>
-        <w:keepNext/>
-        <w:spacing w:after="80" w:before="260" w:line="320"/>
-        <w:ind w:left="480" w:hanging="480"/>
-      </w:pPr>
-      <w:r>
-        <w:rPr>
-          <w:rFonts w:ascii="微软雅黑" w:cs="微软雅黑" w:eastAsia="微软雅黑" w:hAnsi="微软雅黑"/>
-          <w:b/>
-          <w:bCs/>
-          <w:color w:val="C00000"/>
-          <w:sz w:val="23"/>
-          <w:szCs w:val="23"/>
-        </w:rPr>
-        <w:t xml:space="preserve">26</w:t>
+        <w:t xml:space="preserve">接受。总部已同意 RNP 派 5 到 10 人到讯飞总部参与前期公开数据工作，项目启动后可派团队驻总部；差旅由 RNP 承担，其他费用如何结算需与华为商定；派出人员应有必要背景；可先加入讯飞开发者项目做预备培训。RNP 正与 MCTI 协商经费。</w:t>
+      </w:r>
+    </w:p>
+    <w:p>
+      <w:pPr>
+        <w:keepNext/>
+        <w:spacing w:after="80" w:before="260" w:line="320"/>
+        <w:ind w:left="480" w:hanging="480"/>
+      </w:pPr>
+      <w:r>
+        <w:rPr>
+          <w:rFonts w:ascii="微软雅黑" w:cs="微软雅黑" w:eastAsia="微软雅黑" w:hAnsi="微软雅黑"/>
+          <w:b/>
+          <w:bCs/>
+          <w:color w:val="C00000"/>
+          <w:sz w:val="23"/>
+          <w:szCs w:val="23"/>
+        </w:rPr>
+        <w:t xml:space="preserve">27</w:t>
       </w:r>
       <w:r>
         <w:rPr>
@@ -1805,7 +1918,7 @@
           <w:sz w:val="21"/>
           <w:szCs w:val="21"/>
         </w:rPr>
-        <w:t xml:space="preserve">跟岗是讯飞做、RNP 看并讲解，实操是 RNP 做、讯飞支持；跟岗阶段也会派任务。</w:t>
+        <w:t xml:space="preserve">跟岗是讯飞执行、RNP 观察，讯飞边做边讲；实操是 RNP 执行、讯飞检查关键步骤；跟岗阶段也会给工程师派任务，不只是看。</w:t>
       </w:r>
     </w:p>
     <w:p>
@@ -1851,7 +1964,7 @@
           <w:sz w:val="23"/>
           <w:szCs w:val="23"/>
         </w:rPr>
-        <w:t xml:space="preserve">27</w:t>
+        <w:t xml:space="preserve">28</w:t>
       </w:r>
       <w:r>
         <w:rPr>
@@ -1890,7 +2003,7 @@
           <w:sz w:val="21"/>
           <w:szCs w:val="21"/>
         </w:rPr>
-        <w:t xml:space="preserve">会发送角色与任务表；葡语专家 6 位、合规专家 6 位、领域专家约 7 位，团队至少 30 人。</w:t>
+        <w:t xml:space="preserve">讯飞会发送角色与各阶段任务表；人数上给了葡语专家 6 位、合规专家 6 位、领域专家约 7 位，语言和领域专家只需半年到九个月，团队至少 30 人，可请学生和教师承担短期任务。</w:t>
       </w:r>
     </w:p>
     <w:p>
@@ -1936,7 +2049,7 @@
           <w:sz w:val="23"/>
           <w:szCs w:val="23"/>
         </w:rPr>
-        <w:t xml:space="preserve">28</w:t>
+        <w:t xml:space="preserve">29</w:t>
       </w:r>
       <w:r>
         <w:rPr>
@@ -1975,25 +2088,25 @@
           <w:sz w:val="21"/>
           <w:szCs w:val="21"/>
         </w:rPr>
-        <w:t xml:space="preserve">至少 15 到 20 人；六个月内组建 20 到 30 人核心团队，先培训约 10 名骨干成为培训师。</w:t>
-      </w:r>
-    </w:p>
-    <w:p>
-      <w:pPr>
-        <w:keepNext/>
-        <w:spacing w:after="80" w:before="260" w:line="320"/>
-        <w:ind w:left="480" w:hanging="480"/>
-      </w:pPr>
-      <w:r>
-        <w:rPr>
-          <w:rFonts w:ascii="微软雅黑" w:cs="微软雅黑" w:eastAsia="微软雅黑" w:hAnsi="微软雅黑"/>
-          <w:b/>
-          <w:bCs/>
-          <w:color w:val="C00000"/>
-          <w:sz w:val="23"/>
-          <w:szCs w:val="23"/>
-        </w:rPr>
-        <w:t xml:space="preserve">29</w:t>
+        <w:t xml:space="preserve">移交时至少 15 到 20 人；六个月内组建 20 到 30 人的固定核心团队。核心团队不宜太大，讯飞与 RNP 一对一，先培训约 10 名骨干成为培训师，再由他们培训他人。</w:t>
+      </w:r>
+    </w:p>
+    <w:p>
+      <w:pPr>
+        <w:keepNext/>
+        <w:spacing w:after="80" w:before="260" w:line="320"/>
+        <w:ind w:left="480" w:hanging="480"/>
+      </w:pPr>
+      <w:r>
+        <w:rPr>
+          <w:rFonts w:ascii="微软雅黑" w:cs="微软雅黑" w:eastAsia="微软雅黑" w:hAnsi="微软雅黑"/>
+          <w:b/>
+          <w:bCs/>
+          <w:color w:val="C00000"/>
+          <w:sz w:val="23"/>
+          <w:szCs w:val="23"/>
+        </w:rPr>
+        <w:t xml:space="preserve">30</w:t>
       </w:r>
       <w:r>
         <w:rPr>
@@ -2032,7 +2145,7 @@
           <w:sz w:val="21"/>
           <w:szCs w:val="21"/>
         </w:rPr>
-        <w:t xml:space="preserve">讯飞培训以华为基础培训为先修，已有整合后的计划；两轮时间点会上未展开。</w:t>
+        <w:t xml:space="preserve">讯飞培训以华为基础培训为先修，已有一份与华为人才计划整合的路径；两轮时间点会上未展开。</w:t>
       </w:r>
     </w:p>
     <w:p>
@@ -2068,7 +2181,7 @@
           <w:sz w:val="23"/>
           <w:szCs w:val="23"/>
         </w:rPr>
-        <w:t xml:space="preserve">30</w:t>
+        <w:t xml:space="preserve">31</w:t>
       </w:r>
       <w:r>
         <w:rPr>
@@ -2107,25 +2220,25 @@
           <w:sz w:val="21"/>
           <w:szCs w:val="21"/>
         </w:rPr>
-        <w:t xml:space="preserve">运营人才另有一块，含基础设施、运维和电力；项目培训部分只针对基础设施，可为同一批人。</w:t>
-      </w:r>
-    </w:p>
-    <w:p>
-      <w:pPr>
-        <w:keepNext/>
-        <w:spacing w:after="80" w:before="260" w:line="320"/>
-        <w:ind w:left="480" w:hanging="480"/>
-      </w:pPr>
-      <w:r>
-        <w:rPr>
-          <w:rFonts w:ascii="微软雅黑" w:cs="微软雅黑" w:eastAsia="微软雅黑" w:hAnsi="微软雅黑"/>
-          <w:b/>
-          <w:bCs/>
-          <w:color w:val="C00000"/>
-          <w:sz w:val="23"/>
-          <w:szCs w:val="23"/>
-        </w:rPr>
-        <w:t xml:space="preserve">31</w:t>
+        <w:t xml:space="preserve">运营人才另有一块，含基础设施、运维和电力；项目培训中的基础设施部分可与之为同一批人；华为 ICT 培训面向数据中心 L0、L1 和算力。</w:t>
+      </w:r>
+    </w:p>
+    <w:p>
+      <w:pPr>
+        <w:keepNext/>
+        <w:spacing w:after="80" w:before="260" w:line="320"/>
+        <w:ind w:left="480" w:hanging="480"/>
+      </w:pPr>
+      <w:r>
+        <w:rPr>
+          <w:rFonts w:ascii="微软雅黑" w:cs="微软雅黑" w:eastAsia="微软雅黑" w:hAnsi="微软雅黑"/>
+          <w:b/>
+          <w:bCs/>
+          <w:color w:val="C00000"/>
+          <w:sz w:val="23"/>
+          <w:szCs w:val="23"/>
+        </w:rPr>
+        <w:t xml:space="preserve">32</w:t>
       </w:r>
       <w:r>
         <w:rPr>
@@ -2164,25 +2277,25 @@
           <w:sz w:val="21"/>
           <w:szCs w:val="21"/>
         </w:rPr>
-        <w:t xml:space="preserve">是 12 加 20；两支队伍画像不同，可用同一批人，由 RNP 决定。</w:t>
-      </w:r>
-    </w:p>
-    <w:p>
-      <w:pPr>
-        <w:keepNext/>
-        <w:spacing w:after="80" w:before="260" w:line="320"/>
-        <w:ind w:left="480" w:hanging="480"/>
-      </w:pPr>
-      <w:r>
-        <w:rPr>
-          <w:rFonts w:ascii="微软雅黑" w:cs="微软雅黑" w:eastAsia="微软雅黑" w:hAnsi="微软雅黑"/>
-          <w:b/>
-          <w:bCs/>
-          <w:color w:val="C00000"/>
-          <w:sz w:val="23"/>
-          <w:szCs w:val="23"/>
-        </w:rPr>
-        <w:t xml:space="preserve">32</w:t>
+        <w:t xml:space="preserve">是 12 加 20。两支队伍画像不同，一支偏运维和基础设施，一支偏开发和算法；可以用同一批人，由 RNP 决定，现在正是拆分画像的时候。</w:t>
+      </w:r>
+    </w:p>
+    <w:p>
+      <w:pPr>
+        <w:keepNext/>
+        <w:spacing w:after="80" w:before="260" w:line="320"/>
+        <w:ind w:left="480" w:hanging="480"/>
+      </w:pPr>
+      <w:r>
+        <w:rPr>
+          <w:rFonts w:ascii="微软雅黑" w:cs="微软雅黑" w:eastAsia="微软雅黑" w:hAnsi="微软雅黑"/>
+          <w:b/>
+          <w:bCs/>
+          <w:color w:val="C00000"/>
+          <w:sz w:val="23"/>
+          <w:szCs w:val="23"/>
+        </w:rPr>
+        <w:t xml:space="preserve">33</w:t>
       </w:r>
       <w:r>
         <w:rPr>
@@ -2221,25 +2334,25 @@
           <w:sz w:val="21"/>
           <w:szCs w:val="21"/>
         </w:rPr>
-        <w:t xml:space="preserve">用云资源，可在人多的城市开课或与大学合作；现场培训按 LPU 每日加价。</w:t>
-      </w:r>
-    </w:p>
-    <w:p>
-      <w:pPr>
-        <w:keepNext/>
-        <w:spacing w:after="80" w:before="260" w:line="320"/>
-        <w:ind w:left="480" w:hanging="480"/>
-      </w:pPr>
-      <w:r>
-        <w:rPr>
-          <w:rFonts w:ascii="微软雅黑" w:cs="微软雅黑" w:eastAsia="微软雅黑" w:hAnsi="微软雅黑"/>
-          <w:b/>
-          <w:bCs/>
-          <w:color w:val="C00000"/>
-          <w:sz w:val="23"/>
-          <w:szCs w:val="23"/>
-        </w:rPr>
-        <w:t xml:space="preserve">33</w:t>
+        <w:t xml:space="preserve">目前全部线上，但线上不够，建议重点人员现场培训，LPU 中列现场每日加价；课堂用云资源，可在人多的城市开课或与大学合作，不必把人送出去。</w:t>
+      </w:r>
+    </w:p>
+    <w:p>
+      <w:pPr>
+        <w:keepNext/>
+        <w:spacing w:after="80" w:before="260" w:line="320"/>
+        <w:ind w:left="480" w:hanging="480"/>
+      </w:pPr>
+      <w:r>
+        <w:rPr>
+          <w:rFonts w:ascii="微软雅黑" w:cs="微软雅黑" w:eastAsia="微软雅黑" w:hAnsi="微软雅黑"/>
+          <w:b/>
+          <w:bCs/>
+          <w:color w:val="C00000"/>
+          <w:sz w:val="23"/>
+          <w:szCs w:val="23"/>
+        </w:rPr>
+        <w:t xml:space="preserve">34</w:t>
       </w:r>
       <w:r>
         <w:rPr>
@@ -2296,7 +2409,7 @@
           <w:sz w:val="23"/>
           <w:szCs w:val="23"/>
         </w:rPr>
-        <w:t xml:space="preserve">34</w:t>
+        <w:t xml:space="preserve">35</w:t>
       </w:r>
       <w:r>
         <w:rPr>
@@ -2335,25 +2448,25 @@
           <w:sz w:val="21"/>
           <w:szCs w:val="21"/>
         </w:rPr>
-        <w:t xml:space="preserve">四个阶段，第一到第二阶段选出 40%，从 2070 人到 1080 人，再选一半进入高级阶段，约 100 人赴华；60 天、每天 6 到 8 小时。</w:t>
-      </w:r>
-    </w:p>
-    <w:p>
-      <w:pPr>
-        <w:keepNext/>
-        <w:spacing w:after="80" w:before="260" w:line="320"/>
-        <w:ind w:left="480" w:hanging="480"/>
-      </w:pPr>
-      <w:r>
-        <w:rPr>
-          <w:rFonts w:ascii="微软雅黑" w:cs="微软雅黑" w:eastAsia="微软雅黑" w:hAnsi="微软雅黑"/>
-          <w:b/>
-          <w:bCs/>
-          <w:color w:val="C00000"/>
-          <w:sz w:val="23"/>
-          <w:szCs w:val="23"/>
-        </w:rPr>
-        <w:t xml:space="preserve">35</w:t>
+        <w:t xml:space="preserve">四个阶段，逐级选拔：第一到第二阶段选 40%，从 2070 人到 1080 人，再选一半进高级阶段，最后约 100 人赴华；按天计 60 天、每天 6 到 8 小时，学员回华为在线平台学习。</w:t>
+      </w:r>
+    </w:p>
+    <w:p>
+      <w:pPr>
+        <w:keepNext/>
+        <w:spacing w:after="80" w:before="260" w:line="320"/>
+        <w:ind w:left="480" w:hanging="480"/>
+      </w:pPr>
+      <w:r>
+        <w:rPr>
+          <w:rFonts w:ascii="微软雅黑" w:cs="微软雅黑" w:eastAsia="微软雅黑" w:hAnsi="微软雅黑"/>
+          <w:b/>
+          <w:bCs/>
+          <w:color w:val="C00000"/>
+          <w:sz w:val="23"/>
+          <w:szCs w:val="23"/>
+        </w:rPr>
+        <w:t xml:space="preserve">36</w:t>
       </w:r>
       <w:r>
         <w:rPr>
@@ -2392,7 +2505,7 @@
           <w:sz w:val="21"/>
           <w:szCs w:val="21"/>
         </w:rPr>
-        <w:t xml:space="preserve">项目培训含讯飞知识转移已在价格内，人才培养按 LPU 另计；云成本由华为先承担后报销。</w:t>
+        <w:t xml:space="preserve">绿色的项目培训含讯飞知识转移，已在 AIDC 价格内；蓝色的人才培养按 LPU 另计；报送部里的 AIDC 和 LPU 都已覆盖；托管培训平台的云成本由华为先承担后报销。</w:t>
       </w:r>
     </w:p>
     <w:p>
@@ -2428,18 +2541,18 @@
           <w:sz w:val="23"/>
           <w:szCs w:val="23"/>
         </w:rPr>
-        <w:t xml:space="preserve">36</w:t>
-      </w:r>
-      <w:r>
-        <w:rPr>
-          <w:rFonts w:ascii="微软雅黑" w:cs="微软雅黑" w:eastAsia="微软雅黑" w:hAnsi="微软雅黑"/>
-          <w:b/>
-          <w:bCs/>
-          <w:color w:val="0057A8"/>
-          <w:sz w:val="21"/>
-          <w:szCs w:val="21"/>
-        </w:rPr>
-        <w:t xml:space="preserve">　平台能否处理表格类数据、批量上传数千个文件、通过 API 直连数据仓库？</w:t>
+        <w:t xml:space="preserve">37</w:t>
+      </w:r>
+      <w:r>
+        <w:rPr>
+          <w:rFonts w:ascii="微软雅黑" w:cs="微软雅黑" w:eastAsia="微软雅黑" w:hAnsi="微软雅黑"/>
+          <w:b/>
+          <w:bCs/>
+          <w:color w:val="0057A8"/>
+          <w:sz w:val="21"/>
+          <w:szCs w:val="21"/>
+        </w:rPr>
+        <w:t xml:space="preserve">　平台能否处理表格类数据、批量上传数千个文件、通过 API 直连数据仓库？能接哪些类型的数据源？</w:t>
       </w:r>
     </w:p>
     <w:p>
@@ -2467,36 +2580,36 @@
           <w:sz w:val="21"/>
           <w:szCs w:val="21"/>
         </w:rPr>
-        <w:t xml:space="preserve">支持批量上传和 API 连接；演示环境暂无表格类样例。</w:t>
-      </w:r>
-    </w:p>
-    <w:p>
-      <w:pPr>
-        <w:keepNext/>
-        <w:spacing w:after="80" w:before="260" w:line="320"/>
-        <w:ind w:left="480" w:hanging="480"/>
-      </w:pPr>
-      <w:r>
-        <w:rPr>
-          <w:rFonts w:ascii="微软雅黑" w:cs="微软雅黑" w:eastAsia="微软雅黑" w:hAnsi="微软雅黑"/>
-          <w:b/>
-          <w:bCs/>
-          <w:color w:val="C00000"/>
-          <w:sz w:val="23"/>
-          <w:szCs w:val="23"/>
-        </w:rPr>
-        <w:t xml:space="preserve">37</w:t>
-      </w:r>
-      <w:r>
-        <w:rPr>
-          <w:rFonts w:ascii="微软雅黑" w:cs="微软雅黑" w:eastAsia="微软雅黑" w:hAnsi="微软雅黑"/>
-          <w:b/>
-          <w:bCs/>
-          <w:color w:val="0057A8"/>
-          <w:sz w:val="21"/>
-          <w:szCs w:val="21"/>
-        </w:rPr>
-        <w:t xml:space="preserve">　RNP 的数据存放在数据湖以及 SiBBr 这类带元数据的结构化开放数据节点中，平台能否直接接入？</w:t>
+        <w:t xml:space="preserve">支持批量上传和批量分析；有 API，可以开放；特定系统里的数据按原始数据处理；演示环境暂无表格类样例。</w:t>
+      </w:r>
+    </w:p>
+    <w:p>
+      <w:pPr>
+        <w:keepNext/>
+        <w:spacing w:after="80" w:before="260" w:line="320"/>
+        <w:ind w:left="480" w:hanging="480"/>
+      </w:pPr>
+      <w:r>
+        <w:rPr>
+          <w:rFonts w:ascii="微软雅黑" w:cs="微软雅黑" w:eastAsia="微软雅黑" w:hAnsi="微软雅黑"/>
+          <w:b/>
+          <w:bCs/>
+          <w:color w:val="C00000"/>
+          <w:sz w:val="23"/>
+          <w:szCs w:val="23"/>
+        </w:rPr>
+        <w:t xml:space="preserve">38</w:t>
+      </w:r>
+      <w:r>
+        <w:rPr>
+          <w:rFonts w:ascii="微软雅黑" w:cs="微软雅黑" w:eastAsia="微软雅黑" w:hAnsi="微软雅黑"/>
+          <w:b/>
+          <w:bCs/>
+          <w:color w:val="0057A8"/>
+          <w:sz w:val="21"/>
+          <w:szCs w:val="21"/>
+        </w:rPr>
+        <w:t xml:space="preserve">　RNP 的数据存放在数据湖以及 SiBBr 这类带元数据的结构化开放数据节点中，平台能否直接接入？JSON、表格、CSV 都有。</w:t>
       </w:r>
     </w:p>
     <w:p>
@@ -2524,25 +2637,25 @@
           <w:sz w:val="21"/>
           <w:szCs w:val="21"/>
         </w:rPr>
-        <w:t xml:space="preserve">做定制适配，讯飞保证平台能连上 RNP 准备好的数据集，在 RNP 许可下抓取。</w:t>
-      </w:r>
-    </w:p>
-    <w:p>
-      <w:pPr>
-        <w:keepNext/>
-        <w:spacing w:after="80" w:before="260" w:line="320"/>
-        <w:ind w:left="480" w:hanging="480"/>
-      </w:pPr>
-      <w:r>
-        <w:rPr>
-          <w:rFonts w:ascii="微软雅黑" w:cs="微软雅黑" w:eastAsia="微软雅黑" w:hAnsi="微软雅黑"/>
-          <w:b/>
-          <w:bCs/>
-          <w:color w:val="C00000"/>
-          <w:sz w:val="23"/>
-          <w:szCs w:val="23"/>
-        </w:rPr>
-        <w:t xml:space="preserve">38</w:t>
+        <w:t xml:space="preserve">可以，做定制适配：改进工具或用小模型适配 RNP 数据，保证平台能连上 RNP 准备好的数据集；已切分的高质量结构化数据可直接导入；在 RNP 许可下从节点抓取。</w:t>
+      </w:r>
+    </w:p>
+    <w:p>
+      <w:pPr>
+        <w:keepNext/>
+        <w:spacing w:after="80" w:before="260" w:line="320"/>
+        <w:ind w:left="480" w:hanging="480"/>
+      </w:pPr>
+      <w:r>
+        <w:rPr>
+          <w:rFonts w:ascii="微软雅黑" w:cs="微软雅黑" w:eastAsia="微软雅黑" w:hAnsi="微软雅黑"/>
+          <w:b/>
+          <w:bCs/>
+          <w:color w:val="C00000"/>
+          <w:sz w:val="23"/>
+          <w:szCs w:val="23"/>
+        </w:rPr>
+        <w:t xml:space="preserve">39</w:t>
       </w:r>
       <w:r>
         <w:rPr>
@@ -2581,25 +2694,25 @@
           <w:sz w:val="21"/>
           <w:szCs w:val="21"/>
         </w:rPr>
-        <w:t xml:space="preserve">是。流程开放可见，知识转移逐步讲解；葡语工具需与 RNP 语言专家共建，不是黑盒。</w:t>
-      </w:r>
-    </w:p>
-    <w:p>
-      <w:pPr>
-        <w:keepNext/>
-        <w:spacing w:after="80" w:before="260" w:line="320"/>
-        <w:ind w:left="480" w:hanging="480"/>
-      </w:pPr>
-      <w:r>
-        <w:rPr>
-          <w:rFonts w:ascii="微软雅黑" w:cs="微软雅黑" w:eastAsia="微软雅黑" w:hAnsi="微软雅黑"/>
-          <w:b/>
-          <w:bCs/>
-          <w:color w:val="C00000"/>
-          <w:sz w:val="23"/>
-          <w:szCs w:val="23"/>
-        </w:rPr>
-        <w:t xml:space="preserve">39</w:t>
+        <w:t xml:space="preserve">是。每一步处理开放可见，知识转移逐步讲解；工具目前针对英文和中文，葡语切分要与 RNP 语言专家共建，讯飞出技术、RNP 出语言专家；不是黑盒，是讯飞自研。末端形成数据集库，支持持续预训练和 SFT。</w:t>
+      </w:r>
+    </w:p>
+    <w:p>
+      <w:pPr>
+        <w:keepNext/>
+        <w:spacing w:after="80" w:before="260" w:line="320"/>
+        <w:ind w:left="480" w:hanging="480"/>
+      </w:pPr>
+      <w:r>
+        <w:rPr>
+          <w:rFonts w:ascii="微软雅黑" w:cs="微软雅黑" w:eastAsia="微软雅黑" w:hAnsi="微软雅黑"/>
+          <w:b/>
+          <w:bCs/>
+          <w:color w:val="C00000"/>
+          <w:sz w:val="23"/>
+          <w:szCs w:val="23"/>
+        </w:rPr>
+        <w:t xml:space="preserve">40</w:t>
       </w:r>
       <w:r>
         <w:rPr>
@@ -2638,25 +2751,25 @@
           <w:sz w:val="21"/>
           <w:szCs w:val="21"/>
         </w:rPr>
-        <w:t xml:space="preserve">不提供平台 SDK，建议在平台内完成。</w:t>
-      </w:r>
-    </w:p>
-    <w:p>
-      <w:pPr>
-        <w:keepNext/>
-        <w:spacing w:after="80" w:before="260" w:line="320"/>
-        <w:ind w:left="480" w:hanging="480"/>
-      </w:pPr>
-      <w:r>
-        <w:rPr>
-          <w:rFonts w:ascii="微软雅黑" w:cs="微软雅黑" w:eastAsia="微软雅黑" w:hAnsi="微软雅黑"/>
-          <w:b/>
-          <w:bCs/>
-          <w:color w:val="C00000"/>
-          <w:sz w:val="23"/>
-          <w:szCs w:val="23"/>
-        </w:rPr>
-        <w:t xml:space="preserve">40</w:t>
+        <w:t xml:space="preserve">不提供平台 SDK。平台是集成工作流，通过 SDK 暴露局部功能可能脱离平台控制、无法保证正常使用，建议在平台内完成。</w:t>
+      </w:r>
+    </w:p>
+    <w:p>
+      <w:pPr>
+        <w:keepNext/>
+        <w:spacing w:after="80" w:before="260" w:line="320"/>
+        <w:ind w:left="480" w:hanging="480"/>
+      </w:pPr>
+      <w:r>
+        <w:rPr>
+          <w:rFonts w:ascii="微软雅黑" w:cs="微软雅黑" w:eastAsia="微软雅黑" w:hAnsi="微软雅黑"/>
+          <w:b/>
+          <w:bCs/>
+          <w:color w:val="C00000"/>
+          <w:sz w:val="23"/>
+          <w:szCs w:val="23"/>
+        </w:rPr>
+        <w:t xml:space="preserve">41</w:t>
       </w:r>
       <w:r>
         <w:rPr>
@@ -2695,25 +2808,25 @@
           <w:sz w:val="21"/>
           <w:szCs w:val="21"/>
         </w:rPr>
-        <w:t xml:space="preserve">新模型可上传，但须先经华为适配昇腾 NPU。</w:t>
-      </w:r>
-    </w:p>
-    <w:p>
-      <w:pPr>
-        <w:keepNext/>
-        <w:spacing w:after="80" w:before="260" w:line="320"/>
-        <w:ind w:left="480" w:hanging="480"/>
-      </w:pPr>
-      <w:r>
-        <w:rPr>
-          <w:rFonts w:ascii="微软雅黑" w:cs="微软雅黑" w:eastAsia="微软雅黑" w:hAnsi="微软雅黑"/>
-          <w:b/>
-          <w:bCs/>
-          <w:color w:val="C00000"/>
-          <w:sz w:val="23"/>
-          <w:szCs w:val="23"/>
-        </w:rPr>
-        <w:t xml:space="preserve">41</w:t>
+        <w:t xml:space="preserve">新模型可以上传，训练框架也可以上传；但模型必须先经华为适配昇腾 NPU，因为不是所有模型都有昇腾训练支持。</w:t>
+      </w:r>
+    </w:p>
+    <w:p>
+      <w:pPr>
+        <w:keepNext/>
+        <w:spacing w:after="80" w:before="260" w:line="320"/>
+        <w:ind w:left="480" w:hanging="480"/>
+      </w:pPr>
+      <w:r>
+        <w:rPr>
+          <w:rFonts w:ascii="微软雅黑" w:cs="微软雅黑" w:eastAsia="微软雅黑" w:hAnsi="微软雅黑"/>
+          <w:b/>
+          <w:bCs/>
+          <w:color w:val="C00000"/>
+          <w:sz w:val="23"/>
+          <w:szCs w:val="23"/>
+        </w:rPr>
+        <w:t xml:space="preserve">42</w:t>
       </w:r>
       <w:r>
         <w:rPr>
@@ -2752,7 +2865,7 @@
           <w:sz w:val="21"/>
           <w:szCs w:val="21"/>
         </w:rPr>
-        <w:t xml:space="preserve">知识转移先讲原理，最后才教操作。</w:t>
+        <w:t xml:space="preserve">知识转移不只是操作，会讲系统内部的 know-how；顺序是先讲原理，最后才教操作，不掌握原理也用不好平台。</w:t>
       </w:r>
     </w:p>
     <w:p>
@@ -2839,7 +2952,7 @@
           <w:sz w:val="23"/>
           <w:szCs w:val="23"/>
         </w:rPr>
-        <w:t xml:space="preserve">42</w:t>
+        <w:t xml:space="preserve">43</w:t>
       </w:r>
       <w:r>
         <w:rPr>
@@ -2878,25 +2991,25 @@
           <w:sz w:val="21"/>
           <w:szCs w:val="21"/>
         </w:rPr>
-        <w:t xml:space="preserve">通过 API 连接和接入，受算力限制。</w:t>
-      </w:r>
-    </w:p>
-    <w:p>
-      <w:pPr>
-        <w:keepNext/>
-        <w:spacing w:after="80" w:before="260" w:line="320"/>
-        <w:ind w:left="480" w:hanging="480"/>
-      </w:pPr>
-      <w:r>
-        <w:rPr>
-          <w:rFonts w:ascii="微软雅黑" w:cs="微软雅黑" w:eastAsia="微软雅黑" w:hAnsi="微软雅黑"/>
-          <w:b/>
-          <w:bCs/>
-          <w:color w:val="C00000"/>
-          <w:sz w:val="23"/>
-          <w:szCs w:val="23"/>
-        </w:rPr>
-        <w:t xml:space="preserve">43</w:t>
+        <w:t xml:space="preserve">通过管理控制台按租户查看，用 API 连接刚训好的模型；自有应用和 agent 通过 MaaS API 接入使用推理算力，但算力有限，不能开放给太多应用。</w:t>
+      </w:r>
+    </w:p>
+    <w:p>
+      <w:pPr>
+        <w:keepNext/>
+        <w:spacing w:after="80" w:before="260" w:line="320"/>
+        <w:ind w:left="480" w:hanging="480"/>
+      </w:pPr>
+      <w:r>
+        <w:rPr>
+          <w:rFonts w:ascii="微软雅黑" w:cs="微软雅黑" w:eastAsia="微软雅黑" w:hAnsi="微软雅黑"/>
+          <w:b/>
+          <w:bCs/>
+          <w:color w:val="C00000"/>
+          <w:sz w:val="23"/>
+          <w:szCs w:val="23"/>
+        </w:rPr>
+        <w:t xml:space="preserve">44</w:t>
       </w:r>
       <w:r>
         <w:rPr>
@@ -2935,25 +3048,25 @@
           <w:sz w:val="21"/>
           <w:szCs w:val="21"/>
         </w:rPr>
-        <w:t xml:space="preserve">是，约 100 PFLOPS，可扩展。</w:t>
-      </w:r>
-    </w:p>
-    <w:p>
-      <w:pPr>
-        <w:keepNext/>
-        <w:spacing w:after="80" w:before="260" w:line="320"/>
-        <w:ind w:left="480" w:hanging="480"/>
-      </w:pPr>
-      <w:r>
-        <w:rPr>
-          <w:rFonts w:ascii="微软雅黑" w:cs="微软雅黑" w:eastAsia="微软雅黑" w:hAnsi="微软雅黑"/>
-          <w:b/>
-          <w:bCs/>
-          <w:color w:val="C00000"/>
-          <w:sz w:val="23"/>
-          <w:szCs w:val="23"/>
-        </w:rPr>
-        <w:t xml:space="preserve">44</w:t>
+        <w:t xml:space="preserve">是，运行在华为算力上，目前设计约 100 PFLOPS，未来可扩展。</w:t>
+      </w:r>
+    </w:p>
+    <w:p>
+      <w:pPr>
+        <w:keepNext/>
+        <w:spacing w:after="80" w:before="260" w:line="320"/>
+        <w:ind w:left="480" w:hanging="480"/>
+      </w:pPr>
+      <w:r>
+        <w:rPr>
+          <w:rFonts w:ascii="微软雅黑" w:cs="微软雅黑" w:eastAsia="微软雅黑" w:hAnsi="微软雅黑"/>
+          <w:b/>
+          <w:bCs/>
+          <w:color w:val="C00000"/>
+          <w:sz w:val="23"/>
+          <w:szCs w:val="23"/>
+        </w:rPr>
+        <w:t xml:space="preserve">45</w:t>
       </w:r>
       <w:r>
         <w:rPr>
@@ -2992,7 +3105,7 @@
           <w:sz w:val="21"/>
           <w:szCs w:val="21"/>
         </w:rPr>
-        <w:t xml:space="preserve">讯飞协助起草、提出意见，并发送交付进度表。</w:t>
+        <w:t xml:space="preserve">讯飞可以协助起草材料，会对 RNP 的项目文件提意见，并发送交付进度表。</w:t>
       </w:r>
     </w:p>
     <w:p>
@@ -3038,7 +3151,7 @@
           <w:sz w:val="23"/>
           <w:szCs w:val="23"/>
         </w:rPr>
-        <w:t xml:space="preserve">45</w:t>
+        <w:t xml:space="preserve">46</w:t>
       </w:r>
       <w:r>
         <w:rPr>
@@ -3077,25 +3190,25 @@
           <w:sz w:val="21"/>
           <w:szCs w:val="21"/>
         </w:rPr>
-        <w:t xml:space="preserve">公开数据可用中国算力，敏感数据需本地算力；讯飞愿共同确定高优先级领域和资源，尽早取得第一批成果。RNP 强调主权是底线，公开数据不受此限。</w:t>
-      </w:r>
-    </w:p>
-    <w:p>
-      <w:pPr>
-        <w:keepNext/>
-        <w:spacing w:after="80" w:before="260" w:line="320"/>
-        <w:ind w:left="480" w:hanging="480"/>
-      </w:pPr>
-      <w:r>
-        <w:rPr>
-          <w:rFonts w:ascii="微软雅黑" w:cs="微软雅黑" w:eastAsia="微软雅黑" w:hAnsi="微软雅黑"/>
-          <w:b/>
-          <w:bCs/>
-          <w:color w:val="C00000"/>
-          <w:sz w:val="23"/>
-          <w:szCs w:val="23"/>
-        </w:rPr>
-        <w:t xml:space="preserve">46</w:t>
+        <w:t xml:space="preserve">可以讨论。中国算力可用于公开数据，敏感数据必须本地处理、需 RNP 协调本地算力；讯飞巴西团队正为政府部门做招聘 agent 的 POC，愿共同确定高优先级领域和资源，尽早取得第一批成果。RNP 强调主权是底线，公开数据不受此限。</w:t>
+      </w:r>
+    </w:p>
+    <w:p>
+      <w:pPr>
+        <w:keepNext/>
+        <w:spacing w:after="80" w:before="260" w:line="320"/>
+        <w:ind w:left="480" w:hanging="480"/>
+      </w:pPr>
+      <w:r>
+        <w:rPr>
+          <w:rFonts w:ascii="微软雅黑" w:cs="微软雅黑" w:eastAsia="微软雅黑" w:hAnsi="微软雅黑"/>
+          <w:b/>
+          <w:bCs/>
+          <w:color w:val="C00000"/>
+          <w:sz w:val="23"/>
+          <w:szCs w:val="23"/>
+        </w:rPr>
+        <w:t xml:space="preserve">47</w:t>
       </w:r>
       <w:r>
         <w:rPr>
@@ -3134,7 +3247,7 @@
           <w:sz w:val="21"/>
           <w:szCs w:val="21"/>
         </w:rPr>
-        <w:t xml:space="preserve">有经验；组织者应是 RNP，讯飞在宣传、品牌、赞助上支持。</w:t>
+        <w:t xml:space="preserve">有经验，曾帮企业组织 AI 竞赛；组织者应是 RNP，讯飞核心团队在宣传、品牌、赞助上支持。</w:t>
       </w:r>
     </w:p>
     <w:p>
@@ -3195,7 +3308,7 @@
           <w:sz w:val="21"/>
           <w:szCs w:val="21"/>
         </w:rPr>
-        <w:t xml:space="preserve">（第 22 问）：版本管理、逐模型追溯、按隐私政策的日志、评估结果、事故管理、性能监控，逐项说明支持情况。</w:t>
+        <w:t xml:space="preserve">（第 23 问）：版本管理、逐模型追溯、按隐私政策的日志、评估结果、事故管理、性能监控，逐项说明支持情况。</w:t>
       </w:r>
     </w:p>
     <w:p>
@@ -3227,18 +3340,18 @@
           <w:sz w:val="21"/>
           <w:szCs w:val="21"/>
         </w:rPr>
-        <w:t xml:space="preserve">职位画像</w:t>
-      </w:r>
-      <w:r>
-        <w:rPr>
-          <w:rFonts w:ascii="微软雅黑" w:cs="微软雅黑" w:eastAsia="微软雅黑" w:hAnsi="微软雅黑"/>
-          <w:b w:val="false"/>
-          <w:bCs w:val="false"/>
-          <w:color w:val="1D1D1A"/>
-          <w:sz w:val="21"/>
-          <w:szCs w:val="21"/>
-        </w:rPr>
-        <w:t xml:space="preserve">（第 27 问）：按角色给职位描述、技能要求、参与阶段和时长。</w:t>
+        <w:t xml:space="preserve">模型路线的可验证条款</w:t>
+      </w:r>
+      <w:r>
+        <w:rPr>
+          <w:rFonts w:ascii="微软雅黑" w:cs="微软雅黑" w:eastAsia="微软雅黑" w:hAnsi="微软雅黑"/>
+          <w:b w:val="false"/>
+          <w:bCs w:val="false"/>
+          <w:color w:val="1D1D1A"/>
+          <w:sz w:val="21"/>
+          <w:szCs w:val="21"/>
+        </w:rPr>
+        <w:t xml:space="preserve">（第 6 问）：性能、资产归属、知识转移、技术自主四项如何写入合同。</w:t>
       </w:r>
     </w:p>
     <w:p>
@@ -3270,18 +3383,18 @@
           <w:sz w:val="21"/>
           <w:szCs w:val="21"/>
         </w:rPr>
-        <w:t xml:space="preserve">跟岗与实操的口径</w:t>
-      </w:r>
-      <w:r>
-        <w:rPr>
-          <w:rFonts w:ascii="微软雅黑" w:cs="微软雅黑" w:eastAsia="微软雅黑" w:hAnsi="微软雅黑"/>
-          <w:b w:val="false"/>
-          <w:bCs w:val="false"/>
-          <w:color w:val="1D1D1A"/>
-          <w:sz w:val="21"/>
-          <w:szCs w:val="21"/>
-        </w:rPr>
-        <w:t xml:space="preserve">（第 26 问）：统一"跟岗是否派任务"，说明 360 与 20 小时的依据。</w:t>
+        <w:t xml:space="preserve">职位画像</w:t>
+      </w:r>
+      <w:r>
+        <w:rPr>
+          <w:rFonts w:ascii="微软雅黑" w:cs="微软雅黑" w:eastAsia="微软雅黑" w:hAnsi="微软雅黑"/>
+          <w:b w:val="false"/>
+          <w:bCs w:val="false"/>
+          <w:color w:val="1D1D1A"/>
+          <w:sz w:val="21"/>
+          <w:szCs w:val="21"/>
+        </w:rPr>
+        <w:t xml:space="preserve">（第 28 问）：按角色给职位描述、技能要求、参与阶段和时长。</w:t>
       </w:r>
     </w:p>
     <w:p>
@@ -3313,18 +3426,18 @@
           <w:sz w:val="21"/>
           <w:szCs w:val="21"/>
         </w:rPr>
-        <w:t xml:space="preserve">平台开放边界</w:t>
-      </w:r>
-      <w:r>
-        <w:rPr>
-          <w:rFonts w:ascii="微软雅黑" w:cs="微软雅黑" w:eastAsia="微软雅黑" w:hAnsi="微软雅黑"/>
-          <w:b w:val="false"/>
-          <w:bCs w:val="false"/>
-          <w:color w:val="1D1D1A"/>
-          <w:sz w:val="21"/>
-          <w:szCs w:val="21"/>
-        </w:rPr>
-        <w:t xml:space="preserve">（第 39 到 41 问）：各层给什么、能否脱离平台跑训练、开源模型接入路径。</w:t>
+        <w:t xml:space="preserve">跟岗与实操的口径</w:t>
+      </w:r>
+      <w:r>
+        <w:rPr>
+          <w:rFonts w:ascii="微软雅黑" w:cs="微软雅黑" w:eastAsia="微软雅黑" w:hAnsi="微软雅黑"/>
+          <w:b w:val="false"/>
+          <w:bCs w:val="false"/>
+          <w:color w:val="1D1D1A"/>
+          <w:sz w:val="21"/>
+          <w:szCs w:val="21"/>
+        </w:rPr>
+        <w:t xml:space="preserve">（第 27 问）：统一"跟岗是否派任务"，说明 360 与 20 小时的依据。</w:t>
       </w:r>
     </w:p>
     <w:p>
@@ -3356,18 +3469,18 @@
           <w:sz w:val="21"/>
           <w:szCs w:val="21"/>
         </w:rPr>
-        <w:t xml:space="preserve">并行训练开源模型的支持边界</w:t>
-      </w:r>
-      <w:r>
-        <w:rPr>
-          <w:rFonts w:ascii="微软雅黑" w:cs="微软雅黑" w:eastAsia="微软雅黑" w:hAnsi="微软雅黑"/>
-          <w:b w:val="false"/>
-          <w:bCs w:val="false"/>
-          <w:color w:val="1D1D1A"/>
-          <w:sz w:val="21"/>
-          <w:szCs w:val="21"/>
-        </w:rPr>
-        <w:t xml:space="preserve">（第 5 问）：方法论转移的具体内容、性能不保证的表述。</w:t>
+        <w:t xml:space="preserve">平台开放边界</w:t>
+      </w:r>
+      <w:r>
+        <w:rPr>
+          <w:rFonts w:ascii="微软雅黑" w:cs="微软雅黑" w:eastAsia="微软雅黑" w:hAnsi="微软雅黑"/>
+          <w:b w:val="false"/>
+          <w:bCs w:val="false"/>
+          <w:color w:val="1D1D1A"/>
+          <w:sz w:val="21"/>
+          <w:szCs w:val="21"/>
+        </w:rPr>
+        <w:t xml:space="preserve">（第 40 到 42 问）：各层给什么、能否脱离平台跑训练、开源模型接入路径。</w:t>
       </w:r>
     </w:p>
     <w:p>
@@ -3399,18 +3512,18 @@
           <w:sz w:val="21"/>
           <w:szCs w:val="21"/>
         </w:rPr>
-        <w:t xml:space="preserve">领域模型早启动方案</w:t>
-      </w:r>
-      <w:r>
-        <w:rPr>
-          <w:rFonts w:ascii="微软雅黑" w:cs="微软雅黑" w:eastAsia="微软雅黑" w:hAnsi="微软雅黑"/>
-          <w:b w:val="false"/>
-          <w:bCs w:val="false"/>
-          <w:color w:val="1D1D1A"/>
-          <w:sz w:val="21"/>
-          <w:szCs w:val="21"/>
-        </w:rPr>
-        <w:t xml:space="preserve">（第 18、19、45 问）：首批算力的实验环境、公开数据在中国处理的规则、小尺寸葡语模型作为基座。</w:t>
+        <w:t xml:space="preserve">并行训练开源模型的支持边界</w:t>
+      </w:r>
+      <w:r>
+        <w:rPr>
+          <w:rFonts w:ascii="微软雅黑" w:cs="微软雅黑" w:eastAsia="微软雅黑" w:hAnsi="微软雅黑"/>
+          <w:b w:val="false"/>
+          <w:bCs w:val="false"/>
+          <w:color w:val="1D1D1A"/>
+          <w:sz w:val="21"/>
+          <w:szCs w:val="21"/>
+        </w:rPr>
+        <w:t xml:space="preserve">（第 5 问）：方法论转移的具体内容、性能不保证的表述。</w:t>
       </w:r>
     </w:p>
     <w:p>
@@ -3442,18 +3555,18 @@
           <w:sz w:val="21"/>
           <w:szCs w:val="21"/>
         </w:rPr>
-        <w:t xml:space="preserve">临时算力</w:t>
-      </w:r>
-      <w:r>
-        <w:rPr>
-          <w:rFonts w:ascii="微软雅黑" w:cs="微软雅黑" w:eastAsia="微软雅黑" w:hAnsi="微软雅黑"/>
-          <w:b w:val="false"/>
-          <w:bCs w:val="false"/>
-          <w:color w:val="1D1D1A"/>
-          <w:sz w:val="21"/>
-          <w:szCs w:val="21"/>
-        </w:rPr>
-        <w:t xml:space="preserve">（第 8、9 问）：数据中心建成前 16 或 32 张 NPU 的来源、时间和责任人。</w:t>
+        <w:t xml:space="preserve">领域模型早启动方案</w:t>
+      </w:r>
+      <w:r>
+        <w:rPr>
+          <w:rFonts w:ascii="微软雅黑" w:cs="微软雅黑" w:eastAsia="微软雅黑" w:hAnsi="微软雅黑"/>
+          <w:b w:val="false"/>
+          <w:bCs w:val="false"/>
+          <w:color w:val="1D1D1A"/>
+          <w:sz w:val="21"/>
+          <w:szCs w:val="21"/>
+        </w:rPr>
+        <w:t xml:space="preserve">（第 19、20、46 问）：首批算力的实验环境、公开数据在中国处理的规则、小尺寸葡语模型作为基座。</w:t>
       </w:r>
     </w:p>
     <w:p>
@@ -3485,18 +3598,18 @@
           <w:sz w:val="21"/>
           <w:szCs w:val="21"/>
         </w:rPr>
-        <w:t xml:space="preserve">ESR 课程材料转移</w:t>
-      </w:r>
-      <w:r>
-        <w:rPr>
-          <w:rFonts w:ascii="微软雅黑" w:cs="微软雅黑" w:eastAsia="微软雅黑" w:hAnsi="微软雅黑"/>
-          <w:b w:val="false"/>
-          <w:bCs w:val="false"/>
-          <w:color w:val="1D1D1A"/>
-          <w:sz w:val="21"/>
-          <w:szCs w:val="21"/>
-        </w:rPr>
-        <w:t xml:space="preserve">（第 33 问）：可转移的材料范围、许可方式、RNP 能否对第三方开班。</w:t>
+        <w:t xml:space="preserve">临时算力</w:t>
+      </w:r>
+      <w:r>
+        <w:rPr>
+          <w:rFonts w:ascii="微软雅黑" w:cs="微软雅黑" w:eastAsia="微软雅黑" w:hAnsi="微软雅黑"/>
+          <w:b w:val="false"/>
+          <w:bCs w:val="false"/>
+          <w:color w:val="1D1D1A"/>
+          <w:sz w:val="21"/>
+          <w:szCs w:val="21"/>
+        </w:rPr>
+        <w:t xml:space="preserve">（第 9、10 问）：数据中心建成前 16 或 32 张 NPU 的来源、时间和责任人。</w:t>
       </w:r>
     </w:p>
     <w:p>
@@ -3528,18 +3641,18 @@
           <w:sz w:val="21"/>
           <w:szCs w:val="21"/>
         </w:rPr>
-        <w:t xml:space="preserve">赴华费用与人数</w:t>
-      </w:r>
-      <w:r>
-        <w:rPr>
-          <w:rFonts w:ascii="微软雅黑" w:cs="微软雅黑" w:eastAsia="微软雅黑" w:hAnsi="微软雅黑"/>
-          <w:b w:val="false"/>
-          <w:bCs w:val="false"/>
-          <w:color w:val="1D1D1A"/>
-          <w:sz w:val="21"/>
-          <w:szCs w:val="21"/>
-        </w:rPr>
-        <w:t xml:space="preserve">（第 25 问）：5 到 10 人的接待安排与费用结算方式，需与华为商定。</w:t>
+        <w:t xml:space="preserve">ESR 课程材料转移</w:t>
+      </w:r>
+      <w:r>
+        <w:rPr>
+          <w:rFonts w:ascii="微软雅黑" w:cs="微软雅黑" w:eastAsia="微软雅黑" w:hAnsi="微软雅黑"/>
+          <w:b w:val="false"/>
+          <w:bCs w:val="false"/>
+          <w:color w:val="1D1D1A"/>
+          <w:sz w:val="21"/>
+          <w:szCs w:val="21"/>
+        </w:rPr>
+        <w:t xml:space="preserve">（第 34 问）：可转移的材料范围、许可方式、RNP 能否对第三方开班。</w:t>
       </w:r>
     </w:p>
     <w:p>
@@ -3571,6 +3684,49 @@
           <w:sz w:val="21"/>
           <w:szCs w:val="21"/>
         </w:rPr>
+        <w:t xml:space="preserve">赴华费用与人数</w:t>
+      </w:r>
+      <w:r>
+        <w:rPr>
+          <w:rFonts w:ascii="微软雅黑" w:cs="微软雅黑" w:eastAsia="微软雅黑" w:hAnsi="微软雅黑"/>
+          <w:b w:val="false"/>
+          <w:bCs w:val="false"/>
+          <w:color w:val="1D1D1A"/>
+          <w:sz w:val="21"/>
+          <w:szCs w:val="21"/>
+        </w:rPr>
+        <w:t xml:space="preserve">（第 26 问）：5 到 10 人的接待安排与费用结算方式，需与华为商定。</w:t>
+      </w:r>
+    </w:p>
+    <w:p>
+      <w:pPr>
+        <w:pStyle w:val="ListParagraph"/>
+        <w:numPr>
+          <w:ilvl w:val="0"/>
+          <w:numId w:val="2"/>
+        </w:numPr>
+        <w:spacing w:after="60" w:line="320"/>
+      </w:pPr>
+      <w:r>
+        <w:rPr>
+          <w:rFonts w:ascii="微软雅黑" w:cs="微软雅黑" w:eastAsia="微软雅黑" w:hAnsi="微软雅黑"/>
+          <w:b w:val="false"/>
+          <w:bCs w:val="false"/>
+          <w:color w:val="1D1D1A"/>
+          <w:sz w:val="21"/>
+          <w:szCs w:val="21"/>
+        </w:rPr>
+        <w:t xml:space="preserve"/>
+      </w:r>
+      <w:r>
+        <w:rPr>
+          <w:rFonts w:ascii="微软雅黑" w:cs="微软雅黑" w:eastAsia="微软雅黑" w:hAnsi="微软雅黑"/>
+          <w:b/>
+          <w:bCs/>
+          <w:color w:val="1D1D1A"/>
+          <w:sz w:val="21"/>
+          <w:szCs w:val="21"/>
+        </w:rPr>
         <w:t xml:space="preserve">三个领域总价不变</w:t>
       </w:r>
       <w:r>
@@ -3582,7 +3738,7 @@
           <w:sz w:val="21"/>
           <w:szCs w:val="21"/>
         </w:rPr>
-        <w:t xml:space="preserve">（第 17 问）：会上口头承诺，需在书面材料中明确并请华为确认。</w:t>
+        <w:t xml:space="preserve">（第 18 问）：会上口头承诺，需在书面材料中明确并请华为确认。</w:t>
       </w:r>
     </w:p>
     <w:sectPr>
